--- a/claude/claude1_basics_or_fundamentals.docx
+++ b/claude/claude1_basics_or_fundamentals.docx
@@ -22,187 +22,22 @@
     </w:p>
     <w:p>
       <w:pPr>
-        <w:rPr>
-          <w:sz w:val="36"/>
-          <w:szCs w:val="36"/>
-        </w:rPr>
-      </w:pPr>
-    </w:p>
-    <w:p>
-      <w:pPr>
-        <w:rPr>
-          <w:sz w:val="36"/>
-          <w:szCs w:val="36"/>
-        </w:rPr>
-      </w:pPr>
-      <w:r>
-        <w:rPr>
-          <w:sz w:val="36"/>
-          <w:szCs w:val="36"/>
-        </w:rPr>
-        <w:br w:type="page"/>
-      </w:r>
-    </w:p>
-    <w:p>
-      <w:pPr>
-        <w:jc w:val="both"/>
-        <w:rPr>
-          <w:b/>
-          <w:bCs/>
-          <w:sz w:val="36"/>
-          <w:szCs w:val="36"/>
-        </w:rPr>
-      </w:pPr>
-      <w:r>
-        <w:rPr>
-          <w:b/>
-          <w:bCs/>
-          <w:sz w:val="36"/>
-          <w:szCs w:val="36"/>
-        </w:rPr>
-        <w:lastRenderedPageBreak/>
-        <w:t>Claude Projects:</w:t>
-      </w:r>
-    </w:p>
-    <w:p>
-      <w:pPr>
-        <w:jc w:val="both"/>
-        <w:rPr>
-          <w:sz w:val="36"/>
-          <w:szCs w:val="36"/>
-        </w:rPr>
-      </w:pPr>
-      <w:r>
-        <w:rPr>
-          <w:sz w:val="36"/>
-          <w:szCs w:val="36"/>
-        </w:rPr>
-        <w:t xml:space="preserve"># </w:t>
-      </w:r>
-      <w:r>
-        <w:rPr>
-          <w:sz w:val="36"/>
-          <w:szCs w:val="36"/>
-        </w:rPr>
-        <w:t>Projects are ideal for storing knowledge Claude should reference, organizing related chats around a specific topic or work area, and collaborating with team members who need access to the same shared context.</w:t>
-      </w:r>
-    </w:p>
-    <w:p>
-      <w:pPr>
-        <w:jc w:val="both"/>
-        <w:rPr>
-          <w:sz w:val="36"/>
-          <w:szCs w:val="36"/>
-        </w:rPr>
-      </w:pPr>
-    </w:p>
-    <w:p>
-      <w:pPr>
-        <w:jc w:val="both"/>
-        <w:rPr>
-          <w:sz w:val="36"/>
-          <w:szCs w:val="36"/>
-        </w:rPr>
-      </w:pPr>
-      <w:r>
-        <w:rPr>
-          <w:sz w:val="36"/>
-          <w:szCs w:val="36"/>
-        </w:rPr>
-        <w:t>When to use Projects</w:t>
-      </w:r>
-      <w:r>
-        <w:rPr>
-          <w:sz w:val="36"/>
-          <w:szCs w:val="36"/>
-        </w:rPr>
-        <w:t>:</w:t>
-      </w:r>
-    </w:p>
-    <w:p>
-      <w:pPr>
-        <w:jc w:val="both"/>
-        <w:rPr>
-          <w:sz w:val="36"/>
-          <w:szCs w:val="36"/>
-        </w:rPr>
-      </w:pPr>
-      <w:r>
-        <w:rPr>
-          <w:sz w:val="36"/>
-          <w:szCs w:val="36"/>
-        </w:rPr>
-        <w:t xml:space="preserve"># </w:t>
-      </w:r>
-      <w:r>
-        <w:rPr>
-          <w:sz w:val="36"/>
-          <w:szCs w:val="36"/>
-        </w:rPr>
-        <w:t xml:space="preserve">Projects are </w:t>
-      </w:r>
-      <w:r>
-        <w:rPr>
-          <w:sz w:val="36"/>
-          <w:szCs w:val="36"/>
-        </w:rPr>
-        <w:t>n</w:t>
-      </w:r>
-      <w:r>
-        <w:rPr>
-          <w:sz w:val="36"/>
-          <w:szCs w:val="36"/>
-        </w:rPr>
-        <w:t xml:space="preserve">ot just a one-off question. Consider creating a project when </w:t>
-      </w:r>
-      <w:r>
-        <w:rPr>
-          <w:sz w:val="36"/>
-          <w:szCs w:val="36"/>
-        </w:rPr>
-        <w:t>we</w:t>
-      </w:r>
-      <w:r>
-        <w:rPr>
-          <w:sz w:val="36"/>
-          <w:szCs w:val="36"/>
-        </w:rPr>
-        <w:t xml:space="preserve"> have a workflow with:</w:t>
-      </w:r>
-    </w:p>
-    <w:p>
-      <w:pPr>
         <w:pStyle w:val="ListParagraph"/>
         <w:numPr>
           <w:ilvl w:val="0"/>
-          <w:numId w:val="6"/>
+          <w:numId w:val="21"/>
         </w:numPr>
-        <w:jc w:val="both"/>
-        <w:rPr>
-          <w:sz w:val="36"/>
-          <w:szCs w:val="36"/>
-        </w:rPr>
-      </w:pPr>
-      <w:r>
-        <w:rPr>
-          <w:sz w:val="36"/>
-          <w:szCs w:val="36"/>
-        </w:rPr>
-        <w:t xml:space="preserve">Reference materials </w:t>
-      </w:r>
-      <w:r>
-        <w:rPr>
-          <w:sz w:val="36"/>
-          <w:szCs w:val="36"/>
-        </w:rPr>
-        <w:t>we</w:t>
-      </w:r>
-      <w:r>
-        <w:rPr>
-          <w:sz w:val="36"/>
-          <w:szCs w:val="36"/>
-        </w:rPr>
-        <w:t>'ll use repeatedly (meeting notes, survey results, reports, historical data, etc.)</w:t>
+        <w:rPr>
+          <w:sz w:val="36"/>
+          <w:szCs w:val="36"/>
+        </w:rPr>
+      </w:pPr>
+      <w:r>
+        <w:rPr>
+          <w:sz w:val="36"/>
+          <w:szCs w:val="36"/>
+        </w:rPr>
+        <w:t>Claude Prompt Engineering…………………………………….2</w:t>
       </w:r>
     </w:p>
     <w:p>
@@ -210,20 +45,26 @@
         <w:pStyle w:val="ListParagraph"/>
         <w:numPr>
           <w:ilvl w:val="0"/>
-          <w:numId w:val="6"/>
+          <w:numId w:val="21"/>
         </w:numPr>
-        <w:jc w:val="both"/>
-        <w:rPr>
-          <w:sz w:val="36"/>
-          <w:szCs w:val="36"/>
-        </w:rPr>
-      </w:pPr>
-      <w:r>
-        <w:rPr>
-          <w:sz w:val="36"/>
-          <w:szCs w:val="36"/>
-        </w:rPr>
-        <w:t>Consistent requirements for how Claude should respond (always use formal language, always cite sources, always follow our template)</w:t>
+        <w:rPr>
+          <w:sz w:val="36"/>
+          <w:szCs w:val="36"/>
+        </w:rPr>
+      </w:pPr>
+      <w:r>
+        <w:rPr>
+          <w:sz w:val="36"/>
+          <w:szCs w:val="36"/>
+        </w:rPr>
+        <w:t>Claude File Types Support</w:t>
+      </w:r>
+      <w:r>
+        <w:rPr>
+          <w:sz w:val="36"/>
+          <w:szCs w:val="36"/>
+        </w:rPr>
+        <w:t>………………………………………3</w:t>
       </w:r>
     </w:p>
     <w:p>
@@ -231,68 +72,26 @@
         <w:pStyle w:val="ListParagraph"/>
         <w:numPr>
           <w:ilvl w:val="0"/>
-          <w:numId w:val="6"/>
+          <w:numId w:val="21"/>
         </w:numPr>
-        <w:jc w:val="both"/>
-        <w:rPr>
-          <w:sz w:val="36"/>
-          <w:szCs w:val="36"/>
-        </w:rPr>
-      </w:pPr>
-      <w:r>
-        <w:rPr>
-          <w:sz w:val="36"/>
-          <w:szCs w:val="36"/>
-        </w:rPr>
-        <w:t>Team collaboration needs where multiple people should work from the same foundation</w:t>
-      </w:r>
-    </w:p>
-    <w:p>
-      <w:pPr>
-        <w:jc w:val="both"/>
-        <w:rPr>
-          <w:sz w:val="36"/>
-          <w:szCs w:val="36"/>
-        </w:rPr>
-      </w:pPr>
-    </w:p>
-    <w:p>
-      <w:pPr>
-        <w:jc w:val="both"/>
-        <w:rPr>
-          <w:sz w:val="36"/>
-          <w:szCs w:val="36"/>
-        </w:rPr>
-      </w:pPr>
-      <w:r>
-        <w:rPr>
-          <w:sz w:val="36"/>
-          <w:szCs w:val="36"/>
-        </w:rPr>
-        <w:t>Features of Projects:</w:t>
-      </w:r>
-    </w:p>
-    <w:p>
-      <w:pPr>
-        <w:jc w:val="both"/>
-        <w:rPr>
-          <w:sz w:val="36"/>
-          <w:szCs w:val="36"/>
-        </w:rPr>
-      </w:pPr>
-      <w:r>
-        <w:rPr>
-          <w:sz w:val="36"/>
-          <w:szCs w:val="36"/>
-        </w:rPr>
-        <w:t xml:space="preserve"># </w:t>
-      </w:r>
-      <w:r>
-        <w:rPr>
-          <w:sz w:val="36"/>
-          <w:szCs w:val="36"/>
-        </w:rPr>
-        <w:t>There are three features:</w:t>
+        <w:rPr>
+          <w:sz w:val="36"/>
+          <w:szCs w:val="36"/>
+        </w:rPr>
+      </w:pPr>
+      <w:r>
+        <w:rPr>
+          <w:sz w:val="36"/>
+          <w:szCs w:val="36"/>
+        </w:rPr>
+        <w:t>Claude Desktop App Modes</w:t>
+      </w:r>
+      <w:r>
+        <w:rPr>
+          <w:sz w:val="36"/>
+          <w:szCs w:val="36"/>
+        </w:rPr>
+        <w:t>……………………………………3</w:t>
       </w:r>
     </w:p>
     <w:p>
@@ -300,36 +99,26 @@
         <w:pStyle w:val="ListParagraph"/>
         <w:numPr>
           <w:ilvl w:val="0"/>
-          <w:numId w:val="7"/>
+          <w:numId w:val="21"/>
         </w:numPr>
-        <w:jc w:val="both"/>
-        <w:rPr>
-          <w:sz w:val="36"/>
-          <w:szCs w:val="36"/>
-        </w:rPr>
-      </w:pPr>
-      <w:r>
-        <w:rPr>
-          <w:b/>
-          <w:bCs/>
-          <w:sz w:val="36"/>
-          <w:szCs w:val="36"/>
-        </w:rPr>
-        <w:t xml:space="preserve">Memory: </w:t>
-      </w:r>
-      <w:r>
-        <w:rPr>
-          <w:sz w:val="36"/>
-          <w:szCs w:val="36"/>
-        </w:rPr>
-        <w:t>Auto generated after a few chats</w:t>
-      </w:r>
-      <w:r>
-        <w:rPr>
-          <w:sz w:val="36"/>
-          <w:szCs w:val="36"/>
-        </w:rPr>
-        <w:t xml:space="preserve"> and can be edited</w:t>
+        <w:rPr>
+          <w:sz w:val="36"/>
+          <w:szCs w:val="36"/>
+        </w:rPr>
+      </w:pPr>
+      <w:r>
+        <w:rPr>
+          <w:sz w:val="36"/>
+          <w:szCs w:val="36"/>
+        </w:rPr>
+        <w:t>Claude Projects</w:t>
+      </w:r>
+      <w:r>
+        <w:rPr>
+          <w:sz w:val="36"/>
+          <w:szCs w:val="36"/>
+        </w:rPr>
+        <w:t>…………………………………………………….5</w:t>
       </w:r>
     </w:p>
     <w:p>
@@ -337,177 +126,19 @@
         <w:pStyle w:val="ListParagraph"/>
         <w:numPr>
           <w:ilvl w:val="0"/>
-          <w:numId w:val="7"/>
+          <w:numId w:val="21"/>
         </w:numPr>
-        <w:jc w:val="both"/>
-        <w:rPr>
-          <w:sz w:val="36"/>
-          <w:szCs w:val="36"/>
-        </w:rPr>
-      </w:pPr>
-      <w:r>
-        <w:rPr>
-          <w:b/>
-          <w:bCs/>
-          <w:sz w:val="36"/>
-          <w:szCs w:val="36"/>
-        </w:rPr>
-        <w:t xml:space="preserve">Instructions: </w:t>
-      </w:r>
-      <w:r>
-        <w:rPr>
-          <w:sz w:val="36"/>
-          <w:szCs w:val="36"/>
-        </w:rPr>
-        <w:t>H</w:t>
-      </w:r>
-      <w:r>
-        <w:rPr>
-          <w:sz w:val="36"/>
-          <w:szCs w:val="36"/>
-        </w:rPr>
-        <w:t>ere we can provide Claude with</w:t>
-      </w:r>
-      <w:r>
-        <w:rPr>
-          <w:sz w:val="36"/>
-          <w:szCs w:val="36"/>
-        </w:rPr>
-        <w:t>:</w:t>
-      </w:r>
-    </w:p>
-    <w:p>
-      <w:pPr>
-        <w:pStyle w:val="ListParagraph"/>
-        <w:numPr>
-          <w:ilvl w:val="1"/>
-          <w:numId w:val="7"/>
-        </w:numPr>
-        <w:jc w:val="both"/>
-        <w:rPr>
-          <w:sz w:val="36"/>
-          <w:szCs w:val="36"/>
-        </w:rPr>
-      </w:pPr>
-      <w:r>
-        <w:rPr>
-          <w:sz w:val="36"/>
-          <w:szCs w:val="36"/>
-        </w:rPr>
-        <w:t>R</w:t>
-      </w:r>
-      <w:r>
-        <w:rPr>
-          <w:sz w:val="36"/>
-          <w:szCs w:val="36"/>
-        </w:rPr>
-        <w:t>elevant instructions, preferences (like how we need Claude to respond)</w:t>
-      </w:r>
-      <w:r>
-        <w:rPr>
-          <w:sz w:val="36"/>
-          <w:szCs w:val="36"/>
-        </w:rPr>
-        <w:t>, information</w:t>
-      </w:r>
-      <w:r>
-        <w:rPr>
-          <w:sz w:val="36"/>
-          <w:szCs w:val="36"/>
-        </w:rPr>
-        <w:t>.</w:t>
-      </w:r>
-    </w:p>
-    <w:p>
-      <w:pPr>
-        <w:pStyle w:val="ListParagraph"/>
-        <w:numPr>
-          <w:ilvl w:val="1"/>
-          <w:numId w:val="7"/>
-        </w:numPr>
-        <w:jc w:val="both"/>
-        <w:rPr>
-          <w:sz w:val="36"/>
-          <w:szCs w:val="36"/>
-        </w:rPr>
-      </w:pPr>
-      <w:r>
-        <w:rPr>
-          <w:sz w:val="36"/>
-          <w:szCs w:val="36"/>
-        </w:rPr>
-        <w:lastRenderedPageBreak/>
-        <w:t>S</w:t>
-      </w:r>
-      <w:r>
-        <w:rPr>
-          <w:sz w:val="36"/>
-          <w:szCs w:val="36"/>
-        </w:rPr>
-        <w:t>et tones and behaviors of Claude (like be more formal)</w:t>
-      </w:r>
-    </w:p>
-    <w:p>
-      <w:pPr>
-        <w:pStyle w:val="ListParagraph"/>
-        <w:numPr>
-          <w:ilvl w:val="1"/>
-          <w:numId w:val="7"/>
-        </w:numPr>
-        <w:jc w:val="both"/>
-        <w:rPr>
-          <w:sz w:val="36"/>
-          <w:szCs w:val="36"/>
-        </w:rPr>
-      </w:pPr>
-      <w:r>
-        <w:rPr>
-          <w:sz w:val="36"/>
-          <w:szCs w:val="36"/>
-        </w:rPr>
-        <w:t>O</w:t>
-      </w:r>
-      <w:r>
-        <w:rPr>
-          <w:sz w:val="36"/>
-          <w:szCs w:val="36"/>
-        </w:rPr>
-        <w:t xml:space="preserve">r simply give more context </w:t>
-      </w:r>
-      <w:r>
-        <w:rPr>
-          <w:sz w:val="36"/>
-          <w:szCs w:val="36"/>
-        </w:rPr>
-        <w:t>for what we want to achieve in this Project</w:t>
-      </w:r>
-      <w:r>
-        <w:rPr>
-          <w:sz w:val="36"/>
-          <w:szCs w:val="36"/>
-        </w:rPr>
-        <w:t>. These will be persisted</w:t>
-      </w:r>
-      <w:r>
-        <w:rPr>
-          <w:sz w:val="36"/>
-          <w:szCs w:val="36"/>
-        </w:rPr>
-        <w:t>/available</w:t>
-      </w:r>
-      <w:r>
-        <w:rPr>
-          <w:sz w:val="36"/>
-          <w:szCs w:val="36"/>
-        </w:rPr>
-        <w:t xml:space="preserve"> across chats in the Project</w:t>
-      </w:r>
-      <w:r>
-        <w:rPr>
-          <w:sz w:val="36"/>
-          <w:szCs w:val="36"/>
-        </w:rPr>
-        <w:t xml:space="preserve"> (So we don’t have to start from scratch every time)</w:t>
+        <w:rPr>
+          <w:sz w:val="36"/>
+          <w:szCs w:val="36"/>
+        </w:rPr>
+      </w:pPr>
+      <w:r>
+        <w:rPr>
+          <w:sz w:val="36"/>
+          <w:szCs w:val="36"/>
+        </w:rPr>
+        <w:t>Claude Artifacts……………………………………………………6</w:t>
       </w:r>
     </w:p>
     <w:p>
@@ -515,215 +146,26 @@
         <w:pStyle w:val="ListParagraph"/>
         <w:numPr>
           <w:ilvl w:val="0"/>
-          <w:numId w:val="7"/>
+          <w:numId w:val="21"/>
         </w:numPr>
-        <w:jc w:val="both"/>
-        <w:rPr>
-          <w:sz w:val="36"/>
-          <w:szCs w:val="36"/>
-        </w:rPr>
-      </w:pPr>
-      <w:r>
-        <w:rPr>
-          <w:b/>
-          <w:bCs/>
-          <w:sz w:val="36"/>
-          <w:szCs w:val="36"/>
-        </w:rPr>
-        <w:t>Files:</w:t>
-      </w:r>
-      <w:r>
-        <w:rPr>
-          <w:sz w:val="36"/>
-          <w:szCs w:val="36"/>
-        </w:rPr>
-        <w:t xml:space="preserve"> For adding knowledge base in our Project</w:t>
-      </w:r>
-      <w:r>
-        <w:rPr>
-          <w:sz w:val="36"/>
-          <w:szCs w:val="36"/>
-        </w:rPr>
-        <w:t>.</w:t>
-      </w:r>
-      <w:r>
-        <w:rPr>
-          <w:sz w:val="36"/>
-          <w:szCs w:val="36"/>
-        </w:rPr>
-        <w:t xml:space="preserve"> Anything uploaded in this space will be used across all of our</w:t>
-      </w:r>
-      <w:r>
-        <w:rPr>
-          <w:sz w:val="36"/>
-          <w:szCs w:val="36"/>
-        </w:rPr>
-        <w:t xml:space="preserve"> </w:t>
-      </w:r>
-      <w:r>
-        <w:rPr>
-          <w:sz w:val="36"/>
-          <w:szCs w:val="36"/>
-        </w:rPr>
-        <w:t>chats</w:t>
-      </w:r>
-      <w:r>
-        <w:rPr>
-          <w:sz w:val="36"/>
-          <w:szCs w:val="36"/>
-        </w:rPr>
-        <w:t xml:space="preserve"> within this Project</w:t>
-      </w:r>
-      <w:r>
-        <w:rPr>
-          <w:sz w:val="36"/>
-          <w:szCs w:val="36"/>
-        </w:rPr>
-        <w:t>.</w:t>
-      </w:r>
-      <w:r>
-        <w:rPr>
-          <w:sz w:val="36"/>
-          <w:szCs w:val="36"/>
-        </w:rPr>
-        <w:t xml:space="preserve"> </w:t>
-      </w:r>
-      <w:r>
-        <w:rPr>
-          <w:sz w:val="36"/>
-          <w:szCs w:val="36"/>
-        </w:rPr>
-        <w:t>We can upload files,</w:t>
-      </w:r>
-      <w:r>
-        <w:rPr>
-          <w:sz w:val="36"/>
-          <w:szCs w:val="36"/>
-        </w:rPr>
-        <w:t xml:space="preserve"> add text content,</w:t>
-      </w:r>
-      <w:r>
-        <w:rPr>
-          <w:sz w:val="36"/>
-          <w:szCs w:val="36"/>
-        </w:rPr>
-        <w:t xml:space="preserve"> add GitHub links and Google Drive</w:t>
-      </w:r>
-      <w:r>
-        <w:rPr>
-          <w:sz w:val="36"/>
-          <w:szCs w:val="36"/>
-        </w:rPr>
-        <w:t>. Claude will reference these and analyze for context</w:t>
-      </w:r>
-    </w:p>
-    <w:p>
-      <w:pPr>
-        <w:jc w:val="both"/>
-        <w:rPr>
-          <w:sz w:val="36"/>
-          <w:szCs w:val="36"/>
-        </w:rPr>
-      </w:pPr>
-    </w:p>
-    <w:p>
-      <w:pPr>
-        <w:jc w:val="both"/>
-        <w:rPr>
-          <w:sz w:val="36"/>
-          <w:szCs w:val="36"/>
-        </w:rPr>
-      </w:pPr>
-      <w:r>
-        <w:rPr>
-          <w:sz w:val="36"/>
-          <w:szCs w:val="36"/>
-        </w:rPr>
-        <w:t>Visibility of Project:</w:t>
-      </w:r>
-    </w:p>
-    <w:p>
-      <w:pPr>
-        <w:jc w:val="both"/>
-        <w:rPr>
-          <w:sz w:val="36"/>
-          <w:szCs w:val="36"/>
-        </w:rPr>
-      </w:pPr>
-      <w:r>
-        <w:rPr>
-          <w:sz w:val="36"/>
-          <w:szCs w:val="36"/>
-        </w:rPr>
-        <w:t># We can control the visibility of the Project. Share it between team members and manage who can only view or edit it</w:t>
-      </w:r>
-    </w:p>
-    <w:p>
-      <w:pPr>
-        <w:jc w:val="both"/>
-        <w:rPr>
-          <w:sz w:val="36"/>
-          <w:szCs w:val="36"/>
-        </w:rPr>
-      </w:pPr>
-    </w:p>
-    <w:p>
-      <w:pPr>
-        <w:jc w:val="both"/>
-        <w:rPr>
-          <w:sz w:val="36"/>
-          <w:szCs w:val="36"/>
-        </w:rPr>
-      </w:pPr>
-    </w:p>
-    <w:p>
-      <w:pPr>
-        <w:jc w:val="both"/>
-        <w:rPr>
-          <w:b/>
-          <w:bCs/>
-          <w:sz w:val="36"/>
-          <w:szCs w:val="36"/>
-        </w:rPr>
-      </w:pPr>
-      <w:r>
-        <w:rPr>
-          <w:b/>
-          <w:bCs/>
-          <w:sz w:val="36"/>
-          <w:szCs w:val="36"/>
-        </w:rPr>
-        <w:t>Claude Artifacts:</w:t>
-      </w:r>
-    </w:p>
-    <w:p>
-      <w:pPr>
-        <w:jc w:val="both"/>
-        <w:rPr>
-          <w:sz w:val="36"/>
-          <w:szCs w:val="36"/>
-        </w:rPr>
-      </w:pPr>
-      <w:r>
-        <w:rPr>
-          <w:sz w:val="36"/>
-          <w:szCs w:val="36"/>
-        </w:rPr>
-        <w:t xml:space="preserve"># </w:t>
-      </w:r>
-      <w:r>
-        <w:rPr>
-          <w:sz w:val="36"/>
-          <w:szCs w:val="36"/>
-        </w:rPr>
-        <w:t>An Artifact is a live output</w:t>
-      </w:r>
-      <w:r>
-        <w:rPr>
-          <w:sz w:val="36"/>
-          <w:szCs w:val="36"/>
-        </w:rPr>
-        <w:t xml:space="preserve"> like:</w:t>
+        <w:rPr>
+          <w:sz w:val="36"/>
+          <w:szCs w:val="36"/>
+        </w:rPr>
+      </w:pPr>
+      <w:r>
+        <w:rPr>
+          <w:sz w:val="36"/>
+          <w:szCs w:val="36"/>
+        </w:rPr>
+        <w:t>Claude Skills</w:t>
+      </w:r>
+      <w:r>
+        <w:rPr>
+          <w:sz w:val="36"/>
+          <w:szCs w:val="36"/>
+        </w:rPr>
+        <w:t>………………………………………………………..7</w:t>
       </w:r>
     </w:p>
     <w:p>
@@ -731,20 +173,26 @@
         <w:pStyle w:val="ListParagraph"/>
         <w:numPr>
           <w:ilvl w:val="0"/>
-          <w:numId w:val="1"/>
+          <w:numId w:val="21"/>
         </w:numPr>
-        <w:jc w:val="both"/>
-        <w:rPr>
-          <w:sz w:val="36"/>
-          <w:szCs w:val="36"/>
-        </w:rPr>
-      </w:pPr>
-      <w:r>
-        <w:rPr>
-          <w:sz w:val="36"/>
-          <w:szCs w:val="36"/>
-        </w:rPr>
-        <w:t>A code we can run</w:t>
+        <w:rPr>
+          <w:sz w:val="36"/>
+          <w:szCs w:val="36"/>
+        </w:rPr>
+      </w:pPr>
+      <w:r>
+        <w:rPr>
+          <w:sz w:val="36"/>
+          <w:szCs w:val="36"/>
+        </w:rPr>
+        <w:t>Claude Connectors</w:t>
+      </w:r>
+      <w:r>
+        <w:rPr>
+          <w:sz w:val="36"/>
+          <w:szCs w:val="36"/>
+        </w:rPr>
+        <w:t>……………………………………………..10</w:t>
       </w:r>
     </w:p>
     <w:p>
@@ -752,125 +200,53 @@
         <w:pStyle w:val="ListParagraph"/>
         <w:numPr>
           <w:ilvl w:val="0"/>
-          <w:numId w:val="1"/>
+          <w:numId w:val="21"/>
         </w:numPr>
-        <w:jc w:val="both"/>
-        <w:rPr>
-          <w:sz w:val="36"/>
-          <w:szCs w:val="36"/>
-        </w:rPr>
-      </w:pPr>
-      <w:r>
-        <w:rPr>
-          <w:sz w:val="36"/>
-          <w:szCs w:val="36"/>
-        </w:rPr>
-        <w:t>A document we can edit</w:t>
-      </w:r>
-    </w:p>
-    <w:p>
-      <w:pPr>
-        <w:pStyle w:val="ListParagraph"/>
-        <w:numPr>
-          <w:ilvl w:val="0"/>
-          <w:numId w:val="1"/>
-        </w:numPr>
-        <w:jc w:val="both"/>
-        <w:rPr>
-          <w:sz w:val="36"/>
-          <w:szCs w:val="36"/>
-        </w:rPr>
-      </w:pPr>
-      <w:r>
-        <w:rPr>
-          <w:sz w:val="36"/>
-          <w:szCs w:val="36"/>
-        </w:rPr>
-        <w:t xml:space="preserve">A diagram that renders right inside our </w:t>
-      </w:r>
-      <w:r>
-        <w:rPr>
-          <w:sz w:val="36"/>
-          <w:szCs w:val="36"/>
-        </w:rPr>
-        <w:t xml:space="preserve">conversation </w:t>
-      </w:r>
-    </w:p>
-    <w:p>
-      <w:pPr>
-        <w:rPr>
-          <w:sz w:val="36"/>
-          <w:szCs w:val="36"/>
-        </w:rPr>
-      </w:pPr>
-      <w:r>
-        <w:rPr>
-          <w:sz w:val="36"/>
-          <w:szCs w:val="36"/>
-        </w:rPr>
-        <w:t xml:space="preserve"># Like </w:t>
-      </w:r>
-      <w:r>
-        <w:rPr>
-          <w:sz w:val="36"/>
-          <w:szCs w:val="36"/>
-        </w:rPr>
-        <w:t>need a report or proposal, Claude writes it as a clean formatted doc</w:t>
-      </w:r>
-      <w:r>
-        <w:rPr>
-          <w:sz w:val="36"/>
-          <w:szCs w:val="36"/>
-        </w:rPr>
-        <w:t>ument (not buried in a chat)</w:t>
-      </w:r>
-      <w:r>
-        <w:rPr>
-          <w:sz w:val="36"/>
-          <w:szCs w:val="36"/>
-        </w:rPr>
-        <w:t xml:space="preserve"> which </w:t>
-      </w:r>
-      <w:r>
-        <w:rPr>
-          <w:sz w:val="36"/>
-          <w:szCs w:val="36"/>
-        </w:rPr>
-        <w:lastRenderedPageBreak/>
-        <w:t xml:space="preserve">can be downloaded. </w:t>
-      </w:r>
-      <w:r>
-        <w:rPr>
-          <w:sz w:val="36"/>
-          <w:szCs w:val="36"/>
-        </w:rPr>
-        <w:t>Also,</w:t>
-      </w:r>
-      <w:r>
-        <w:rPr>
-          <w:sz w:val="36"/>
-          <w:szCs w:val="36"/>
-        </w:rPr>
-        <w:t xml:space="preserve"> Claude can build a working </w:t>
-      </w:r>
-      <w:r>
-        <w:rPr>
-          <w:sz w:val="36"/>
-          <w:szCs w:val="36"/>
-        </w:rPr>
-        <w:t xml:space="preserve">micro-app with UI, inputs and logic (like the </w:t>
-      </w:r>
-      <w:proofErr w:type="spellStart"/>
-      <w:r>
+        <w:rPr>
+          <w:sz w:val="36"/>
+          <w:szCs w:val="36"/>
+        </w:rPr>
+      </w:pPr>
+      <w:r>
+        <w:rPr>
+          <w:sz w:val="36"/>
+          <w:szCs w:val="36"/>
+        </w:rPr>
+        <w:t>Claude Enterprise Search</w:t>
+      </w:r>
+      <w:r>
+        <w:rPr>
+          <w:sz w:val="36"/>
+          <w:szCs w:val="36"/>
+        </w:rPr>
+        <w:t>…………………………………….13</w:t>
+      </w:r>
+    </w:p>
+    <w:p>
+      <w:pPr>
+        <w:rPr>
+          <w:sz w:val="36"/>
+          <w:szCs w:val="36"/>
+        </w:rPr>
+      </w:pPr>
+      <w:r>
+        <w:rPr>
+          <w:sz w:val="36"/>
+          <w:szCs w:val="36"/>
+        </w:rPr>
+        <w:br w:type="page"/>
+      </w:r>
+    </w:p>
+    <w:p>
+      <w:pPr>
+        <w:jc w:val="both"/>
         <w:rPr>
           <w:b/>
           <w:bCs/>
           <w:sz w:val="36"/>
           <w:szCs w:val="36"/>
         </w:rPr>
-        <w:t>AnimatedSize</w:t>
-      </w:r>
-      <w:proofErr w:type="spellEnd"/>
+      </w:pPr>
       <w:r>
         <w:rPr>
           <w:b/>
@@ -878,269 +254,13 @@
           <w:sz w:val="36"/>
           <w:szCs w:val="36"/>
         </w:rPr>
-        <w:t xml:space="preserve"> </w:t>
-      </w:r>
-      <w:r>
-        <w:rPr>
-          <w:sz w:val="36"/>
-          <w:szCs w:val="36"/>
-        </w:rPr>
-        <w:t>chats conversation)</w:t>
-      </w:r>
-    </w:p>
-    <w:p>
-      <w:pPr>
-        <w:rPr>
-          <w:sz w:val="36"/>
-          <w:szCs w:val="36"/>
-        </w:rPr>
-      </w:pPr>
-      <w:r>
-        <w:rPr>
-          <w:sz w:val="36"/>
-          <w:szCs w:val="36"/>
-        </w:rPr>
-        <w:t># These are Claude Artifacts</w:t>
-      </w:r>
-      <w:r>
-        <w:rPr>
-          <w:sz w:val="36"/>
-          <w:szCs w:val="36"/>
-        </w:rPr>
-        <w:t xml:space="preserve">. </w:t>
-      </w:r>
-      <w:r>
-        <w:rPr>
-          <w:sz w:val="36"/>
-          <w:szCs w:val="36"/>
-        </w:rPr>
-        <w:t>Common examples of artifact content include:</w:t>
-      </w:r>
-    </w:p>
-    <w:p>
-      <w:pPr>
-        <w:pStyle w:val="ListParagraph"/>
-        <w:numPr>
-          <w:ilvl w:val="0"/>
-          <w:numId w:val="2"/>
-        </w:numPr>
-        <w:rPr>
-          <w:sz w:val="36"/>
-          <w:szCs w:val="36"/>
-        </w:rPr>
-      </w:pPr>
-      <w:r>
-        <w:rPr>
-          <w:sz w:val="36"/>
-          <w:szCs w:val="36"/>
-        </w:rPr>
-        <w:t>Documents (Markdown or plain text)</w:t>
-      </w:r>
-    </w:p>
-    <w:p>
-      <w:pPr>
-        <w:pStyle w:val="ListParagraph"/>
-        <w:numPr>
-          <w:ilvl w:val="0"/>
-          <w:numId w:val="2"/>
-        </w:numPr>
-        <w:rPr>
-          <w:sz w:val="36"/>
-          <w:szCs w:val="36"/>
-        </w:rPr>
-      </w:pPr>
-      <w:r>
-        <w:rPr>
-          <w:sz w:val="36"/>
-          <w:szCs w:val="36"/>
-        </w:rPr>
-        <w:t>Code snippets</w:t>
-      </w:r>
-    </w:p>
-    <w:p>
-      <w:pPr>
-        <w:pStyle w:val="ListParagraph"/>
-        <w:numPr>
-          <w:ilvl w:val="0"/>
-          <w:numId w:val="2"/>
-        </w:numPr>
-        <w:rPr>
-          <w:sz w:val="36"/>
-          <w:szCs w:val="36"/>
-        </w:rPr>
-      </w:pPr>
-      <w:r>
-        <w:rPr>
-          <w:sz w:val="36"/>
-          <w:szCs w:val="36"/>
-        </w:rPr>
-        <w:t>Single-page HTML websites</w:t>
-      </w:r>
-    </w:p>
-    <w:p>
-      <w:pPr>
-        <w:pStyle w:val="ListParagraph"/>
-        <w:numPr>
-          <w:ilvl w:val="0"/>
-          <w:numId w:val="2"/>
-        </w:numPr>
-        <w:rPr>
-          <w:sz w:val="36"/>
-          <w:szCs w:val="36"/>
-        </w:rPr>
-      </w:pPr>
-      <w:r>
-        <w:rPr>
-          <w:sz w:val="36"/>
-          <w:szCs w:val="36"/>
-        </w:rPr>
-        <w:t>SVG images</w:t>
-      </w:r>
-    </w:p>
-    <w:p>
-      <w:pPr>
-        <w:pStyle w:val="ListParagraph"/>
-        <w:numPr>
-          <w:ilvl w:val="0"/>
-          <w:numId w:val="2"/>
-        </w:numPr>
-        <w:rPr>
-          <w:sz w:val="36"/>
-          <w:szCs w:val="36"/>
-        </w:rPr>
-      </w:pPr>
-      <w:r>
-        <w:rPr>
-          <w:sz w:val="36"/>
-          <w:szCs w:val="36"/>
-        </w:rPr>
-        <w:t>Diagrams and flowcharts</w:t>
-      </w:r>
-    </w:p>
-    <w:p>
-      <w:pPr>
-        <w:pStyle w:val="ListParagraph"/>
-        <w:numPr>
-          <w:ilvl w:val="0"/>
-          <w:numId w:val="2"/>
-        </w:numPr>
-        <w:rPr>
-          <w:sz w:val="36"/>
-          <w:szCs w:val="36"/>
-        </w:rPr>
-      </w:pPr>
-      <w:r>
-        <w:rPr>
-          <w:sz w:val="36"/>
-          <w:szCs w:val="36"/>
-        </w:rPr>
-        <w:t>Interactive React components</w:t>
-      </w:r>
-      <w:r>
-        <w:rPr>
-          <w:sz w:val="36"/>
-          <w:szCs w:val="36"/>
-        </w:rPr>
-        <w:t xml:space="preserve"> (Saw during </w:t>
-      </w:r>
-      <w:proofErr w:type="spellStart"/>
-      <w:r>
-        <w:rPr>
-          <w:b/>
-          <w:bCs/>
-          <w:sz w:val="36"/>
-          <w:szCs w:val="36"/>
-        </w:rPr>
-        <w:t>AnimatedSize</w:t>
-      </w:r>
-      <w:proofErr w:type="spellEnd"/>
-      <w:r>
-        <w:rPr>
-          <w:sz w:val="36"/>
-          <w:szCs w:val="36"/>
-        </w:rPr>
-        <w:t>)</w:t>
-      </w:r>
-    </w:p>
-    <w:p>
-      <w:pPr>
-        <w:rPr>
-          <w:sz w:val="36"/>
-          <w:szCs w:val="36"/>
-        </w:rPr>
-      </w:pPr>
-      <w:r>
-        <w:rPr>
-          <w:sz w:val="36"/>
-          <w:szCs w:val="36"/>
-        </w:rPr>
-        <w:t xml:space="preserve"># </w:t>
-      </w:r>
-      <w:r>
-        <w:rPr>
-          <w:sz w:val="36"/>
-          <w:szCs w:val="36"/>
-        </w:rPr>
-        <w:t xml:space="preserve">If Claude doesn't automatically create an artifact when </w:t>
-      </w:r>
-      <w:r>
-        <w:rPr>
-          <w:sz w:val="36"/>
-          <w:szCs w:val="36"/>
-        </w:rPr>
-        <w:t>we</w:t>
-      </w:r>
-      <w:r>
-        <w:rPr>
-          <w:sz w:val="36"/>
-          <w:szCs w:val="36"/>
-        </w:rPr>
-        <w:t xml:space="preserve"> expect one, </w:t>
-      </w:r>
-      <w:r>
-        <w:rPr>
-          <w:sz w:val="36"/>
-          <w:szCs w:val="36"/>
-        </w:rPr>
-        <w:t>we</w:t>
-      </w:r>
-      <w:r>
-        <w:rPr>
-          <w:sz w:val="36"/>
-          <w:szCs w:val="36"/>
-        </w:rPr>
-        <w:t xml:space="preserve"> can explicitly ask: "Create this as an artifact" or "Show me this in an artifact."</w:t>
-      </w:r>
-    </w:p>
-    <w:p>
-      <w:pPr>
-        <w:rPr>
-          <w:sz w:val="36"/>
-          <w:szCs w:val="36"/>
-        </w:rPr>
-      </w:pPr>
-    </w:p>
-    <w:p>
-      <w:pPr>
-        <w:rPr>
-          <w:b/>
-          <w:bCs/>
-          <w:sz w:val="36"/>
-          <w:szCs w:val="36"/>
-        </w:rPr>
-      </w:pPr>
-      <w:r>
-        <w:rPr>
-          <w:b/>
-          <w:bCs/>
-          <w:sz w:val="36"/>
-          <w:szCs w:val="36"/>
-        </w:rPr>
+        <w:lastRenderedPageBreak/>
         <w:t>Claude Prompt Engineering:</w:t>
       </w:r>
     </w:p>
     <w:p>
       <w:pPr>
+        <w:jc w:val="both"/>
         <w:rPr>
           <w:sz w:val="36"/>
           <w:szCs w:val="36"/>
@@ -1163,6 +283,7 @@
     </w:p>
     <w:p>
       <w:pPr>
+        <w:jc w:val="both"/>
         <w:rPr>
           <w:sz w:val="36"/>
           <w:szCs w:val="36"/>
@@ -1178,6 +299,7 @@
     </w:p>
     <w:p>
       <w:pPr>
+        <w:jc w:val="both"/>
         <w:rPr>
           <w:sz w:val="36"/>
           <w:szCs w:val="36"/>
@@ -1193,6 +315,7 @@
     </w:p>
     <w:p>
       <w:pPr>
+        <w:jc w:val="both"/>
         <w:rPr>
           <w:sz w:val="36"/>
           <w:szCs w:val="36"/>
@@ -1208,6 +331,7 @@
     </w:p>
     <w:p>
       <w:pPr>
+        <w:jc w:val="both"/>
         <w:rPr>
           <w:sz w:val="36"/>
           <w:szCs w:val="36"/>
@@ -1228,6 +352,7 @@
           <w:ilvl w:val="0"/>
           <w:numId w:val="3"/>
         </w:numPr>
+        <w:jc w:val="both"/>
         <w:rPr>
           <w:sz w:val="36"/>
           <w:szCs w:val="36"/>
@@ -1240,7 +365,6 @@
           <w:sz w:val="36"/>
           <w:szCs w:val="36"/>
         </w:rPr>
-        <w:lastRenderedPageBreak/>
         <w:t>Setting the stage:</w:t>
       </w:r>
       <w:r>
@@ -1258,6 +382,7 @@
           <w:ilvl w:val="0"/>
           <w:numId w:val="3"/>
         </w:numPr>
+        <w:jc w:val="both"/>
         <w:rPr>
           <w:sz w:val="36"/>
           <w:szCs w:val="36"/>
@@ -1277,35 +402,7 @@
           <w:sz w:val="36"/>
           <w:szCs w:val="36"/>
         </w:rPr>
-        <w:t xml:space="preserve"> What action do</w:t>
-      </w:r>
-      <w:r>
-        <w:rPr>
-          <w:sz w:val="36"/>
-          <w:szCs w:val="36"/>
-        </w:rPr>
-        <w:t xml:space="preserve"> we</w:t>
-      </w:r>
-      <w:r>
-        <w:rPr>
-          <w:sz w:val="36"/>
-          <w:szCs w:val="36"/>
-        </w:rPr>
-        <w:t xml:space="preserve"> want Claude to take? Do </w:t>
-      </w:r>
-      <w:r>
-        <w:rPr>
-          <w:sz w:val="36"/>
-          <w:szCs w:val="36"/>
-        </w:rPr>
-        <w:t>we</w:t>
-      </w:r>
-      <w:r>
-        <w:rPr>
-          <w:sz w:val="36"/>
-          <w:szCs w:val="36"/>
-        </w:rPr>
-        <w:t xml:space="preserve"> want Claude to write, analyze, build, or something else?</w:t>
+        <w:t xml:space="preserve"> What action do we want Claude to take? Do we want Claude to write, analyze, build, or something else?</w:t>
       </w:r>
     </w:p>
     <w:p>
@@ -1315,6 +412,7 @@
           <w:ilvl w:val="0"/>
           <w:numId w:val="3"/>
         </w:numPr>
+        <w:jc w:val="both"/>
         <w:rPr>
           <w:sz w:val="36"/>
           <w:szCs w:val="36"/>
@@ -1334,53 +432,12 @@
           <w:sz w:val="36"/>
           <w:szCs w:val="36"/>
         </w:rPr>
-        <w:t xml:space="preserve"> What's the style or tone </w:t>
-      </w:r>
-      <w:r>
-        <w:rPr>
-          <w:sz w:val="36"/>
-          <w:szCs w:val="36"/>
-        </w:rPr>
-        <w:t>we</w:t>
-      </w:r>
-      <w:r>
-        <w:rPr>
-          <w:sz w:val="36"/>
-          <w:szCs w:val="36"/>
-        </w:rPr>
-        <w:t xml:space="preserve"> want Claude to use? Are there examples that </w:t>
-      </w:r>
-      <w:r>
-        <w:rPr>
-          <w:sz w:val="36"/>
-          <w:szCs w:val="36"/>
-        </w:rPr>
-        <w:t>we</w:t>
-      </w:r>
-      <w:r>
-        <w:rPr>
-          <w:sz w:val="36"/>
-          <w:szCs w:val="36"/>
-        </w:rPr>
-        <w:t xml:space="preserve"> can attach to show Claude what </w:t>
-      </w:r>
-      <w:r>
-        <w:rPr>
-          <w:sz w:val="36"/>
-          <w:szCs w:val="36"/>
-        </w:rPr>
-        <w:t>we</w:t>
-      </w:r>
-      <w:r>
-        <w:rPr>
-          <w:sz w:val="36"/>
-          <w:szCs w:val="36"/>
-        </w:rPr>
-        <w:t>'re looking for?</w:t>
-      </w:r>
-    </w:p>
-    <w:p>
-      <w:pPr>
+        <w:t xml:space="preserve"> What's the style or tone we want Claude to use? Are there examples that we can attach to show Claude what we're looking for?</w:t>
+      </w:r>
+    </w:p>
+    <w:p>
+      <w:pPr>
+        <w:jc w:val="both"/>
         <w:rPr>
           <w:sz w:val="36"/>
           <w:szCs w:val="36"/>
@@ -1396,6 +453,7 @@
     </w:p>
     <w:p>
       <w:pPr>
+        <w:jc w:val="both"/>
         <w:rPr>
           <w:sz w:val="36"/>
           <w:szCs w:val="36"/>
@@ -1411,6 +469,7 @@
     </w:p>
     <w:p>
       <w:pPr>
+        <w:jc w:val="both"/>
         <w:rPr>
           <w:sz w:val="36"/>
           <w:szCs w:val="36"/>
@@ -1426,29 +485,33 @@
     </w:p>
     <w:p>
       <w:pPr>
-        <w:rPr>
-          <w:sz w:val="36"/>
-          <w:szCs w:val="36"/>
-        </w:rPr>
-      </w:pPr>
-      <w:r>
-        <w:rPr>
-          <w:sz w:val="36"/>
-          <w:szCs w:val="36"/>
-        </w:rPr>
+        <w:jc w:val="both"/>
+        <w:rPr>
+          <w:sz w:val="36"/>
+          <w:szCs w:val="36"/>
+        </w:rPr>
+      </w:pPr>
+      <w:r>
+        <w:rPr>
+          <w:sz w:val="36"/>
+          <w:szCs w:val="36"/>
+        </w:rPr>
+        <w:lastRenderedPageBreak/>
         <w:t>Use current web research with citations and structure it as a professional report of up to 5 pages, with an executive summary, market analysis, competitive landscape, and growth opportunities."</w:t>
       </w:r>
     </w:p>
     <w:p>
       <w:pPr>
-        <w:rPr>
-          <w:sz w:val="36"/>
-          <w:szCs w:val="36"/>
-        </w:rPr>
-      </w:pPr>
-    </w:p>
-    <w:p>
-      <w:pPr>
+        <w:jc w:val="both"/>
+        <w:rPr>
+          <w:sz w:val="36"/>
+          <w:szCs w:val="36"/>
+        </w:rPr>
+      </w:pPr>
+    </w:p>
+    <w:p>
+      <w:pPr>
+        <w:jc w:val="both"/>
         <w:rPr>
           <w:b/>
           <w:bCs/>
@@ -1468,6 +531,7 @@
     </w:p>
     <w:p>
       <w:pPr>
+        <w:jc w:val="both"/>
         <w:rPr>
           <w:sz w:val="36"/>
           <w:szCs w:val="36"/>
@@ -1488,6 +552,7 @@
           <w:ilvl w:val="0"/>
           <w:numId w:val="4"/>
         </w:numPr>
+        <w:jc w:val="both"/>
         <w:rPr>
           <w:sz w:val="36"/>
           <w:szCs w:val="36"/>
@@ -1508,17 +573,17 @@
           <w:ilvl w:val="0"/>
           <w:numId w:val="4"/>
         </w:numPr>
-        <w:rPr>
-          <w:sz w:val="36"/>
-          <w:szCs w:val="36"/>
-        </w:rPr>
-      </w:pPr>
-      <w:r>
-        <w:rPr>
-          <w:sz w:val="36"/>
-          <w:szCs w:val="36"/>
-        </w:rPr>
-        <w:lastRenderedPageBreak/>
+        <w:jc w:val="both"/>
+        <w:rPr>
+          <w:sz w:val="36"/>
+          <w:szCs w:val="36"/>
+        </w:rPr>
+      </w:pPr>
+      <w:r>
+        <w:rPr>
+          <w:sz w:val="36"/>
+          <w:szCs w:val="36"/>
+        </w:rPr>
         <w:t>CSV</w:t>
       </w:r>
     </w:p>
@@ -1529,6 +594,7 @@
           <w:ilvl w:val="0"/>
           <w:numId w:val="4"/>
         </w:numPr>
+        <w:jc w:val="both"/>
         <w:rPr>
           <w:sz w:val="36"/>
           <w:szCs w:val="36"/>
@@ -1549,6 +615,7 @@
           <w:ilvl w:val="0"/>
           <w:numId w:val="4"/>
         </w:numPr>
+        <w:jc w:val="both"/>
         <w:rPr>
           <w:sz w:val="36"/>
           <w:szCs w:val="36"/>
@@ -1569,6 +636,7 @@
           <w:ilvl w:val="0"/>
           <w:numId w:val="4"/>
         </w:numPr>
+        <w:jc w:val="both"/>
         <w:rPr>
           <w:sz w:val="36"/>
           <w:szCs w:val="36"/>
@@ -1589,6 +657,7 @@
           <w:ilvl w:val="0"/>
           <w:numId w:val="4"/>
         </w:numPr>
+        <w:jc w:val="both"/>
         <w:rPr>
           <w:sz w:val="36"/>
           <w:szCs w:val="36"/>
@@ -1609,6 +678,7 @@
           <w:ilvl w:val="0"/>
           <w:numId w:val="4"/>
         </w:numPr>
+        <w:jc w:val="both"/>
         <w:rPr>
           <w:sz w:val="36"/>
           <w:szCs w:val="36"/>
@@ -1629,6 +699,7 @@
           <w:ilvl w:val="0"/>
           <w:numId w:val="4"/>
         </w:numPr>
+        <w:jc w:val="both"/>
         <w:rPr>
           <w:sz w:val="36"/>
           <w:szCs w:val="36"/>
@@ -1649,6 +720,7 @@
           <w:ilvl w:val="0"/>
           <w:numId w:val="4"/>
         </w:numPr>
+        <w:jc w:val="both"/>
         <w:rPr>
           <w:sz w:val="36"/>
           <w:szCs w:val="36"/>
@@ -1669,6 +741,7 @@
           <w:ilvl w:val="0"/>
           <w:numId w:val="4"/>
         </w:numPr>
+        <w:jc w:val="both"/>
         <w:rPr>
           <w:sz w:val="36"/>
           <w:szCs w:val="36"/>
@@ -1684,14 +757,16 @@
     </w:p>
     <w:p>
       <w:pPr>
-        <w:rPr>
-          <w:sz w:val="36"/>
-          <w:szCs w:val="36"/>
-        </w:rPr>
-      </w:pPr>
-    </w:p>
-    <w:p>
-      <w:pPr>
+        <w:jc w:val="both"/>
+        <w:rPr>
+          <w:sz w:val="36"/>
+          <w:szCs w:val="36"/>
+        </w:rPr>
+      </w:pPr>
+    </w:p>
+    <w:p>
+      <w:pPr>
+        <w:jc w:val="both"/>
         <w:rPr>
           <w:b/>
           <w:bCs/>
@@ -1711,6 +786,7 @@
     </w:p>
     <w:p>
       <w:pPr>
+        <w:jc w:val="both"/>
         <w:rPr>
           <w:sz w:val="36"/>
           <w:szCs w:val="36"/>
@@ -1747,6 +823,7 @@
           </w:tcPr>
           <w:p>
             <w:pPr>
+              <w:jc w:val="both"/>
               <w:rPr>
                 <w:sz w:val="36"/>
                 <w:szCs w:val="36"/>
@@ -1767,6 +844,7 @@
           </w:tcPr>
           <w:p>
             <w:pPr>
+              <w:jc w:val="both"/>
               <w:cnfStyle w:val="100000000000" w:firstRow="1" w:lastRow="0" w:firstColumn="0" w:lastColumn="0" w:oddVBand="0" w:evenVBand="0" w:oddHBand="0" w:evenHBand="0" w:firstRowFirstColumn="0" w:firstRowLastColumn="0" w:lastRowFirstColumn="0" w:lastRowLastColumn="0"/>
               <w:rPr>
                 <w:sz w:val="36"/>
@@ -1788,13 +866,13 @@
           </w:tcPr>
           <w:p>
             <w:pPr>
+              <w:jc w:val="both"/>
               <w:cnfStyle w:val="100000000000" w:firstRow="1" w:lastRow="0" w:firstColumn="0" w:lastColumn="0" w:oddVBand="0" w:evenVBand="0" w:oddHBand="0" w:evenHBand="0" w:firstRowFirstColumn="0" w:firstRowLastColumn="0" w:lastRowFirstColumn="0" w:lastRowLastColumn="0"/>
               <w:rPr>
                 <w:sz w:val="36"/>
                 <w:szCs w:val="36"/>
               </w:rPr>
             </w:pPr>
-            <w:proofErr w:type="spellStart"/>
             <w:r>
               <w:rPr>
                 <w:sz w:val="36"/>
@@ -1802,7 +880,6 @@
               </w:rPr>
               <w:t>Cowork</w:t>
             </w:r>
-            <w:proofErr w:type="spellEnd"/>
           </w:p>
         </w:tc>
         <w:tc>
@@ -1811,6 +888,7 @@
           </w:tcPr>
           <w:p>
             <w:pPr>
+              <w:jc w:val="both"/>
               <w:cnfStyle w:val="100000000000" w:firstRow="1" w:lastRow="0" w:firstColumn="0" w:lastColumn="0" w:oddVBand="0" w:evenVBand="0" w:oddHBand="0" w:evenHBand="0" w:firstRowFirstColumn="0" w:firstRowLastColumn="0" w:lastRowFirstColumn="0" w:lastRowLastColumn="0"/>
               <w:rPr>
                 <w:sz w:val="36"/>
@@ -1838,6 +916,7 @@
           </w:tcPr>
           <w:p>
             <w:pPr>
+              <w:jc w:val="both"/>
               <w:rPr>
                 <w:sz w:val="36"/>
                 <w:szCs w:val="36"/>
@@ -1858,6 +937,7 @@
           </w:tcPr>
           <w:p>
             <w:pPr>
+              <w:jc w:val="both"/>
               <w:cnfStyle w:val="000000100000" w:firstRow="0" w:lastRow="0" w:firstColumn="0" w:lastColumn="0" w:oddVBand="0" w:evenVBand="0" w:oddHBand="1" w:evenHBand="0" w:firstRowFirstColumn="0" w:firstRowLastColumn="0" w:lastRowFirstColumn="0" w:lastRowLastColumn="0"/>
               <w:rPr>
                 <w:sz w:val="36"/>
@@ -1869,7 +949,15 @@
                 <w:sz w:val="28"/>
                 <w:szCs w:val="28"/>
               </w:rPr>
-              <w:t>Quicker exchanges: exploring ideas, iterative drafting, quick answers, learning through dialogue</w:t>
+              <w:t xml:space="preserve">Quicker exchanges: exploring ideas, iterative drafting, quick answers, </w:t>
+            </w:r>
+            <w:r>
+              <w:rPr>
+                <w:sz w:val="28"/>
+                <w:szCs w:val="28"/>
+              </w:rPr>
+              <w:lastRenderedPageBreak/>
+              <w:t>learning through dialogue</w:t>
             </w:r>
           </w:p>
         </w:tc>
@@ -1879,6 +967,7 @@
           </w:tcPr>
           <w:p>
             <w:pPr>
+              <w:jc w:val="both"/>
               <w:cnfStyle w:val="000000100000" w:firstRow="0" w:lastRow="0" w:firstColumn="0" w:lastColumn="0" w:oddVBand="0" w:evenVBand="0" w:oddHBand="1" w:evenHBand="0" w:firstRowFirstColumn="0" w:firstRowLastColumn="0" w:lastRowFirstColumn="0" w:lastRowLastColumn="0"/>
               <w:rPr>
                 <w:sz w:val="28"/>
@@ -1890,7 +979,16 @@
                 <w:sz w:val="28"/>
                 <w:szCs w:val="28"/>
               </w:rPr>
-              <w:t>Complex or sustained work: research, analysis, file organization, producing finished documents and deliverables</w:t>
+              <w:lastRenderedPageBreak/>
+              <w:t xml:space="preserve">Complex or sustained work: research, analysis, file organization, </w:t>
+            </w:r>
+            <w:r>
+              <w:rPr>
+                <w:sz w:val="28"/>
+                <w:szCs w:val="28"/>
+              </w:rPr>
+              <w:lastRenderedPageBreak/>
+              <w:t>producing finished documents and deliverables</w:t>
             </w:r>
           </w:p>
         </w:tc>
@@ -1900,6 +998,7 @@
           </w:tcPr>
           <w:p>
             <w:pPr>
+              <w:jc w:val="both"/>
               <w:cnfStyle w:val="000000100000" w:firstRow="0" w:lastRow="0" w:firstColumn="0" w:lastColumn="0" w:oddVBand="0" w:evenVBand="0" w:oddHBand="1" w:evenHBand="0" w:firstRowFirstColumn="0" w:firstRowLastColumn="0" w:lastRowFirstColumn="0" w:lastRowLastColumn="0"/>
               <w:rPr>
                 <w:sz w:val="28"/>
@@ -1911,6 +1010,7 @@
                 <w:sz w:val="28"/>
                 <w:szCs w:val="28"/>
               </w:rPr>
+              <w:lastRenderedPageBreak/>
               <w:t>Building software: writing, testing, running and deploying code</w:t>
             </w:r>
           </w:p>
@@ -1924,6 +1024,7 @@
           </w:tcPr>
           <w:p>
             <w:pPr>
+              <w:jc w:val="both"/>
               <w:rPr>
                 <w:sz w:val="36"/>
                 <w:szCs w:val="36"/>
@@ -1944,6 +1045,7 @@
           </w:tcPr>
           <w:p>
             <w:pPr>
+              <w:jc w:val="both"/>
               <w:cnfStyle w:val="000000000000" w:firstRow="0" w:lastRow="0" w:firstColumn="0" w:lastColumn="0" w:oddVBand="0" w:evenVBand="0" w:oddHBand="0" w:evenHBand="0" w:firstRowFirstColumn="0" w:firstRowLastColumn="0" w:lastRowFirstColumn="0" w:lastRowLastColumn="0"/>
               <w:rPr>
                 <w:sz w:val="28"/>
@@ -1965,6 +1067,7 @@
           </w:tcPr>
           <w:p>
             <w:pPr>
+              <w:jc w:val="both"/>
               <w:cnfStyle w:val="000000000000" w:firstRow="0" w:lastRow="0" w:firstColumn="0" w:lastColumn="0" w:oddVBand="0" w:evenVBand="0" w:oddHBand="0" w:evenHBand="0" w:firstRowFirstColumn="0" w:firstRowLastColumn="0" w:lastRowFirstColumn="0" w:lastRowLastColumn="0"/>
               <w:rPr>
                 <w:sz w:val="28"/>
@@ -1986,6 +1089,7 @@
           </w:tcPr>
           <w:p>
             <w:pPr>
+              <w:jc w:val="both"/>
               <w:cnfStyle w:val="000000000000" w:firstRow="0" w:lastRow="0" w:firstColumn="0" w:lastColumn="0" w:oddVBand="0" w:evenVBand="0" w:oddHBand="0" w:evenHBand="0" w:firstRowFirstColumn="0" w:firstRowLastColumn="0" w:lastRowFirstColumn="0" w:lastRowLastColumn="0"/>
               <w:rPr>
                 <w:sz w:val="28"/>
@@ -2020,6 +1124,7 @@
           </w:tcPr>
           <w:p>
             <w:pPr>
+              <w:jc w:val="both"/>
               <w:rPr>
                 <w:sz w:val="36"/>
                 <w:szCs w:val="36"/>
@@ -2030,7 +1135,6 @@
                 <w:sz w:val="36"/>
                 <w:szCs w:val="36"/>
               </w:rPr>
-              <w:lastRenderedPageBreak/>
               <w:t>Tools and extensions</w:t>
             </w:r>
           </w:p>
@@ -2041,6 +1145,7 @@
           </w:tcPr>
           <w:p>
             <w:pPr>
+              <w:jc w:val="both"/>
               <w:cnfStyle w:val="000000100000" w:firstRow="0" w:lastRow="0" w:firstColumn="0" w:lastColumn="0" w:oddVBand="0" w:evenVBand="0" w:oddHBand="1" w:evenHBand="0" w:firstRowFirstColumn="0" w:firstRowLastColumn="0" w:lastRowFirstColumn="0" w:lastRowLastColumn="0"/>
               <w:rPr>
                 <w:sz w:val="28"/>
@@ -2062,6 +1167,7 @@
           </w:tcPr>
           <w:p>
             <w:pPr>
+              <w:jc w:val="both"/>
               <w:cnfStyle w:val="000000100000" w:firstRow="0" w:lastRow="0" w:firstColumn="0" w:lastColumn="0" w:oddVBand="0" w:evenVBand="0" w:oddHBand="1" w:evenHBand="0" w:firstRowFirstColumn="0" w:firstRowLastColumn="0" w:lastRowFirstColumn="0" w:lastRowLastColumn="0"/>
               <w:rPr>
                 <w:sz w:val="28"/>
@@ -2083,6 +1189,7 @@
           </w:tcPr>
           <w:p>
             <w:pPr>
+              <w:jc w:val="both"/>
               <w:cnfStyle w:val="000000100000" w:firstRow="0" w:lastRow="0" w:firstColumn="0" w:lastColumn="0" w:oddVBand="0" w:evenVBand="0" w:oddHBand="1" w:evenHBand="0" w:firstRowFirstColumn="0" w:firstRowLastColumn="0" w:lastRowFirstColumn="0" w:lastRowLastColumn="0"/>
               <w:rPr>
                 <w:sz w:val="28"/>
@@ -2102,14 +1209,16 @@
     </w:tbl>
     <w:p>
       <w:pPr>
-        <w:rPr>
-          <w:sz w:val="36"/>
-          <w:szCs w:val="36"/>
-        </w:rPr>
-      </w:pPr>
-    </w:p>
-    <w:p>
-      <w:pPr>
+        <w:jc w:val="both"/>
+        <w:rPr>
+          <w:sz w:val="36"/>
+          <w:szCs w:val="36"/>
+        </w:rPr>
+      </w:pPr>
+    </w:p>
+    <w:p>
+      <w:pPr>
+        <w:jc w:val="both"/>
         <w:rPr>
           <w:sz w:val="36"/>
           <w:szCs w:val="36"/>
@@ -2153,6 +1262,7 @@
           <w:ilvl w:val="0"/>
           <w:numId w:val="5"/>
         </w:numPr>
+        <w:jc w:val="both"/>
         <w:rPr>
           <w:sz w:val="36"/>
           <w:szCs w:val="36"/>
@@ -2172,28 +1282,7 @@
           <w:sz w:val="36"/>
           <w:szCs w:val="36"/>
         </w:rPr>
-        <w:t xml:space="preserve"> S</w:t>
-      </w:r>
-      <w:r>
-        <w:rPr>
-          <w:sz w:val="36"/>
-          <w:szCs w:val="36"/>
-        </w:rPr>
-        <w:t xml:space="preserve">elect a folder on our computer and Claude works directly with those files. Because it runs on our machine, Claude can read our project, access local tools, and run a development server </w:t>
-      </w:r>
-      <w:r>
-        <w:rPr>
-          <w:sz w:val="36"/>
-          <w:szCs w:val="36"/>
-        </w:rPr>
-        <w:t>we</w:t>
-      </w:r>
-      <w:r>
-        <w:rPr>
-          <w:sz w:val="36"/>
-          <w:szCs w:val="36"/>
-        </w:rPr>
-        <w:t xml:space="preserve"> can preview in our browser.</w:t>
+        <w:t xml:space="preserve"> Select a folder on our computer and Claude works directly with those files. Because it runs on our machine, Claude can read our project, access local tools, and run a development server we can preview in our browser.</w:t>
       </w:r>
     </w:p>
     <w:p>
@@ -2203,6 +1292,7 @@
           <w:ilvl w:val="0"/>
           <w:numId w:val="5"/>
         </w:numPr>
+        <w:jc w:val="both"/>
         <w:rPr>
           <w:sz w:val="36"/>
           <w:szCs w:val="36"/>
@@ -2222,6 +1312,1115 @@
           <w:sz w:val="36"/>
           <w:szCs w:val="36"/>
         </w:rPr>
+        <w:t xml:space="preserve"> We connect a GitHub repository and Claude works in a cloud environment. Sessions continue even if we close the app, so we can start a big refactor and check back later. Good for larger codebases or when we want to keep development off our local machine.</w:t>
+      </w:r>
+    </w:p>
+    <w:p>
+      <w:pPr>
+        <w:jc w:val="both"/>
+        <w:rPr>
+          <w:sz w:val="36"/>
+          <w:szCs w:val="36"/>
+        </w:rPr>
+      </w:pPr>
+    </w:p>
+    <w:p>
+      <w:pPr>
+        <w:jc w:val="both"/>
+        <w:rPr>
+          <w:sz w:val="36"/>
+          <w:szCs w:val="36"/>
+        </w:rPr>
+      </w:pPr>
+    </w:p>
+    <w:p>
+      <w:pPr>
+        <w:jc w:val="both"/>
+        <w:rPr>
+          <w:b/>
+          <w:bCs/>
+          <w:sz w:val="36"/>
+          <w:szCs w:val="36"/>
+        </w:rPr>
+      </w:pPr>
+      <w:r>
+        <w:rPr>
+          <w:b/>
+          <w:bCs/>
+          <w:sz w:val="36"/>
+          <w:szCs w:val="36"/>
+        </w:rPr>
+        <w:lastRenderedPageBreak/>
+        <w:t>Claude Projects:</w:t>
+      </w:r>
+    </w:p>
+    <w:p>
+      <w:pPr>
+        <w:jc w:val="both"/>
+        <w:rPr>
+          <w:sz w:val="36"/>
+          <w:szCs w:val="36"/>
+        </w:rPr>
+      </w:pPr>
+      <w:r>
+        <w:rPr>
+          <w:sz w:val="36"/>
+          <w:szCs w:val="36"/>
+        </w:rPr>
+        <w:t xml:space="preserve"># </w:t>
+      </w:r>
+      <w:r>
+        <w:rPr>
+          <w:sz w:val="36"/>
+          <w:szCs w:val="36"/>
+        </w:rPr>
+        <w:t>Projects are ideal for storing knowledge Claude should reference, organizing related chats around a specific topic or work area, and collaborating with team members who need access to the same shared context.</w:t>
+      </w:r>
+    </w:p>
+    <w:p>
+      <w:pPr>
+        <w:jc w:val="both"/>
+        <w:rPr>
+          <w:sz w:val="36"/>
+          <w:szCs w:val="36"/>
+        </w:rPr>
+      </w:pPr>
+    </w:p>
+    <w:p>
+      <w:pPr>
+        <w:jc w:val="both"/>
+        <w:rPr>
+          <w:sz w:val="36"/>
+          <w:szCs w:val="36"/>
+        </w:rPr>
+      </w:pPr>
+      <w:r>
+        <w:rPr>
+          <w:sz w:val="36"/>
+          <w:szCs w:val="36"/>
+        </w:rPr>
+        <w:t>When to use Projects</w:t>
+      </w:r>
+      <w:r>
+        <w:rPr>
+          <w:sz w:val="36"/>
+          <w:szCs w:val="36"/>
+        </w:rPr>
+        <w:t>:</w:t>
+      </w:r>
+    </w:p>
+    <w:p>
+      <w:pPr>
+        <w:jc w:val="both"/>
+        <w:rPr>
+          <w:sz w:val="36"/>
+          <w:szCs w:val="36"/>
+        </w:rPr>
+      </w:pPr>
+      <w:r>
+        <w:rPr>
+          <w:sz w:val="36"/>
+          <w:szCs w:val="36"/>
+        </w:rPr>
+        <w:t xml:space="preserve"># </w:t>
+      </w:r>
+      <w:r>
+        <w:rPr>
+          <w:sz w:val="36"/>
+          <w:szCs w:val="36"/>
+        </w:rPr>
+        <w:t xml:space="preserve">Projects are </w:t>
+      </w:r>
+      <w:r>
+        <w:rPr>
+          <w:sz w:val="36"/>
+          <w:szCs w:val="36"/>
+        </w:rPr>
+        <w:t>n</w:t>
+      </w:r>
+      <w:r>
+        <w:rPr>
+          <w:sz w:val="36"/>
+          <w:szCs w:val="36"/>
+        </w:rPr>
+        <w:t xml:space="preserve">ot just a one-off question. Consider creating a project when </w:t>
+      </w:r>
+      <w:r>
+        <w:rPr>
+          <w:sz w:val="36"/>
+          <w:szCs w:val="36"/>
+        </w:rPr>
+        <w:t>we</w:t>
+      </w:r>
+      <w:r>
+        <w:rPr>
+          <w:sz w:val="36"/>
+          <w:szCs w:val="36"/>
+        </w:rPr>
+        <w:t xml:space="preserve"> have a workflow with:</w:t>
+      </w:r>
+    </w:p>
+    <w:p>
+      <w:pPr>
+        <w:pStyle w:val="ListParagraph"/>
+        <w:numPr>
+          <w:ilvl w:val="0"/>
+          <w:numId w:val="6"/>
+        </w:numPr>
+        <w:jc w:val="both"/>
+        <w:rPr>
+          <w:sz w:val="36"/>
+          <w:szCs w:val="36"/>
+        </w:rPr>
+      </w:pPr>
+      <w:r>
+        <w:rPr>
+          <w:sz w:val="36"/>
+          <w:szCs w:val="36"/>
+        </w:rPr>
+        <w:t>Reference materials we'll use repeatedly (meeting notes, survey results, reports, historical data, etc.)</w:t>
+      </w:r>
+    </w:p>
+    <w:p>
+      <w:pPr>
+        <w:pStyle w:val="ListParagraph"/>
+        <w:numPr>
+          <w:ilvl w:val="0"/>
+          <w:numId w:val="6"/>
+        </w:numPr>
+        <w:jc w:val="both"/>
+        <w:rPr>
+          <w:sz w:val="36"/>
+          <w:szCs w:val="36"/>
+        </w:rPr>
+      </w:pPr>
+      <w:r>
+        <w:rPr>
+          <w:sz w:val="36"/>
+          <w:szCs w:val="36"/>
+        </w:rPr>
+        <w:t>Consistent requirements for how Claude should respond (always use formal language, always cite sources, always follow our template)</w:t>
+      </w:r>
+    </w:p>
+    <w:p>
+      <w:pPr>
+        <w:pStyle w:val="ListParagraph"/>
+        <w:numPr>
+          <w:ilvl w:val="0"/>
+          <w:numId w:val="6"/>
+        </w:numPr>
+        <w:jc w:val="both"/>
+        <w:rPr>
+          <w:sz w:val="36"/>
+          <w:szCs w:val="36"/>
+        </w:rPr>
+      </w:pPr>
+      <w:r>
+        <w:rPr>
+          <w:sz w:val="36"/>
+          <w:szCs w:val="36"/>
+        </w:rPr>
+        <w:t>Team collaboration needs where multiple people should work from the same foundation</w:t>
+      </w:r>
+    </w:p>
+    <w:p>
+      <w:pPr>
+        <w:jc w:val="both"/>
+        <w:rPr>
+          <w:sz w:val="36"/>
+          <w:szCs w:val="36"/>
+        </w:rPr>
+      </w:pPr>
+    </w:p>
+    <w:p>
+      <w:pPr>
+        <w:jc w:val="both"/>
+        <w:rPr>
+          <w:sz w:val="36"/>
+          <w:szCs w:val="36"/>
+        </w:rPr>
+      </w:pPr>
+      <w:r>
+        <w:rPr>
+          <w:sz w:val="36"/>
+          <w:szCs w:val="36"/>
+        </w:rPr>
+        <w:t>Features of Projects:</w:t>
+      </w:r>
+    </w:p>
+    <w:p>
+      <w:pPr>
+        <w:jc w:val="both"/>
+        <w:rPr>
+          <w:sz w:val="36"/>
+          <w:szCs w:val="36"/>
+        </w:rPr>
+      </w:pPr>
+      <w:r>
+        <w:rPr>
+          <w:sz w:val="36"/>
+          <w:szCs w:val="36"/>
+        </w:rPr>
+        <w:t># There are three features:</w:t>
+      </w:r>
+    </w:p>
+    <w:p>
+      <w:pPr>
+        <w:pStyle w:val="ListParagraph"/>
+        <w:numPr>
+          <w:ilvl w:val="0"/>
+          <w:numId w:val="7"/>
+        </w:numPr>
+        <w:jc w:val="both"/>
+        <w:rPr>
+          <w:sz w:val="36"/>
+          <w:szCs w:val="36"/>
+        </w:rPr>
+      </w:pPr>
+      <w:r>
+        <w:rPr>
+          <w:b/>
+          <w:bCs/>
+          <w:sz w:val="36"/>
+          <w:szCs w:val="36"/>
+        </w:rPr>
+        <w:t xml:space="preserve">Memory: </w:t>
+      </w:r>
+      <w:r>
+        <w:rPr>
+          <w:sz w:val="36"/>
+          <w:szCs w:val="36"/>
+        </w:rPr>
+        <w:t>Auto generated after a few chats and can be edited</w:t>
+      </w:r>
+    </w:p>
+    <w:p>
+      <w:pPr>
+        <w:pStyle w:val="ListParagraph"/>
+        <w:numPr>
+          <w:ilvl w:val="0"/>
+          <w:numId w:val="7"/>
+        </w:numPr>
+        <w:jc w:val="both"/>
+        <w:rPr>
+          <w:sz w:val="36"/>
+          <w:szCs w:val="36"/>
+        </w:rPr>
+      </w:pPr>
+      <w:r>
+        <w:rPr>
+          <w:b/>
+          <w:bCs/>
+          <w:sz w:val="36"/>
+          <w:szCs w:val="36"/>
+        </w:rPr>
+        <w:t xml:space="preserve">Instructions: </w:t>
+      </w:r>
+      <w:r>
+        <w:rPr>
+          <w:sz w:val="36"/>
+          <w:szCs w:val="36"/>
+        </w:rPr>
+        <w:t>Here we can provide Claude with:</w:t>
+      </w:r>
+    </w:p>
+    <w:p>
+      <w:pPr>
+        <w:pStyle w:val="ListParagraph"/>
+        <w:numPr>
+          <w:ilvl w:val="1"/>
+          <w:numId w:val="7"/>
+        </w:numPr>
+        <w:jc w:val="both"/>
+        <w:rPr>
+          <w:sz w:val="36"/>
+          <w:szCs w:val="36"/>
+        </w:rPr>
+      </w:pPr>
+      <w:r>
+        <w:rPr>
+          <w:sz w:val="36"/>
+          <w:szCs w:val="36"/>
+        </w:rPr>
+        <w:t>Relevant instructions, preferences (like how we need Claude to respond), information.</w:t>
+      </w:r>
+    </w:p>
+    <w:p>
+      <w:pPr>
+        <w:pStyle w:val="ListParagraph"/>
+        <w:numPr>
+          <w:ilvl w:val="1"/>
+          <w:numId w:val="7"/>
+        </w:numPr>
+        <w:jc w:val="both"/>
+        <w:rPr>
+          <w:sz w:val="36"/>
+          <w:szCs w:val="36"/>
+        </w:rPr>
+      </w:pPr>
+      <w:r>
+        <w:rPr>
+          <w:sz w:val="36"/>
+          <w:szCs w:val="36"/>
+        </w:rPr>
+        <w:lastRenderedPageBreak/>
+        <w:t>Set tones and behaviors of Claude (like be more formal)</w:t>
+      </w:r>
+    </w:p>
+    <w:p>
+      <w:pPr>
+        <w:pStyle w:val="ListParagraph"/>
+        <w:numPr>
+          <w:ilvl w:val="1"/>
+          <w:numId w:val="7"/>
+        </w:numPr>
+        <w:jc w:val="both"/>
+        <w:rPr>
+          <w:sz w:val="36"/>
+          <w:szCs w:val="36"/>
+        </w:rPr>
+      </w:pPr>
+      <w:r>
+        <w:rPr>
+          <w:sz w:val="36"/>
+          <w:szCs w:val="36"/>
+        </w:rPr>
+        <w:t>Or simply give more context for what we want to achieve in this Project. These will be persisted/available across chats in the Project (So we don’t have to start from scratch every time)</w:t>
+      </w:r>
+    </w:p>
+    <w:p>
+      <w:pPr>
+        <w:pStyle w:val="ListParagraph"/>
+        <w:numPr>
+          <w:ilvl w:val="0"/>
+          <w:numId w:val="7"/>
+        </w:numPr>
+        <w:jc w:val="both"/>
+        <w:rPr>
+          <w:sz w:val="36"/>
+          <w:szCs w:val="36"/>
+        </w:rPr>
+      </w:pPr>
+      <w:r>
+        <w:rPr>
+          <w:b/>
+          <w:bCs/>
+          <w:sz w:val="36"/>
+          <w:szCs w:val="36"/>
+        </w:rPr>
+        <w:t>Files:</w:t>
+      </w:r>
+      <w:r>
+        <w:rPr>
+          <w:sz w:val="36"/>
+          <w:szCs w:val="36"/>
+        </w:rPr>
+        <w:t xml:space="preserve"> For adding knowledge base in our Project</w:t>
+      </w:r>
+      <w:r>
+        <w:rPr>
+          <w:sz w:val="36"/>
+          <w:szCs w:val="36"/>
+        </w:rPr>
+        <w:t>. Anything uploaded in this space will be used across all of our chats within this Project. We can upload files, add text content, add GitHub links and Google Drive. Claude will reference these and analyze for context</w:t>
+      </w:r>
+    </w:p>
+    <w:p>
+      <w:pPr>
+        <w:jc w:val="both"/>
+        <w:rPr>
+          <w:sz w:val="36"/>
+          <w:szCs w:val="36"/>
+        </w:rPr>
+      </w:pPr>
+    </w:p>
+    <w:p>
+      <w:pPr>
+        <w:jc w:val="both"/>
+        <w:rPr>
+          <w:sz w:val="36"/>
+          <w:szCs w:val="36"/>
+        </w:rPr>
+      </w:pPr>
+      <w:r>
+        <w:rPr>
+          <w:sz w:val="36"/>
+          <w:szCs w:val="36"/>
+        </w:rPr>
+        <w:t>Visibility of Project:</w:t>
+      </w:r>
+    </w:p>
+    <w:p>
+      <w:pPr>
+        <w:jc w:val="both"/>
+        <w:rPr>
+          <w:sz w:val="36"/>
+          <w:szCs w:val="36"/>
+        </w:rPr>
+      </w:pPr>
+      <w:r>
+        <w:rPr>
+          <w:sz w:val="36"/>
+          <w:szCs w:val="36"/>
+        </w:rPr>
+        <w:t># We can control the visibility of the Project. Share it between team members and manage who can only view or edit it</w:t>
+      </w:r>
+    </w:p>
+    <w:p>
+      <w:pPr>
+        <w:jc w:val="both"/>
+        <w:rPr>
+          <w:sz w:val="36"/>
+          <w:szCs w:val="36"/>
+        </w:rPr>
+      </w:pPr>
+    </w:p>
+    <w:p>
+      <w:pPr>
+        <w:jc w:val="both"/>
+        <w:rPr>
+          <w:sz w:val="36"/>
+          <w:szCs w:val="36"/>
+        </w:rPr>
+      </w:pPr>
+      <w:r>
+        <w:rPr>
+          <w:sz w:val="36"/>
+          <w:szCs w:val="36"/>
+        </w:rPr>
+        <w:t>Context Limits in Project:</w:t>
+      </w:r>
+    </w:p>
+    <w:p>
+      <w:pPr>
+        <w:jc w:val="both"/>
+        <w:rPr>
+          <w:sz w:val="36"/>
+          <w:szCs w:val="36"/>
+        </w:rPr>
+      </w:pPr>
+      <w:r>
+        <w:rPr>
+          <w:sz w:val="36"/>
+          <w:szCs w:val="36"/>
+        </w:rPr>
+        <w:t># When Project knowledge base approaches context limits, Claude seamlessly enables RAG (Retrieval Augmented Generation) mode to expand capacity by up to 10x</w:t>
+      </w:r>
+    </w:p>
+    <w:p>
+      <w:pPr>
+        <w:jc w:val="both"/>
+        <w:rPr>
+          <w:sz w:val="36"/>
+          <w:szCs w:val="36"/>
+        </w:rPr>
+      </w:pPr>
+    </w:p>
+    <w:p>
+      <w:pPr>
+        <w:jc w:val="both"/>
+        <w:rPr>
+          <w:sz w:val="36"/>
+          <w:szCs w:val="36"/>
+        </w:rPr>
+      </w:pPr>
+    </w:p>
+    <w:p>
+      <w:pPr>
+        <w:jc w:val="both"/>
+        <w:rPr>
+          <w:b/>
+          <w:bCs/>
+          <w:sz w:val="36"/>
+          <w:szCs w:val="36"/>
+        </w:rPr>
+      </w:pPr>
+      <w:r>
+        <w:rPr>
+          <w:b/>
+          <w:bCs/>
+          <w:sz w:val="36"/>
+          <w:szCs w:val="36"/>
+        </w:rPr>
+        <w:t>Claude Artifacts:</w:t>
+      </w:r>
+    </w:p>
+    <w:p>
+      <w:pPr>
+        <w:jc w:val="both"/>
+        <w:rPr>
+          <w:sz w:val="36"/>
+          <w:szCs w:val="36"/>
+        </w:rPr>
+      </w:pPr>
+      <w:r>
+        <w:rPr>
+          <w:sz w:val="36"/>
+          <w:szCs w:val="36"/>
+        </w:rPr>
+        <w:t># An Artifact is a live output like:</w:t>
+      </w:r>
+    </w:p>
+    <w:p>
+      <w:pPr>
+        <w:pStyle w:val="ListParagraph"/>
+        <w:numPr>
+          <w:ilvl w:val="0"/>
+          <w:numId w:val="1"/>
+        </w:numPr>
+        <w:jc w:val="both"/>
+        <w:rPr>
+          <w:sz w:val="36"/>
+          <w:szCs w:val="36"/>
+        </w:rPr>
+      </w:pPr>
+      <w:r>
+        <w:rPr>
+          <w:sz w:val="36"/>
+          <w:szCs w:val="36"/>
+        </w:rPr>
+        <w:lastRenderedPageBreak/>
+        <w:t>A code we can run</w:t>
+      </w:r>
+    </w:p>
+    <w:p>
+      <w:pPr>
+        <w:pStyle w:val="ListParagraph"/>
+        <w:numPr>
+          <w:ilvl w:val="0"/>
+          <w:numId w:val="1"/>
+        </w:numPr>
+        <w:jc w:val="both"/>
+        <w:rPr>
+          <w:sz w:val="36"/>
+          <w:szCs w:val="36"/>
+        </w:rPr>
+      </w:pPr>
+      <w:r>
+        <w:rPr>
+          <w:sz w:val="36"/>
+          <w:szCs w:val="36"/>
+        </w:rPr>
+        <w:t>A document we can edit</w:t>
+      </w:r>
+    </w:p>
+    <w:p>
+      <w:pPr>
+        <w:pStyle w:val="ListParagraph"/>
+        <w:numPr>
+          <w:ilvl w:val="0"/>
+          <w:numId w:val="1"/>
+        </w:numPr>
+        <w:jc w:val="both"/>
+        <w:rPr>
+          <w:sz w:val="36"/>
+          <w:szCs w:val="36"/>
+        </w:rPr>
+      </w:pPr>
+      <w:r>
+        <w:rPr>
+          <w:sz w:val="36"/>
+          <w:szCs w:val="36"/>
+        </w:rPr>
+        <w:t xml:space="preserve">A diagram that renders right inside our conversation </w:t>
+      </w:r>
+    </w:p>
+    <w:p>
+      <w:pPr>
+        <w:jc w:val="both"/>
+        <w:rPr>
+          <w:sz w:val="36"/>
+          <w:szCs w:val="36"/>
+        </w:rPr>
+      </w:pPr>
+      <w:r>
+        <w:rPr>
+          <w:sz w:val="36"/>
+          <w:szCs w:val="36"/>
+        </w:rPr>
+        <w:t xml:space="preserve"># Like need a report or proposal, Claude writes it as a clean formatted document (not buried in a chat) which can be downloaded. Also, Claude can build a working micro-app with UI, inputs and logic (like the </w:t>
+      </w:r>
+      <w:r>
+        <w:rPr>
+          <w:b/>
+          <w:bCs/>
+          <w:sz w:val="36"/>
+          <w:szCs w:val="36"/>
+        </w:rPr>
+        <w:t xml:space="preserve">AnimatedSize </w:t>
+      </w:r>
+      <w:r>
+        <w:rPr>
+          <w:sz w:val="36"/>
+          <w:szCs w:val="36"/>
+        </w:rPr>
+        <w:t>chats conversation)</w:t>
+      </w:r>
+    </w:p>
+    <w:p>
+      <w:pPr>
+        <w:jc w:val="both"/>
+        <w:rPr>
+          <w:sz w:val="36"/>
+          <w:szCs w:val="36"/>
+        </w:rPr>
+      </w:pPr>
+      <w:r>
+        <w:rPr>
+          <w:sz w:val="36"/>
+          <w:szCs w:val="36"/>
+        </w:rPr>
+        <w:t xml:space="preserve"># These are Claude Artifacts. </w:t>
+      </w:r>
+      <w:r>
+        <w:rPr>
+          <w:sz w:val="36"/>
+          <w:szCs w:val="36"/>
+        </w:rPr>
+        <w:t>Common examples of artifact content include:</w:t>
+      </w:r>
+    </w:p>
+    <w:p>
+      <w:pPr>
+        <w:pStyle w:val="ListParagraph"/>
+        <w:numPr>
+          <w:ilvl w:val="0"/>
+          <w:numId w:val="2"/>
+        </w:numPr>
+        <w:jc w:val="both"/>
+        <w:rPr>
+          <w:sz w:val="36"/>
+          <w:szCs w:val="36"/>
+        </w:rPr>
+      </w:pPr>
+      <w:r>
+        <w:rPr>
+          <w:sz w:val="36"/>
+          <w:szCs w:val="36"/>
+        </w:rPr>
+        <w:t>Documents (Markdown or plain text)</w:t>
+      </w:r>
+    </w:p>
+    <w:p>
+      <w:pPr>
+        <w:pStyle w:val="ListParagraph"/>
+        <w:numPr>
+          <w:ilvl w:val="0"/>
+          <w:numId w:val="2"/>
+        </w:numPr>
+        <w:jc w:val="both"/>
+        <w:rPr>
+          <w:sz w:val="36"/>
+          <w:szCs w:val="36"/>
+        </w:rPr>
+      </w:pPr>
+      <w:r>
+        <w:rPr>
+          <w:sz w:val="36"/>
+          <w:szCs w:val="36"/>
+        </w:rPr>
+        <w:t>Code snippets</w:t>
+      </w:r>
+    </w:p>
+    <w:p>
+      <w:pPr>
+        <w:pStyle w:val="ListParagraph"/>
+        <w:numPr>
+          <w:ilvl w:val="0"/>
+          <w:numId w:val="2"/>
+        </w:numPr>
+        <w:jc w:val="both"/>
+        <w:rPr>
+          <w:sz w:val="36"/>
+          <w:szCs w:val="36"/>
+        </w:rPr>
+      </w:pPr>
+      <w:r>
+        <w:rPr>
+          <w:sz w:val="36"/>
+          <w:szCs w:val="36"/>
+        </w:rPr>
+        <w:t>Single-page HTML websites</w:t>
+      </w:r>
+    </w:p>
+    <w:p>
+      <w:pPr>
+        <w:pStyle w:val="ListParagraph"/>
+        <w:numPr>
+          <w:ilvl w:val="0"/>
+          <w:numId w:val="2"/>
+        </w:numPr>
+        <w:jc w:val="both"/>
+        <w:rPr>
+          <w:sz w:val="36"/>
+          <w:szCs w:val="36"/>
+        </w:rPr>
+      </w:pPr>
+      <w:r>
+        <w:rPr>
+          <w:sz w:val="36"/>
+          <w:szCs w:val="36"/>
+        </w:rPr>
+        <w:t>SVG images</w:t>
+      </w:r>
+    </w:p>
+    <w:p>
+      <w:pPr>
+        <w:pStyle w:val="ListParagraph"/>
+        <w:numPr>
+          <w:ilvl w:val="0"/>
+          <w:numId w:val="2"/>
+        </w:numPr>
+        <w:jc w:val="both"/>
+        <w:rPr>
+          <w:sz w:val="36"/>
+          <w:szCs w:val="36"/>
+        </w:rPr>
+      </w:pPr>
+      <w:r>
+        <w:rPr>
+          <w:sz w:val="36"/>
+          <w:szCs w:val="36"/>
+        </w:rPr>
+        <w:t>Diagrams and flowcharts</w:t>
+      </w:r>
+    </w:p>
+    <w:p>
+      <w:pPr>
+        <w:pStyle w:val="ListParagraph"/>
+        <w:numPr>
+          <w:ilvl w:val="0"/>
+          <w:numId w:val="2"/>
+        </w:numPr>
+        <w:jc w:val="both"/>
+        <w:rPr>
+          <w:sz w:val="36"/>
+          <w:szCs w:val="36"/>
+        </w:rPr>
+      </w:pPr>
+      <w:r>
+        <w:rPr>
+          <w:sz w:val="36"/>
+          <w:szCs w:val="36"/>
+        </w:rPr>
+        <w:t xml:space="preserve">Interactive React components (Saw during </w:t>
+      </w:r>
+      <w:r>
+        <w:rPr>
+          <w:b/>
+          <w:bCs/>
+          <w:sz w:val="36"/>
+          <w:szCs w:val="36"/>
+        </w:rPr>
+        <w:t>AnimatedSize</w:t>
+      </w:r>
+      <w:r>
+        <w:rPr>
+          <w:sz w:val="36"/>
+          <w:szCs w:val="36"/>
+        </w:rPr>
+        <w:t>)</w:t>
+      </w:r>
+    </w:p>
+    <w:p>
+      <w:pPr>
+        <w:jc w:val="both"/>
+        <w:rPr>
+          <w:sz w:val="36"/>
+          <w:szCs w:val="36"/>
+        </w:rPr>
+      </w:pPr>
+      <w:r>
+        <w:rPr>
+          <w:sz w:val="36"/>
+          <w:szCs w:val="36"/>
+        </w:rPr>
+        <w:t xml:space="preserve"># </w:t>
+      </w:r>
+      <w:r>
+        <w:rPr>
+          <w:sz w:val="36"/>
+          <w:szCs w:val="36"/>
+        </w:rPr>
+        <w:t xml:space="preserve">If Claude doesn't automatically create an artifact when </w:t>
+      </w:r>
+      <w:r>
+        <w:rPr>
+          <w:sz w:val="36"/>
+          <w:szCs w:val="36"/>
+        </w:rPr>
+        <w:t>we</w:t>
+      </w:r>
+      <w:r>
+        <w:rPr>
+          <w:sz w:val="36"/>
+          <w:szCs w:val="36"/>
+        </w:rPr>
+        <w:t xml:space="preserve"> expect one, </w:t>
+      </w:r>
+      <w:r>
+        <w:rPr>
+          <w:sz w:val="36"/>
+          <w:szCs w:val="36"/>
+        </w:rPr>
+        <w:t>we</w:t>
+      </w:r>
+      <w:r>
+        <w:rPr>
+          <w:sz w:val="36"/>
+          <w:szCs w:val="36"/>
+        </w:rPr>
+        <w:t xml:space="preserve"> can explicitly ask: "Create this as an artifact" or "Show me this in an artifact."</w:t>
+      </w:r>
+    </w:p>
+    <w:p>
+      <w:pPr>
+        <w:jc w:val="both"/>
+        <w:rPr>
+          <w:sz w:val="36"/>
+          <w:szCs w:val="36"/>
+        </w:rPr>
+      </w:pPr>
+    </w:p>
+    <w:p>
+      <w:pPr>
+        <w:jc w:val="both"/>
+        <w:rPr>
+          <w:b/>
+          <w:bCs/>
+          <w:sz w:val="36"/>
+          <w:szCs w:val="36"/>
+        </w:rPr>
+      </w:pPr>
+      <w:r>
+        <w:rPr>
+          <w:b/>
+          <w:bCs/>
+          <w:sz w:val="36"/>
+          <w:szCs w:val="36"/>
+        </w:rPr>
+        <w:t>Claude Skills:</w:t>
+      </w:r>
+    </w:p>
+    <w:p>
+      <w:pPr>
+        <w:jc w:val="both"/>
+        <w:rPr>
+          <w:sz w:val="36"/>
+          <w:szCs w:val="36"/>
+        </w:rPr>
+      </w:pPr>
+      <w:r>
+        <w:rPr>
+          <w:sz w:val="36"/>
+          <w:szCs w:val="36"/>
+        </w:rPr>
+        <w:t xml:space="preserve"># </w:t>
+      </w:r>
+      <w:r>
+        <w:rPr>
+          <w:sz w:val="36"/>
+          <w:szCs w:val="36"/>
+        </w:rPr>
+        <w:t>Custom Skills is only for Pro and Enterprise plans (NOT included in Free)</w:t>
+      </w:r>
+    </w:p>
+    <w:p>
+      <w:pPr>
+        <w:jc w:val="both"/>
+        <w:rPr>
+          <w:sz w:val="36"/>
+          <w:szCs w:val="36"/>
+        </w:rPr>
+      </w:pPr>
+      <w:r>
+        <w:rPr>
+          <w:sz w:val="36"/>
+          <w:szCs w:val="36"/>
+        </w:rPr>
+        <w:lastRenderedPageBreak/>
+        <w:t xml:space="preserve"># </w:t>
+      </w:r>
+      <w:r>
+        <w:rPr>
+          <w:sz w:val="36"/>
+          <w:szCs w:val="36"/>
+        </w:rPr>
+        <w:t>Skills are folders of instructions, scripts, and resources that Claude loads to improve performance on specialized tasks. Think of them as expertise packages</w:t>
+      </w:r>
+      <w:r>
+        <w:rPr>
+          <w:sz w:val="36"/>
+          <w:szCs w:val="36"/>
+        </w:rPr>
+        <w:t xml:space="preserve">, </w:t>
+      </w:r>
+      <w:r>
+        <w:rPr>
+          <w:sz w:val="36"/>
+          <w:szCs w:val="36"/>
+        </w:rPr>
+        <w:t>they teach Claude how to complete specific tasks in a repeatable way.</w:t>
+      </w:r>
+    </w:p>
+    <w:p>
+      <w:pPr>
+        <w:jc w:val="both"/>
+        <w:rPr>
+          <w:sz w:val="36"/>
+          <w:szCs w:val="36"/>
+        </w:rPr>
+      </w:pPr>
+      <w:r>
+        <w:rPr>
+          <w:sz w:val="36"/>
+          <w:szCs w:val="36"/>
+        </w:rPr>
+        <w:t># Claude creates Excel spreadsheets, MS word DOCX using Skills (ANTHROPIC’s).</w:t>
+      </w:r>
+      <w:r>
+        <w:rPr>
+          <w:sz w:val="36"/>
+          <w:szCs w:val="36"/>
+        </w:rPr>
+        <w:t xml:space="preserve"> But Skills go far beyond document creation. Custom Skills can codify entire repeatable workflows </w:t>
+      </w:r>
+      <w:r>
+        <w:rPr>
+          <w:sz w:val="36"/>
+          <w:szCs w:val="36"/>
+        </w:rPr>
+        <w:t>like</w:t>
+      </w:r>
+      <w:r>
+        <w:rPr>
+          <w:sz w:val="36"/>
+          <w:szCs w:val="36"/>
+        </w:rPr>
+        <w:t xml:space="preserve"> a compliance checklist so Claude follows the same rigorous steps every time.</w:t>
+      </w:r>
+    </w:p>
+    <w:p>
+      <w:pPr>
+        <w:jc w:val="both"/>
+        <w:rPr>
+          <w:sz w:val="36"/>
+          <w:szCs w:val="36"/>
+        </w:rPr>
+      </w:pPr>
+      <w:r>
+        <w:rPr>
+          <w:sz w:val="36"/>
+          <w:szCs w:val="36"/>
+        </w:rPr>
+        <w:t xml:space="preserve"># </w:t>
+      </w:r>
+      <w:r>
+        <w:rPr>
+          <w:sz w:val="36"/>
+          <w:szCs w:val="36"/>
+        </w:rPr>
+        <w:t>Basically,</w:t>
+      </w:r>
+      <w:r>
+        <w:rPr>
+          <w:sz w:val="36"/>
+          <w:szCs w:val="36"/>
+        </w:rPr>
+        <w:t xml:space="preserve"> we specify steps or rules or procedures for Claude to do a Task which can be repeatedly used instead of </w:t>
+      </w:r>
+      <w:r>
+        <w:rPr>
+          <w:sz w:val="36"/>
+          <w:szCs w:val="36"/>
+        </w:rPr>
+        <w:t>specifying it to Claude again and again</w:t>
+      </w:r>
+    </w:p>
+    <w:p>
+      <w:pPr>
+        <w:jc w:val="both"/>
+        <w:rPr>
+          <w:sz w:val="36"/>
+          <w:szCs w:val="36"/>
+        </w:rPr>
+      </w:pPr>
+    </w:p>
+    <w:p>
+      <w:pPr>
+        <w:jc w:val="both"/>
+        <w:rPr>
+          <w:sz w:val="36"/>
+          <w:szCs w:val="36"/>
+        </w:rPr>
+      </w:pPr>
+      <w:r>
+        <w:rPr>
+          <w:sz w:val="36"/>
+          <w:szCs w:val="36"/>
+        </w:rPr>
+        <w:t>Types of Skills:</w:t>
+      </w:r>
+    </w:p>
+    <w:p>
+      <w:pPr>
+        <w:jc w:val="both"/>
+        <w:rPr>
+          <w:sz w:val="36"/>
+          <w:szCs w:val="36"/>
+        </w:rPr>
+      </w:pPr>
+      <w:r>
+        <w:rPr>
+          <w:sz w:val="36"/>
+          <w:szCs w:val="36"/>
+        </w:rPr>
+        <w:t xml:space="preserve"># </w:t>
+      </w:r>
+      <w:r>
+        <w:rPr>
+          <w:sz w:val="36"/>
+          <w:szCs w:val="36"/>
+        </w:rPr>
+        <w:t>There are two categories of Skills:</w:t>
+      </w:r>
+    </w:p>
+    <w:p>
+      <w:pPr>
+        <w:pStyle w:val="ListParagraph"/>
+        <w:numPr>
+          <w:ilvl w:val="0"/>
+          <w:numId w:val="8"/>
+        </w:numPr>
+        <w:jc w:val="both"/>
+        <w:rPr>
+          <w:sz w:val="36"/>
+          <w:szCs w:val="36"/>
+        </w:rPr>
+      </w:pPr>
+      <w:r>
+        <w:rPr>
+          <w:b/>
+          <w:bCs/>
+          <w:sz w:val="36"/>
+          <w:szCs w:val="36"/>
+        </w:rPr>
+        <w:t>Anthropic Skills</w:t>
+      </w:r>
+      <w:r>
+        <w:rPr>
+          <w:b/>
+          <w:bCs/>
+          <w:sz w:val="36"/>
+          <w:szCs w:val="36"/>
+        </w:rPr>
+        <w:t>:</w:t>
+      </w:r>
+      <w:r>
+        <w:rPr>
+          <w:sz w:val="36"/>
+          <w:szCs w:val="36"/>
+        </w:rPr>
         <w:t xml:space="preserve"> </w:t>
       </w:r>
       <w:r>
@@ -2229,6 +2428,848 @@
           <w:sz w:val="36"/>
           <w:szCs w:val="36"/>
         </w:rPr>
+        <w:t xml:space="preserve"> </w:t>
+      </w:r>
+      <w:r>
+        <w:rPr>
+          <w:sz w:val="36"/>
+          <w:szCs w:val="36"/>
+        </w:rPr>
+        <w:t>They’re</w:t>
+      </w:r>
+      <w:r>
+        <w:rPr>
+          <w:sz w:val="36"/>
+          <w:szCs w:val="36"/>
+        </w:rPr>
+        <w:t xml:space="preserve"> created and maintained by Anthropic. These include enhanced document creation capabilities for Excel, Word, PowerPoint, and PDF files. Anthropic Skills are available to all paid</w:t>
+      </w:r>
+      <w:r>
+        <w:rPr>
+          <w:sz w:val="36"/>
+          <w:szCs w:val="36"/>
+        </w:rPr>
+        <w:t xml:space="preserve"> (and free)</w:t>
+      </w:r>
+      <w:r>
+        <w:rPr>
+          <w:sz w:val="36"/>
+          <w:szCs w:val="36"/>
+        </w:rPr>
+        <w:t xml:space="preserve"> users and Claude invokes them automatically when relevan</w:t>
+      </w:r>
+      <w:r>
+        <w:rPr>
+          <w:sz w:val="36"/>
+          <w:szCs w:val="36"/>
+        </w:rPr>
+        <w:t>t,</w:t>
+      </w:r>
+      <w:r>
+        <w:rPr>
+          <w:sz w:val="36"/>
+          <w:szCs w:val="36"/>
+        </w:rPr>
+        <w:t xml:space="preserve"> don't need to do anything special to use them.</w:t>
+      </w:r>
+    </w:p>
+    <w:p>
+      <w:pPr>
+        <w:pStyle w:val="ListParagraph"/>
+        <w:numPr>
+          <w:ilvl w:val="0"/>
+          <w:numId w:val="8"/>
+        </w:numPr>
+        <w:jc w:val="both"/>
+        <w:rPr>
+          <w:sz w:val="36"/>
+          <w:szCs w:val="36"/>
+        </w:rPr>
+      </w:pPr>
+      <w:r>
+        <w:rPr>
+          <w:b/>
+          <w:bCs/>
+          <w:sz w:val="36"/>
+          <w:szCs w:val="36"/>
+        </w:rPr>
+        <w:t>Custom Skills</w:t>
+      </w:r>
+      <w:r>
+        <w:rPr>
+          <w:b/>
+          <w:bCs/>
+          <w:sz w:val="36"/>
+          <w:szCs w:val="36"/>
+        </w:rPr>
+        <w:t>:</w:t>
+      </w:r>
+      <w:r>
+        <w:rPr>
+          <w:sz w:val="36"/>
+          <w:szCs w:val="36"/>
+        </w:rPr>
+        <w:t xml:space="preserve"> They’re</w:t>
+      </w:r>
+      <w:r>
+        <w:rPr>
+          <w:sz w:val="36"/>
+          <w:szCs w:val="36"/>
+        </w:rPr>
+        <w:t xml:space="preserve"> ones</w:t>
+      </w:r>
+      <w:r>
+        <w:rPr>
+          <w:sz w:val="36"/>
+          <w:szCs w:val="36"/>
+        </w:rPr>
+        <w:t xml:space="preserve"> </w:t>
+      </w:r>
+      <w:r>
+        <w:rPr>
+          <w:sz w:val="36"/>
+          <w:szCs w:val="36"/>
+        </w:rPr>
+        <w:t>create</w:t>
+      </w:r>
+      <w:r>
+        <w:rPr>
+          <w:sz w:val="36"/>
+          <w:szCs w:val="36"/>
+        </w:rPr>
+        <w:t>d</w:t>
+      </w:r>
+      <w:r>
+        <w:rPr>
+          <w:sz w:val="36"/>
+          <w:szCs w:val="36"/>
+        </w:rPr>
+        <w:t xml:space="preserve"> for specialized workflows and domain-specific tasks. For example, creat</w:t>
+      </w:r>
+      <w:r>
+        <w:rPr>
+          <w:sz w:val="36"/>
+          <w:szCs w:val="36"/>
+        </w:rPr>
+        <w:t>e</w:t>
+      </w:r>
+      <w:r>
+        <w:rPr>
+          <w:sz w:val="36"/>
+          <w:szCs w:val="36"/>
+        </w:rPr>
+        <w:t xml:space="preserve"> a skill that applies our company's brand guidelines to presentations, structures meeting notes in </w:t>
+      </w:r>
+      <w:r>
+        <w:rPr>
+          <w:sz w:val="36"/>
+          <w:szCs w:val="36"/>
+        </w:rPr>
+        <w:lastRenderedPageBreak/>
+        <w:t>a specific format, or executes our organization's data analysis workflows.</w:t>
+      </w:r>
+    </w:p>
+    <w:p>
+      <w:pPr>
+        <w:jc w:val="both"/>
+        <w:rPr>
+          <w:sz w:val="36"/>
+          <w:szCs w:val="36"/>
+        </w:rPr>
+      </w:pPr>
+    </w:p>
+    <w:p>
+      <w:pPr>
+        <w:jc w:val="both"/>
+        <w:rPr>
+          <w:sz w:val="36"/>
+          <w:szCs w:val="36"/>
+        </w:rPr>
+      </w:pPr>
+      <w:r>
+        <w:rPr>
+          <w:sz w:val="36"/>
+          <w:szCs w:val="36"/>
+        </w:rPr>
+        <w:t>Enabling Skills:</w:t>
+      </w:r>
+    </w:p>
+    <w:p>
+      <w:pPr>
+        <w:jc w:val="both"/>
+        <w:rPr>
+          <w:sz w:val="36"/>
+          <w:szCs w:val="36"/>
+        </w:rPr>
+      </w:pPr>
+      <w:r>
+        <w:rPr>
+          <w:sz w:val="36"/>
+          <w:szCs w:val="36"/>
+        </w:rPr>
+        <w:t xml:space="preserve"># </w:t>
+      </w:r>
+      <w:r>
+        <w:rPr>
+          <w:sz w:val="36"/>
+          <w:szCs w:val="36"/>
+        </w:rPr>
+        <w:t xml:space="preserve">Skills are currently available as a feature preview for users on Pro, Max, Team, and Enterprise plans. To use Skills, </w:t>
+      </w:r>
+      <w:r>
+        <w:rPr>
+          <w:sz w:val="36"/>
+          <w:szCs w:val="36"/>
+        </w:rPr>
+        <w:t>we</w:t>
+      </w:r>
+      <w:r>
+        <w:rPr>
+          <w:sz w:val="36"/>
+          <w:szCs w:val="36"/>
+        </w:rPr>
+        <w:t>'ll need to have Code execution and file creation enabled, since Skills require Claude's secure sandboxed computing environment to function.</w:t>
+      </w:r>
+    </w:p>
+    <w:p>
+      <w:pPr>
+        <w:jc w:val="both"/>
+        <w:rPr>
+          <w:sz w:val="36"/>
+          <w:szCs w:val="36"/>
+        </w:rPr>
+      </w:pPr>
+      <w:r>
+        <w:rPr>
+          <w:sz w:val="36"/>
+          <w:szCs w:val="36"/>
+        </w:rPr>
+        <w:t xml:space="preserve"># Go to Settings </w:t>
+      </w:r>
+      <w:r>
+        <w:rPr>
+          <w:sz w:val="36"/>
+          <w:szCs w:val="36"/>
+        </w:rPr>
+        <w:sym w:font="Wingdings" w:char="F0E0"/>
+      </w:r>
+      <w:r>
+        <w:rPr>
+          <w:sz w:val="36"/>
+          <w:szCs w:val="36"/>
+        </w:rPr>
+        <w:t xml:space="preserve"> Capabilities </w:t>
+      </w:r>
+      <w:r>
+        <w:rPr>
+          <w:sz w:val="36"/>
+          <w:szCs w:val="36"/>
+        </w:rPr>
+        <w:sym w:font="Wingdings" w:char="F0E0"/>
+      </w:r>
+      <w:r>
+        <w:rPr>
+          <w:sz w:val="36"/>
+          <w:szCs w:val="36"/>
+        </w:rPr>
+        <w:t xml:space="preserve"> Code execution and file creation (toggled on). Go to customize then Skills</w:t>
+      </w:r>
+    </w:p>
+    <w:p>
+      <w:pPr>
+        <w:jc w:val="both"/>
+        <w:rPr>
+          <w:sz w:val="36"/>
+          <w:szCs w:val="36"/>
+        </w:rPr>
+      </w:pPr>
+    </w:p>
+    <w:p>
+      <w:pPr>
+        <w:jc w:val="both"/>
+        <w:rPr>
+          <w:sz w:val="36"/>
+          <w:szCs w:val="36"/>
+        </w:rPr>
+      </w:pPr>
+      <w:r>
+        <w:rPr>
+          <w:sz w:val="36"/>
+          <w:szCs w:val="36"/>
+        </w:rPr>
+        <w:t>Skills vs Projects:</w:t>
+      </w:r>
+    </w:p>
+    <w:p>
+      <w:pPr>
+        <w:jc w:val="both"/>
+        <w:rPr>
+          <w:sz w:val="36"/>
+          <w:szCs w:val="36"/>
+        </w:rPr>
+      </w:pPr>
+      <w:r>
+        <w:rPr>
+          <w:sz w:val="36"/>
+          <w:szCs w:val="36"/>
+        </w:rPr>
+        <w:t># Projects store knowledge while Skills perform tasks.</w:t>
+      </w:r>
+    </w:p>
+    <w:p>
+      <w:pPr>
+        <w:jc w:val="both"/>
+        <w:rPr>
+          <w:sz w:val="36"/>
+          <w:szCs w:val="36"/>
+        </w:rPr>
+      </w:pPr>
+      <w:r>
+        <w:rPr>
+          <w:sz w:val="36"/>
+          <w:szCs w:val="36"/>
+        </w:rPr>
+        <w:t># Projects are knowledge hubs. They hold the reference materials Claude needs to understand our work. When a file is uploaded to a Project, Claude draws on that information across every conversation within that project</w:t>
+      </w:r>
+    </w:p>
+    <w:p>
+      <w:pPr>
+        <w:jc w:val="both"/>
+        <w:rPr>
+          <w:sz w:val="36"/>
+          <w:szCs w:val="36"/>
+        </w:rPr>
+      </w:pPr>
+      <w:r>
+        <w:rPr>
+          <w:sz w:val="36"/>
+          <w:szCs w:val="36"/>
+        </w:rPr>
+        <w:t xml:space="preserve"># Skills are procedural machines (Step-by-step). </w:t>
+      </w:r>
+      <w:r>
+        <w:rPr>
+          <w:sz w:val="36"/>
+          <w:szCs w:val="36"/>
+        </w:rPr>
+        <w:t>They encode how Claude should execute a task</w:t>
+      </w:r>
+      <w:r>
+        <w:rPr>
+          <w:sz w:val="36"/>
+          <w:szCs w:val="36"/>
+        </w:rPr>
+        <w:t>. T</w:t>
+      </w:r>
+      <w:r>
+        <w:rPr>
+          <w:sz w:val="36"/>
+          <w:szCs w:val="36"/>
+        </w:rPr>
+        <w:t xml:space="preserve">he specific steps, order of operations, and methodology </w:t>
+      </w:r>
+      <w:r>
+        <w:rPr>
+          <w:sz w:val="36"/>
+          <w:szCs w:val="36"/>
+        </w:rPr>
+        <w:t>we</w:t>
+      </w:r>
+      <w:r>
+        <w:rPr>
+          <w:sz w:val="36"/>
+          <w:szCs w:val="36"/>
+        </w:rPr>
+        <w:t xml:space="preserve"> want followed every time. Skills shine when </w:t>
+      </w:r>
+      <w:r>
+        <w:rPr>
+          <w:sz w:val="36"/>
+          <w:szCs w:val="36"/>
+        </w:rPr>
+        <w:t>we</w:t>
+      </w:r>
+      <w:r>
+        <w:rPr>
+          <w:sz w:val="36"/>
+          <w:szCs w:val="36"/>
+        </w:rPr>
+        <w:t xml:space="preserve"> have repeatable </w:t>
+      </w:r>
+      <w:r>
+        <w:rPr>
+          <w:sz w:val="36"/>
+          <w:szCs w:val="36"/>
+        </w:rPr>
+        <w:t>workflows,</w:t>
+      </w:r>
+      <w:r>
+        <w:rPr>
+          <w:sz w:val="36"/>
+          <w:szCs w:val="36"/>
+        </w:rPr>
+        <w:t xml:space="preserve"> </w:t>
+      </w:r>
+      <w:r>
+        <w:rPr>
+          <w:sz w:val="36"/>
+          <w:szCs w:val="36"/>
+        </w:rPr>
+        <w:t>we</w:t>
+      </w:r>
+      <w:r>
+        <w:rPr>
+          <w:sz w:val="36"/>
+          <w:szCs w:val="36"/>
+        </w:rPr>
+        <w:t xml:space="preserve"> want Claude to run consistently.</w:t>
+      </w:r>
+    </w:p>
+    <w:p>
+      <w:pPr>
+        <w:jc w:val="both"/>
+        <w:rPr>
+          <w:sz w:val="36"/>
+          <w:szCs w:val="36"/>
+        </w:rPr>
+      </w:pPr>
+    </w:p>
+    <w:p>
+      <w:pPr>
+        <w:jc w:val="both"/>
+        <w:rPr>
+          <w:b/>
+          <w:bCs/>
+          <w:sz w:val="36"/>
+          <w:szCs w:val="36"/>
+        </w:rPr>
+      </w:pPr>
+      <w:r>
+        <w:rPr>
+          <w:b/>
+          <w:bCs/>
+          <w:sz w:val="36"/>
+          <w:szCs w:val="36"/>
+        </w:rPr>
+        <w:lastRenderedPageBreak/>
+        <w:t>Claude Connectors:</w:t>
+      </w:r>
+    </w:p>
+    <w:p>
+      <w:pPr>
+        <w:jc w:val="both"/>
+        <w:rPr>
+          <w:sz w:val="36"/>
+          <w:szCs w:val="36"/>
+        </w:rPr>
+      </w:pPr>
+      <w:r>
+        <w:rPr>
+          <w:sz w:val="36"/>
+          <w:szCs w:val="36"/>
+        </w:rPr>
+        <w:t xml:space="preserve"># Connectors gives Claude access to the same tools, data and context that we use every day. </w:t>
+      </w:r>
+      <w:r>
+        <w:rPr>
+          <w:sz w:val="36"/>
+          <w:szCs w:val="36"/>
+        </w:rPr>
+        <w:t>Instead of starting every conversation from scratch, Claude can work directly with our actual information.</w:t>
+      </w:r>
+    </w:p>
+    <w:p>
+      <w:pPr>
+        <w:jc w:val="both"/>
+        <w:rPr>
+          <w:sz w:val="36"/>
+          <w:szCs w:val="36"/>
+        </w:rPr>
+      </w:pPr>
+      <w:r>
+        <w:rPr>
+          <w:sz w:val="36"/>
+          <w:szCs w:val="36"/>
+        </w:rPr>
+        <w:t xml:space="preserve"># </w:t>
+      </w:r>
+      <w:r>
+        <w:rPr>
+          <w:sz w:val="36"/>
+          <w:szCs w:val="36"/>
+        </w:rPr>
+        <w:t xml:space="preserve">Depending on the connector and permissions </w:t>
+      </w:r>
+      <w:r>
+        <w:rPr>
+          <w:sz w:val="36"/>
+          <w:szCs w:val="36"/>
+        </w:rPr>
+        <w:t>we</w:t>
+      </w:r>
+      <w:r>
+        <w:rPr>
+          <w:sz w:val="36"/>
+          <w:szCs w:val="36"/>
+        </w:rPr>
+        <w:t xml:space="preserve"> grant, Claude can search our files, retrieve documents, analyze data, create new content, update records, and execute tasks across our connected applications</w:t>
+      </w:r>
+      <w:r>
+        <w:rPr>
+          <w:sz w:val="36"/>
+          <w:szCs w:val="36"/>
+        </w:rPr>
+        <w:t xml:space="preserve">, </w:t>
+      </w:r>
+      <w:r>
+        <w:rPr>
+          <w:sz w:val="36"/>
+          <w:szCs w:val="36"/>
+        </w:rPr>
+        <w:t>all from within our conversation.</w:t>
+      </w:r>
+    </w:p>
+    <w:p>
+      <w:pPr>
+        <w:jc w:val="both"/>
+        <w:rPr>
+          <w:sz w:val="36"/>
+          <w:szCs w:val="36"/>
+        </w:rPr>
+      </w:pPr>
+    </w:p>
+    <w:p>
+      <w:pPr>
+        <w:jc w:val="both"/>
+        <w:rPr>
+          <w:sz w:val="36"/>
+          <w:szCs w:val="36"/>
+        </w:rPr>
+      </w:pPr>
+      <w:r>
+        <w:rPr>
+          <w:sz w:val="36"/>
+          <w:szCs w:val="36"/>
+        </w:rPr>
+        <w:t>MCP (Model Context Protocol) in Connectors:</w:t>
+      </w:r>
+    </w:p>
+    <w:p>
+      <w:pPr>
+        <w:jc w:val="both"/>
+        <w:rPr>
+          <w:sz w:val="36"/>
+          <w:szCs w:val="36"/>
+        </w:rPr>
+      </w:pPr>
+      <w:r>
+        <w:rPr>
+          <w:sz w:val="36"/>
+          <w:szCs w:val="36"/>
+        </w:rPr>
+        <w:t xml:space="preserve"># </w:t>
+      </w:r>
+      <w:r>
+        <w:rPr>
+          <w:sz w:val="36"/>
+          <w:szCs w:val="36"/>
+        </w:rPr>
+        <w:t>The Model Context Protocol (MCP) powers connectors. Think of MCP like USB-C for AI</w:t>
+      </w:r>
+      <w:r>
+        <w:rPr>
+          <w:sz w:val="36"/>
+          <w:szCs w:val="36"/>
+        </w:rPr>
+        <w:t xml:space="preserve">, </w:t>
+      </w:r>
+      <w:r>
+        <w:rPr>
+          <w:sz w:val="36"/>
+          <w:szCs w:val="36"/>
+        </w:rPr>
+        <w:t>a universal standard that allows Claude to connect to many different applications through a single, consistent interface. This open standard means developers can build connectors for any tool, and those connectors work seamlessly with Claude.</w:t>
+      </w:r>
+    </w:p>
+    <w:p>
+      <w:pPr>
+        <w:jc w:val="both"/>
+        <w:rPr>
+          <w:sz w:val="36"/>
+          <w:szCs w:val="36"/>
+        </w:rPr>
+      </w:pPr>
+    </w:p>
+    <w:p>
+      <w:pPr>
+        <w:jc w:val="both"/>
+        <w:rPr>
+          <w:sz w:val="36"/>
+          <w:szCs w:val="36"/>
+        </w:rPr>
+      </w:pPr>
+      <w:r>
+        <w:rPr>
+          <w:sz w:val="36"/>
+          <w:szCs w:val="36"/>
+        </w:rPr>
+        <w:t>Types of Connectors:</w:t>
+      </w:r>
+    </w:p>
+    <w:p>
+      <w:pPr>
+        <w:jc w:val="both"/>
+        <w:rPr>
+          <w:sz w:val="36"/>
+          <w:szCs w:val="36"/>
+        </w:rPr>
+      </w:pPr>
+      <w:r>
+        <w:rPr>
+          <w:sz w:val="36"/>
+          <w:szCs w:val="36"/>
+        </w:rPr>
+        <w:t xml:space="preserve"># </w:t>
+      </w:r>
+      <w:r>
+        <w:rPr>
+          <w:sz w:val="36"/>
+          <w:szCs w:val="36"/>
+        </w:rPr>
+        <w:t>There are two types of connectors</w:t>
+      </w:r>
+      <w:r>
+        <w:rPr>
+          <w:sz w:val="36"/>
+          <w:szCs w:val="36"/>
+        </w:rPr>
+        <w:t>:</w:t>
+      </w:r>
+    </w:p>
+    <w:p>
+      <w:pPr>
+        <w:pStyle w:val="ListParagraph"/>
+        <w:numPr>
+          <w:ilvl w:val="0"/>
+          <w:numId w:val="9"/>
+        </w:numPr>
+        <w:jc w:val="both"/>
+        <w:rPr>
+          <w:sz w:val="36"/>
+          <w:szCs w:val="36"/>
+        </w:rPr>
+      </w:pPr>
+      <w:r>
+        <w:rPr>
+          <w:b/>
+          <w:bCs/>
+          <w:sz w:val="36"/>
+          <w:szCs w:val="36"/>
+        </w:rPr>
+        <w:t xml:space="preserve">Web Connectors: </w:t>
+      </w:r>
+      <w:r>
+        <w:rPr>
+          <w:sz w:val="36"/>
+          <w:szCs w:val="36"/>
+        </w:rPr>
+        <w:t>Cloud services and applications (Gmail, Notion, Slack, Asana, Linear, Stripe and many more)</w:t>
+      </w:r>
+    </w:p>
+    <w:p>
+      <w:pPr>
+        <w:pStyle w:val="ListParagraph"/>
+        <w:numPr>
+          <w:ilvl w:val="0"/>
+          <w:numId w:val="9"/>
+        </w:numPr>
+        <w:jc w:val="both"/>
+        <w:rPr>
+          <w:sz w:val="36"/>
+          <w:szCs w:val="36"/>
+        </w:rPr>
+      </w:pPr>
+      <w:r>
+        <w:rPr>
+          <w:b/>
+          <w:bCs/>
+          <w:sz w:val="36"/>
+          <w:szCs w:val="36"/>
+        </w:rPr>
+        <w:lastRenderedPageBreak/>
+        <w:t>Desktop extensions:</w:t>
+      </w:r>
+      <w:r>
+        <w:rPr>
+          <w:sz w:val="36"/>
+          <w:szCs w:val="36"/>
+        </w:rPr>
+        <w:t xml:space="preserve"> Local tools that run on our computer through the Claude Desktop app</w:t>
+      </w:r>
+    </w:p>
+    <w:p>
+      <w:pPr>
+        <w:jc w:val="both"/>
+        <w:rPr>
+          <w:sz w:val="36"/>
+          <w:szCs w:val="36"/>
+        </w:rPr>
+      </w:pPr>
+    </w:p>
+    <w:p>
+      <w:pPr>
+        <w:jc w:val="both"/>
+        <w:rPr>
+          <w:sz w:val="36"/>
+          <w:szCs w:val="36"/>
+        </w:rPr>
+      </w:pPr>
+      <w:r>
+        <w:rPr>
+          <w:sz w:val="36"/>
+          <w:szCs w:val="36"/>
+        </w:rPr>
+        <w:t>Setting up a Web Connector:</w:t>
+      </w:r>
+    </w:p>
+    <w:p>
+      <w:pPr>
+        <w:jc w:val="both"/>
+        <w:rPr>
+          <w:sz w:val="36"/>
+          <w:szCs w:val="36"/>
+        </w:rPr>
+      </w:pPr>
+      <w:r>
+        <w:rPr>
+          <w:sz w:val="36"/>
+          <w:szCs w:val="36"/>
+        </w:rPr>
+        <w:t xml:space="preserve"># </w:t>
+      </w:r>
+      <w:r>
+        <w:rPr>
+          <w:sz w:val="36"/>
+          <w:szCs w:val="36"/>
+        </w:rPr>
+        <w:t>Here's how to connect a cloud service:</w:t>
+      </w:r>
+    </w:p>
+    <w:p>
+      <w:pPr>
+        <w:pStyle w:val="ListParagraph"/>
+        <w:numPr>
+          <w:ilvl w:val="0"/>
+          <w:numId w:val="10"/>
+        </w:numPr>
+        <w:jc w:val="both"/>
+        <w:rPr>
+          <w:sz w:val="36"/>
+          <w:szCs w:val="36"/>
+        </w:rPr>
+      </w:pPr>
+      <w:r>
+        <w:rPr>
+          <w:b/>
+          <w:bCs/>
+          <w:sz w:val="36"/>
+          <w:szCs w:val="36"/>
+        </w:rPr>
+        <w:t>Find the connector:</w:t>
+      </w:r>
+      <w:r>
+        <w:rPr>
+          <w:sz w:val="36"/>
+          <w:szCs w:val="36"/>
+        </w:rPr>
+        <w:t xml:space="preserve"> Navigate to claude.ai/</w:t>
+      </w:r>
+      <w:r>
+        <w:rPr>
+          <w:sz w:val="36"/>
+          <w:szCs w:val="36"/>
+        </w:rPr>
+        <w:t>customize</w:t>
+      </w:r>
+      <w:r>
+        <w:rPr>
+          <w:sz w:val="36"/>
+          <w:szCs w:val="36"/>
+        </w:rPr>
+        <w:t>, or click + &gt; Connectors in any chat</w:t>
+      </w:r>
+    </w:p>
+    <w:p>
+      <w:pPr>
+        <w:pStyle w:val="ListParagraph"/>
+        <w:numPr>
+          <w:ilvl w:val="0"/>
+          <w:numId w:val="10"/>
+        </w:numPr>
+        <w:jc w:val="both"/>
+        <w:rPr>
+          <w:sz w:val="36"/>
+          <w:szCs w:val="36"/>
+        </w:rPr>
+      </w:pPr>
+      <w:r>
+        <w:rPr>
+          <w:b/>
+          <w:bCs/>
+          <w:sz w:val="36"/>
+          <w:szCs w:val="36"/>
+        </w:rPr>
+        <w:t>Click Connect:</w:t>
+      </w:r>
+      <w:r>
+        <w:rPr>
+          <w:sz w:val="36"/>
+          <w:szCs w:val="36"/>
+        </w:rPr>
+        <w:t xml:space="preserve"> Select the connector </w:t>
+      </w:r>
+      <w:r>
+        <w:rPr>
+          <w:sz w:val="36"/>
+          <w:szCs w:val="36"/>
+        </w:rPr>
+        <w:t>we</w:t>
+      </w:r>
+      <w:r>
+        <w:rPr>
+          <w:sz w:val="36"/>
+          <w:szCs w:val="36"/>
+        </w:rPr>
+        <w:t xml:space="preserve"> want to add</w:t>
+      </w:r>
+    </w:p>
+    <w:p>
+      <w:pPr>
+        <w:pStyle w:val="ListParagraph"/>
+        <w:numPr>
+          <w:ilvl w:val="0"/>
+          <w:numId w:val="10"/>
+        </w:numPr>
+        <w:jc w:val="both"/>
+        <w:rPr>
+          <w:sz w:val="36"/>
+          <w:szCs w:val="36"/>
+        </w:rPr>
+      </w:pPr>
+      <w:r>
+        <w:rPr>
+          <w:b/>
+          <w:bCs/>
+          <w:sz w:val="36"/>
+          <w:szCs w:val="36"/>
+        </w:rPr>
+        <w:t xml:space="preserve">Authenticate: </w:t>
+      </w:r>
+      <w:r>
+        <w:rPr>
+          <w:sz w:val="36"/>
+          <w:szCs w:val="36"/>
+        </w:rPr>
         <w:t>We</w:t>
       </w:r>
       <w:r>
@@ -2236,7 +3277,104 @@
           <w:sz w:val="36"/>
           <w:szCs w:val="36"/>
         </w:rPr>
-        <w:t xml:space="preserve"> connect a GitHub repository and Claude works in a cloud environment. Sessions continue even if </w:t>
+        <w:t>'ll be redirected to the service's login page. Sign in with our existing credentials</w:t>
+      </w:r>
+    </w:p>
+    <w:p>
+      <w:pPr>
+        <w:pStyle w:val="ListParagraph"/>
+        <w:numPr>
+          <w:ilvl w:val="0"/>
+          <w:numId w:val="10"/>
+        </w:numPr>
+        <w:jc w:val="both"/>
+        <w:rPr>
+          <w:sz w:val="36"/>
+          <w:szCs w:val="36"/>
+        </w:rPr>
+      </w:pPr>
+      <w:r>
+        <w:rPr>
+          <w:b/>
+          <w:bCs/>
+          <w:sz w:val="36"/>
+          <w:szCs w:val="36"/>
+        </w:rPr>
+        <w:t>Grant permissions:</w:t>
+      </w:r>
+      <w:r>
+        <w:rPr>
+          <w:sz w:val="36"/>
+          <w:szCs w:val="36"/>
+        </w:rPr>
+        <w:t xml:space="preserve"> Review the specific permissions Claude is requesting, then authorize access</w:t>
+      </w:r>
+    </w:p>
+    <w:p>
+      <w:pPr>
+        <w:pStyle w:val="ListParagraph"/>
+        <w:numPr>
+          <w:ilvl w:val="0"/>
+          <w:numId w:val="10"/>
+        </w:numPr>
+        <w:jc w:val="both"/>
+        <w:rPr>
+          <w:sz w:val="36"/>
+          <w:szCs w:val="36"/>
+        </w:rPr>
+      </w:pPr>
+      <w:r>
+        <w:rPr>
+          <w:b/>
+          <w:bCs/>
+          <w:sz w:val="36"/>
+          <w:szCs w:val="36"/>
+        </w:rPr>
+        <w:t>Test the connection:</w:t>
+      </w:r>
+      <w:r>
+        <w:rPr>
+          <w:sz w:val="36"/>
+          <w:szCs w:val="36"/>
+        </w:rPr>
+        <w:t xml:space="preserve"> Return to Claude and try a simple request, like "Can you access my [tool name]?"</w:t>
+      </w:r>
+    </w:p>
+    <w:p>
+      <w:pPr>
+        <w:jc w:val="both"/>
+        <w:rPr>
+          <w:sz w:val="36"/>
+          <w:szCs w:val="36"/>
+        </w:rPr>
+      </w:pPr>
+      <w:r>
+        <w:rPr>
+          <w:sz w:val="36"/>
+          <w:szCs w:val="36"/>
+        </w:rPr>
+        <w:t xml:space="preserve"># </w:t>
+      </w:r>
+      <w:r>
+        <w:rPr>
+          <w:sz w:val="36"/>
+          <w:szCs w:val="36"/>
+        </w:rPr>
+        <w:t>Once connected, Claude can search, read, and in some cases take actions within that service</w:t>
+      </w:r>
+      <w:r>
+        <w:rPr>
+          <w:sz w:val="36"/>
+          <w:szCs w:val="36"/>
+        </w:rPr>
+        <w:t xml:space="preserve">, </w:t>
+      </w:r>
+      <w:r>
+        <w:rPr>
+          <w:sz w:val="36"/>
+          <w:szCs w:val="36"/>
+        </w:rPr>
+        <w:t xml:space="preserve">depending on the permissions </w:t>
       </w:r>
       <w:r>
         <w:rPr>
@@ -2250,7 +3388,684 @@
           <w:sz w:val="36"/>
           <w:szCs w:val="36"/>
         </w:rPr>
-        <w:t xml:space="preserve"> close the app, so </w:t>
+        <w:t>'ve granted.</w:t>
+      </w:r>
+    </w:p>
+    <w:p>
+      <w:pPr>
+        <w:jc w:val="both"/>
+        <w:rPr>
+          <w:sz w:val="36"/>
+          <w:szCs w:val="36"/>
+        </w:rPr>
+      </w:pPr>
+    </w:p>
+    <w:p>
+      <w:pPr>
+        <w:jc w:val="both"/>
+        <w:rPr>
+          <w:sz w:val="36"/>
+          <w:szCs w:val="36"/>
+        </w:rPr>
+      </w:pPr>
+      <w:r>
+        <w:rPr>
+          <w:sz w:val="36"/>
+          <w:szCs w:val="36"/>
+        </w:rPr>
+        <w:t>Desktop Extensions:</w:t>
+      </w:r>
+    </w:p>
+    <w:p>
+      <w:pPr>
+        <w:jc w:val="both"/>
+        <w:rPr>
+          <w:sz w:val="36"/>
+          <w:szCs w:val="36"/>
+        </w:rPr>
+      </w:pPr>
+      <w:r>
+        <w:rPr>
+          <w:sz w:val="36"/>
+          <w:szCs w:val="36"/>
+        </w:rPr>
+        <w:t xml:space="preserve"># </w:t>
+      </w:r>
+      <w:r>
+        <w:rPr>
+          <w:sz w:val="36"/>
+          <w:szCs w:val="36"/>
+        </w:rPr>
+        <w:t>Desktop extensions require the Claude Desktop app. These extensions let Claude interact with local applications, our file system, and native features on macOS or Windows.</w:t>
+      </w:r>
+      <w:r>
+        <w:rPr>
+          <w:sz w:val="36"/>
+          <w:szCs w:val="36"/>
+        </w:rPr>
+        <w:t xml:space="preserve"> </w:t>
+      </w:r>
+      <w:r>
+        <w:rPr>
+          <w:sz w:val="36"/>
+          <w:szCs w:val="36"/>
+        </w:rPr>
+        <w:t>Some desktop extensions include:</w:t>
+      </w:r>
+    </w:p>
+    <w:p>
+      <w:pPr>
+        <w:pStyle w:val="ListParagraph"/>
+        <w:numPr>
+          <w:ilvl w:val="0"/>
+          <w:numId w:val="11"/>
+        </w:numPr>
+        <w:jc w:val="both"/>
+        <w:rPr>
+          <w:sz w:val="36"/>
+          <w:szCs w:val="36"/>
+        </w:rPr>
+      </w:pPr>
+      <w:r>
+        <w:rPr>
+          <w:sz w:val="36"/>
+          <w:szCs w:val="36"/>
+        </w:rPr>
+        <w:t>Local file access for reading and organizing documents</w:t>
+      </w:r>
+    </w:p>
+    <w:p>
+      <w:pPr>
+        <w:pStyle w:val="ListParagraph"/>
+        <w:numPr>
+          <w:ilvl w:val="0"/>
+          <w:numId w:val="11"/>
+        </w:numPr>
+        <w:jc w:val="both"/>
+        <w:rPr>
+          <w:sz w:val="36"/>
+          <w:szCs w:val="36"/>
+        </w:rPr>
+      </w:pPr>
+      <w:r>
+        <w:rPr>
+          <w:sz w:val="36"/>
+          <w:szCs w:val="36"/>
+        </w:rPr>
+        <w:lastRenderedPageBreak/>
+        <w:t>Browser control for automated web tasks</w:t>
+      </w:r>
+    </w:p>
+    <w:p>
+      <w:pPr>
+        <w:pStyle w:val="ListParagraph"/>
+        <w:numPr>
+          <w:ilvl w:val="0"/>
+          <w:numId w:val="11"/>
+        </w:numPr>
+        <w:jc w:val="both"/>
+        <w:rPr>
+          <w:sz w:val="36"/>
+          <w:szCs w:val="36"/>
+        </w:rPr>
+      </w:pPr>
+      <w:r>
+        <w:rPr>
+          <w:sz w:val="36"/>
+          <w:szCs w:val="36"/>
+        </w:rPr>
+        <w:t>Native application integration (like Figma for design work)</w:t>
+      </w:r>
+    </w:p>
+    <w:p>
+      <w:pPr>
+        <w:jc w:val="both"/>
+        <w:rPr>
+          <w:sz w:val="36"/>
+          <w:szCs w:val="36"/>
+        </w:rPr>
+      </w:pPr>
+      <w:r>
+        <w:rPr>
+          <w:sz w:val="36"/>
+          <w:szCs w:val="36"/>
+        </w:rPr>
+        <w:t xml:space="preserve"># </w:t>
+      </w:r>
+      <w:r>
+        <w:rPr>
+          <w:sz w:val="36"/>
+          <w:szCs w:val="36"/>
+        </w:rPr>
+        <w:t>To install a desktop extension:</w:t>
+      </w:r>
+    </w:p>
+    <w:p>
+      <w:pPr>
+        <w:pStyle w:val="ListParagraph"/>
+        <w:numPr>
+          <w:ilvl w:val="0"/>
+          <w:numId w:val="12"/>
+        </w:numPr>
+        <w:jc w:val="both"/>
+        <w:rPr>
+          <w:sz w:val="36"/>
+          <w:szCs w:val="36"/>
+        </w:rPr>
+      </w:pPr>
+      <w:r>
+        <w:rPr>
+          <w:sz w:val="36"/>
+          <w:szCs w:val="36"/>
+        </w:rPr>
+        <w:t>Download and install the Claude Desktop app</w:t>
+      </w:r>
+    </w:p>
+    <w:p>
+      <w:pPr>
+        <w:pStyle w:val="ListParagraph"/>
+        <w:numPr>
+          <w:ilvl w:val="0"/>
+          <w:numId w:val="12"/>
+        </w:numPr>
+        <w:jc w:val="both"/>
+        <w:rPr>
+          <w:sz w:val="36"/>
+          <w:szCs w:val="36"/>
+        </w:rPr>
+      </w:pPr>
+      <w:r>
+        <w:rPr>
+          <w:sz w:val="36"/>
+          <w:szCs w:val="36"/>
+        </w:rPr>
+        <w:t>Open the app and navigate to Settings &gt; Extensions</w:t>
+      </w:r>
+    </w:p>
+    <w:p>
+      <w:pPr>
+        <w:pStyle w:val="ListParagraph"/>
+        <w:numPr>
+          <w:ilvl w:val="0"/>
+          <w:numId w:val="12"/>
+        </w:numPr>
+        <w:jc w:val="both"/>
+        <w:rPr>
+          <w:sz w:val="36"/>
+          <w:szCs w:val="36"/>
+        </w:rPr>
+      </w:pPr>
+      <w:r>
+        <w:rPr>
+          <w:sz w:val="36"/>
+          <w:szCs w:val="36"/>
+        </w:rPr>
+        <w:t>Browse available extensions and click Install</w:t>
+      </w:r>
+    </w:p>
+    <w:p>
+      <w:pPr>
+        <w:pStyle w:val="ListParagraph"/>
+        <w:numPr>
+          <w:ilvl w:val="0"/>
+          <w:numId w:val="12"/>
+        </w:numPr>
+        <w:jc w:val="both"/>
+        <w:rPr>
+          <w:sz w:val="36"/>
+          <w:szCs w:val="36"/>
+        </w:rPr>
+      </w:pPr>
+      <w:r>
+        <w:rPr>
+          <w:sz w:val="36"/>
+          <w:szCs w:val="36"/>
+        </w:rPr>
+        <w:t>Follow any additional setup steps specific to that extension</w:t>
+      </w:r>
+    </w:p>
+    <w:p>
+      <w:pPr>
+        <w:jc w:val="both"/>
+        <w:rPr>
+          <w:sz w:val="36"/>
+          <w:szCs w:val="36"/>
+        </w:rPr>
+      </w:pPr>
+    </w:p>
+    <w:p>
+      <w:pPr>
+        <w:jc w:val="both"/>
+        <w:rPr>
+          <w:sz w:val="36"/>
+          <w:szCs w:val="36"/>
+        </w:rPr>
+      </w:pPr>
+      <w:r>
+        <w:rPr>
+          <w:sz w:val="36"/>
+          <w:szCs w:val="36"/>
+        </w:rPr>
+        <w:t>Usage Examples:</w:t>
+      </w:r>
+    </w:p>
+    <w:p>
+      <w:pPr>
+        <w:jc w:val="both"/>
+        <w:rPr>
+          <w:sz w:val="36"/>
+          <w:szCs w:val="36"/>
+        </w:rPr>
+      </w:pPr>
+      <w:r>
+        <w:rPr>
+          <w:sz w:val="36"/>
+          <w:szCs w:val="36"/>
+        </w:rPr>
+        <w:t xml:space="preserve"># </w:t>
+      </w:r>
+      <w:r>
+        <w:rPr>
+          <w:sz w:val="36"/>
+          <w:szCs w:val="36"/>
+        </w:rPr>
+        <w:t>Project management (Asana, Linear, Jira)</w:t>
+      </w:r>
+      <w:r>
+        <w:rPr>
+          <w:sz w:val="36"/>
+          <w:szCs w:val="36"/>
+        </w:rPr>
+        <w:t>:</w:t>
+      </w:r>
+    </w:p>
+    <w:p>
+      <w:pPr>
+        <w:pStyle w:val="ListParagraph"/>
+        <w:numPr>
+          <w:ilvl w:val="0"/>
+          <w:numId w:val="14"/>
+        </w:numPr>
+        <w:jc w:val="both"/>
+        <w:rPr>
+          <w:sz w:val="36"/>
+          <w:szCs w:val="36"/>
+        </w:rPr>
+      </w:pPr>
+      <w:r>
+        <w:rPr>
+          <w:sz w:val="36"/>
+          <w:szCs w:val="36"/>
+        </w:rPr>
+        <w:t>"What are my highest priority tasks due this week?"</w:t>
+      </w:r>
+    </w:p>
+    <w:p>
+      <w:pPr>
+        <w:pStyle w:val="ListParagraph"/>
+        <w:numPr>
+          <w:ilvl w:val="0"/>
+          <w:numId w:val="14"/>
+        </w:numPr>
+        <w:jc w:val="both"/>
+        <w:rPr>
+          <w:sz w:val="36"/>
+          <w:szCs w:val="36"/>
+        </w:rPr>
+      </w:pPr>
+      <w:r>
+        <w:rPr>
+          <w:sz w:val="36"/>
+          <w:szCs w:val="36"/>
+        </w:rPr>
+        <w:t>"Create a new task for reviewing the Q4 budget proposal"</w:t>
+      </w:r>
+    </w:p>
+    <w:p>
+      <w:pPr>
+        <w:jc w:val="both"/>
+        <w:rPr>
+          <w:sz w:val="36"/>
+          <w:szCs w:val="36"/>
+        </w:rPr>
+      </w:pPr>
+      <w:r>
+        <w:rPr>
+          <w:sz w:val="36"/>
+          <w:szCs w:val="36"/>
+        </w:rPr>
+        <w:t xml:space="preserve"># </w:t>
+      </w:r>
+      <w:r>
+        <w:rPr>
+          <w:sz w:val="36"/>
+          <w:szCs w:val="36"/>
+        </w:rPr>
+        <w:t>Communication (Slack, Gmail)</w:t>
+      </w:r>
+      <w:r>
+        <w:rPr>
+          <w:sz w:val="36"/>
+          <w:szCs w:val="36"/>
+        </w:rPr>
+        <w:t>:</w:t>
+      </w:r>
+    </w:p>
+    <w:p>
+      <w:pPr>
+        <w:pStyle w:val="ListParagraph"/>
+        <w:numPr>
+          <w:ilvl w:val="0"/>
+          <w:numId w:val="15"/>
+        </w:numPr>
+        <w:jc w:val="both"/>
+        <w:rPr>
+          <w:sz w:val="36"/>
+          <w:szCs w:val="36"/>
+        </w:rPr>
+      </w:pPr>
+      <w:r>
+        <w:rPr>
+          <w:sz w:val="36"/>
+          <w:szCs w:val="36"/>
+        </w:rPr>
+        <w:t>"Find the email thread where we discussed the vendor contract"</w:t>
+      </w:r>
+    </w:p>
+    <w:p>
+      <w:pPr>
+        <w:pStyle w:val="ListParagraph"/>
+        <w:numPr>
+          <w:ilvl w:val="0"/>
+          <w:numId w:val="15"/>
+        </w:numPr>
+        <w:jc w:val="both"/>
+        <w:rPr>
+          <w:sz w:val="36"/>
+          <w:szCs w:val="36"/>
+        </w:rPr>
+      </w:pPr>
+      <w:r>
+        <w:rPr>
+          <w:sz w:val="36"/>
+          <w:szCs w:val="36"/>
+        </w:rPr>
+        <w:t>"Draft a reply to the latest message in the #marketing channel"</w:t>
+      </w:r>
+    </w:p>
+    <w:p>
+      <w:pPr>
+        <w:jc w:val="both"/>
+        <w:rPr>
+          <w:sz w:val="36"/>
+          <w:szCs w:val="36"/>
+        </w:rPr>
+      </w:pPr>
+      <w:r>
+        <w:rPr>
+          <w:sz w:val="36"/>
+          <w:szCs w:val="36"/>
+        </w:rPr>
+        <w:t xml:space="preserve"># </w:t>
+      </w:r>
+      <w:r>
+        <w:rPr>
+          <w:sz w:val="36"/>
+          <w:szCs w:val="36"/>
+        </w:rPr>
+        <w:t>Documentation (Notion, Google Drive, Confluence)</w:t>
+      </w:r>
+    </w:p>
+    <w:p>
+      <w:pPr>
+        <w:pStyle w:val="ListParagraph"/>
+        <w:numPr>
+          <w:ilvl w:val="0"/>
+          <w:numId w:val="16"/>
+        </w:numPr>
+        <w:jc w:val="both"/>
+        <w:rPr>
+          <w:sz w:val="36"/>
+          <w:szCs w:val="36"/>
+        </w:rPr>
+      </w:pPr>
+      <w:r>
+        <w:rPr>
+          <w:sz w:val="36"/>
+          <w:szCs w:val="36"/>
+        </w:rPr>
+        <w:t>"Search our documentation for our brand voice guidelines"</w:t>
+      </w:r>
+    </w:p>
+    <w:p>
+      <w:pPr>
+        <w:pStyle w:val="ListParagraph"/>
+        <w:numPr>
+          <w:ilvl w:val="0"/>
+          <w:numId w:val="16"/>
+        </w:numPr>
+        <w:jc w:val="both"/>
+        <w:rPr>
+          <w:sz w:val="36"/>
+          <w:szCs w:val="36"/>
+        </w:rPr>
+      </w:pPr>
+      <w:r>
+        <w:rPr>
+          <w:sz w:val="36"/>
+          <w:szCs w:val="36"/>
+        </w:rPr>
+        <w:lastRenderedPageBreak/>
+        <w:t>"Summarize the meeting notes from last week's product review"</w:t>
+      </w:r>
+    </w:p>
+    <w:p>
+      <w:pPr>
+        <w:jc w:val="both"/>
+        <w:rPr>
+          <w:sz w:val="36"/>
+          <w:szCs w:val="36"/>
+        </w:rPr>
+      </w:pPr>
+      <w:r>
+        <w:rPr>
+          <w:sz w:val="36"/>
+          <w:szCs w:val="36"/>
+        </w:rPr>
+        <w:t xml:space="preserve"># </w:t>
+      </w:r>
+      <w:r>
+        <w:rPr>
+          <w:sz w:val="36"/>
+          <w:szCs w:val="36"/>
+        </w:rPr>
+        <w:t>Business tools (Stripe, PayPal, Salesforce)</w:t>
+      </w:r>
+      <w:r>
+        <w:rPr>
+          <w:sz w:val="36"/>
+          <w:szCs w:val="36"/>
+        </w:rPr>
+        <w:t>:</w:t>
+      </w:r>
+    </w:p>
+    <w:p>
+      <w:pPr>
+        <w:pStyle w:val="ListParagraph"/>
+        <w:numPr>
+          <w:ilvl w:val="0"/>
+          <w:numId w:val="17"/>
+        </w:numPr>
+        <w:jc w:val="both"/>
+        <w:rPr>
+          <w:sz w:val="36"/>
+          <w:szCs w:val="36"/>
+        </w:rPr>
+      </w:pPr>
+      <w:r>
+        <w:rPr>
+          <w:sz w:val="36"/>
+          <w:szCs w:val="36"/>
+        </w:rPr>
+        <w:t>"Show me revenue trends for the past quarter"</w:t>
+      </w:r>
+    </w:p>
+    <w:p>
+      <w:pPr>
+        <w:pStyle w:val="ListParagraph"/>
+        <w:numPr>
+          <w:ilvl w:val="0"/>
+          <w:numId w:val="17"/>
+        </w:numPr>
+        <w:jc w:val="both"/>
+        <w:rPr>
+          <w:sz w:val="36"/>
+          <w:szCs w:val="36"/>
+        </w:rPr>
+      </w:pPr>
+      <w:r>
+        <w:rPr>
+          <w:sz w:val="36"/>
+          <w:szCs w:val="36"/>
+        </w:rPr>
+        <w:t>"List recent transactions over $1,000"</w:t>
+      </w:r>
+    </w:p>
+    <w:p>
+      <w:pPr>
+        <w:jc w:val="both"/>
+        <w:rPr>
+          <w:sz w:val="36"/>
+          <w:szCs w:val="36"/>
+        </w:rPr>
+      </w:pPr>
+    </w:p>
+    <w:p>
+      <w:pPr>
+        <w:jc w:val="both"/>
+        <w:rPr>
+          <w:b/>
+          <w:bCs/>
+          <w:sz w:val="36"/>
+          <w:szCs w:val="36"/>
+        </w:rPr>
+      </w:pPr>
+      <w:r>
+        <w:rPr>
+          <w:b/>
+          <w:bCs/>
+          <w:sz w:val="36"/>
+          <w:szCs w:val="36"/>
+        </w:rPr>
+        <w:t>Claude Enterprise Search:</w:t>
+      </w:r>
+    </w:p>
+    <w:p>
+      <w:pPr>
+        <w:jc w:val="both"/>
+        <w:rPr>
+          <w:sz w:val="36"/>
+          <w:szCs w:val="36"/>
+        </w:rPr>
+      </w:pPr>
+      <w:r>
+        <w:rPr>
+          <w:sz w:val="36"/>
+          <w:szCs w:val="36"/>
+        </w:rPr>
+        <w:t xml:space="preserve"># </w:t>
+      </w:r>
+      <w:r>
+        <w:rPr>
+          <w:sz w:val="36"/>
+          <w:szCs w:val="36"/>
+        </w:rPr>
+        <w:t xml:space="preserve">Enterprise Search adds a dedicated </w:t>
+      </w:r>
+      <w:r>
+        <w:rPr>
+          <w:b/>
+          <w:bCs/>
+          <w:sz w:val="36"/>
+          <w:szCs w:val="36"/>
+        </w:rPr>
+        <w:t>"Ask {</w:t>
+      </w:r>
+      <w:r>
+        <w:rPr>
+          <w:b/>
+          <w:bCs/>
+          <w:sz w:val="36"/>
+          <w:szCs w:val="36"/>
+        </w:rPr>
+        <w:t>O</w:t>
+      </w:r>
+      <w:r>
+        <w:rPr>
+          <w:b/>
+          <w:bCs/>
+          <w:sz w:val="36"/>
+          <w:szCs w:val="36"/>
+        </w:rPr>
+        <w:t xml:space="preserve">ur Org Name}" </w:t>
+      </w:r>
+      <w:r>
+        <w:rPr>
+          <w:sz w:val="36"/>
+          <w:szCs w:val="36"/>
+        </w:rPr>
+        <w:t>option to our sidebar. This is designed specifically for finding and synthesizing knowledge buried across our company's tools and data sources.</w:t>
+      </w:r>
+    </w:p>
+    <w:p>
+      <w:pPr>
+        <w:jc w:val="both"/>
+        <w:rPr>
+          <w:sz w:val="36"/>
+          <w:szCs w:val="36"/>
+        </w:rPr>
+      </w:pPr>
+      <w:r>
+        <w:rPr>
+          <w:sz w:val="36"/>
+          <w:szCs w:val="36"/>
+        </w:rPr>
+        <w:t xml:space="preserve"># </w:t>
+      </w:r>
+      <w:r>
+        <w:rPr>
+          <w:sz w:val="36"/>
+          <w:szCs w:val="36"/>
+        </w:rPr>
+        <w:t xml:space="preserve">Enterprise Search </w:t>
+      </w:r>
+      <w:r>
+        <w:rPr>
+          <w:sz w:val="36"/>
+          <w:szCs w:val="36"/>
+        </w:rPr>
+        <w:t>is</w:t>
+      </w:r>
+      <w:r>
+        <w:rPr>
+          <w:sz w:val="36"/>
+          <w:szCs w:val="36"/>
+        </w:rPr>
+        <w:t xml:space="preserve"> a pre-built Project for our entire organization</w:t>
+      </w:r>
+      <w:r>
+        <w:rPr>
+          <w:sz w:val="36"/>
+          <w:szCs w:val="36"/>
+        </w:rPr>
+        <w:t>. O</w:t>
+      </w:r>
+      <w:r>
+        <w:rPr>
+          <w:sz w:val="36"/>
+          <w:szCs w:val="36"/>
+        </w:rPr>
+        <w:t xml:space="preserve">ur company's knowledge base is already loaded, so </w:t>
       </w:r>
       <w:r>
         <w:rPr>
@@ -2264,41 +4079,321 @@
           <w:sz w:val="36"/>
           <w:szCs w:val="36"/>
         </w:rPr>
-        <w:t xml:space="preserve"> can start a big refactor and check back later. Good for larger codebases or when </w:t>
-      </w:r>
-      <w:r>
-        <w:rPr>
-          <w:sz w:val="36"/>
-          <w:szCs w:val="36"/>
-        </w:rPr>
-        <w:t>we</w:t>
-      </w:r>
-      <w:r>
-        <w:rPr>
-          <w:sz w:val="36"/>
-          <w:szCs w:val="36"/>
-        </w:rPr>
-        <w:t xml:space="preserve"> want to keep development off our local machine.</w:t>
-      </w:r>
-    </w:p>
-    <w:p>
-      <w:pPr>
-        <w:rPr>
-          <w:sz w:val="36"/>
-          <w:szCs w:val="36"/>
-        </w:rPr>
-      </w:pPr>
-    </w:p>
-    <w:p>
-      <w:pPr>
-        <w:rPr>
-          <w:sz w:val="36"/>
-          <w:szCs w:val="36"/>
-        </w:rPr>
-      </w:pPr>
-    </w:p>
-    <w:p>
-      <w:pPr>
+        <w:t xml:space="preserve"> can jump right in to get context-aware responses to our questions.</w:t>
+      </w:r>
+    </w:p>
+    <w:p>
+      <w:pPr>
+        <w:jc w:val="both"/>
+        <w:rPr>
+          <w:sz w:val="36"/>
+          <w:szCs w:val="36"/>
+        </w:rPr>
+      </w:pPr>
+      <w:r>
+        <w:rPr>
+          <w:sz w:val="36"/>
+          <w:szCs w:val="36"/>
+        </w:rPr>
+        <w:t xml:space="preserve"># </w:t>
+      </w:r>
+      <w:r>
+        <w:rPr>
+          <w:sz w:val="36"/>
+          <w:szCs w:val="36"/>
+        </w:rPr>
+        <w:t>Unlike regular chats with connectors enabled, Enterprise Search is specifically designed for information gathering, using custom instructions configured by the Anthropic team.</w:t>
+      </w:r>
+    </w:p>
+    <w:p>
+      <w:pPr>
+        <w:jc w:val="both"/>
+        <w:rPr>
+          <w:sz w:val="36"/>
+          <w:szCs w:val="36"/>
+        </w:rPr>
+      </w:pPr>
+    </w:p>
+    <w:p>
+      <w:pPr>
+        <w:jc w:val="both"/>
+        <w:rPr>
+          <w:sz w:val="36"/>
+          <w:szCs w:val="36"/>
+        </w:rPr>
+      </w:pPr>
+      <w:r>
+        <w:rPr>
+          <w:sz w:val="36"/>
+          <w:szCs w:val="36"/>
+        </w:rPr>
+        <w:t>Usage Examples:</w:t>
+      </w:r>
+    </w:p>
+    <w:p>
+      <w:pPr>
+        <w:jc w:val="both"/>
+        <w:rPr>
+          <w:sz w:val="36"/>
+          <w:szCs w:val="36"/>
+        </w:rPr>
+      </w:pPr>
+      <w:r>
+        <w:rPr>
+          <w:sz w:val="36"/>
+          <w:szCs w:val="36"/>
+        </w:rPr>
+        <w:t># Getting up to speed:</w:t>
+      </w:r>
+    </w:p>
+    <w:p>
+      <w:pPr>
+        <w:pStyle w:val="ListParagraph"/>
+        <w:numPr>
+          <w:ilvl w:val="0"/>
+          <w:numId w:val="18"/>
+        </w:numPr>
+        <w:jc w:val="both"/>
+        <w:rPr>
+          <w:sz w:val="36"/>
+          <w:szCs w:val="36"/>
+        </w:rPr>
+      </w:pPr>
+      <w:r>
+        <w:rPr>
+          <w:sz w:val="36"/>
+          <w:szCs w:val="36"/>
+        </w:rPr>
+        <w:t>"What happened yesterday while I was out?"</w:t>
+      </w:r>
+    </w:p>
+    <w:p>
+      <w:pPr>
+        <w:pStyle w:val="ListParagraph"/>
+        <w:numPr>
+          <w:ilvl w:val="0"/>
+          <w:numId w:val="18"/>
+        </w:numPr>
+        <w:jc w:val="both"/>
+        <w:rPr>
+          <w:sz w:val="36"/>
+          <w:szCs w:val="36"/>
+        </w:rPr>
+      </w:pPr>
+      <w:r>
+        <w:rPr>
+          <w:sz w:val="36"/>
+          <w:szCs w:val="36"/>
+        </w:rPr>
+        <w:lastRenderedPageBreak/>
+        <w:t>"Summarize key updates across the business from the last week"</w:t>
+      </w:r>
+    </w:p>
+    <w:p>
+      <w:pPr>
+        <w:jc w:val="both"/>
+        <w:rPr>
+          <w:sz w:val="36"/>
+          <w:szCs w:val="36"/>
+        </w:rPr>
+      </w:pPr>
+      <w:r>
+        <w:rPr>
+          <w:sz w:val="36"/>
+          <w:szCs w:val="36"/>
+        </w:rPr>
+        <w:t xml:space="preserve"># </w:t>
+      </w:r>
+      <w:r>
+        <w:rPr>
+          <w:sz w:val="36"/>
+          <w:szCs w:val="36"/>
+        </w:rPr>
+        <w:t>Policy and process questions</w:t>
+      </w:r>
+    </w:p>
+    <w:p>
+      <w:pPr>
+        <w:pStyle w:val="ListParagraph"/>
+        <w:numPr>
+          <w:ilvl w:val="0"/>
+          <w:numId w:val="19"/>
+        </w:numPr>
+        <w:jc w:val="both"/>
+        <w:rPr>
+          <w:sz w:val="36"/>
+          <w:szCs w:val="36"/>
+        </w:rPr>
+      </w:pPr>
+      <w:r>
+        <w:rPr>
+          <w:sz w:val="36"/>
+          <w:szCs w:val="36"/>
+        </w:rPr>
+        <w:t>"What is our company's remote work policy?"</w:t>
+      </w:r>
+    </w:p>
+    <w:p>
+      <w:pPr>
+        <w:pStyle w:val="ListParagraph"/>
+        <w:numPr>
+          <w:ilvl w:val="0"/>
+          <w:numId w:val="19"/>
+        </w:numPr>
+        <w:jc w:val="both"/>
+        <w:rPr>
+          <w:sz w:val="36"/>
+          <w:szCs w:val="36"/>
+        </w:rPr>
+      </w:pPr>
+      <w:r>
+        <w:rPr>
+          <w:sz w:val="36"/>
+          <w:szCs w:val="36"/>
+        </w:rPr>
+        <w:t>"How do I submit an expense report?"</w:t>
+      </w:r>
+    </w:p>
+    <w:p>
+      <w:pPr>
+        <w:jc w:val="both"/>
+        <w:rPr>
+          <w:sz w:val="36"/>
+          <w:szCs w:val="36"/>
+        </w:rPr>
+      </w:pPr>
+      <w:r>
+        <w:rPr>
+          <w:sz w:val="36"/>
+          <w:szCs w:val="36"/>
+        </w:rPr>
+        <w:t xml:space="preserve"># </w:t>
+      </w:r>
+      <w:r>
+        <w:rPr>
+          <w:sz w:val="36"/>
+          <w:szCs w:val="36"/>
+        </w:rPr>
+        <w:t>Performance and project tracking</w:t>
+      </w:r>
+    </w:p>
+    <w:p>
+      <w:pPr>
+        <w:pStyle w:val="ListParagraph"/>
+        <w:numPr>
+          <w:ilvl w:val="0"/>
+          <w:numId w:val="20"/>
+        </w:numPr>
+        <w:jc w:val="both"/>
+        <w:rPr>
+          <w:sz w:val="36"/>
+          <w:szCs w:val="36"/>
+        </w:rPr>
+      </w:pPr>
+      <w:r>
+        <w:rPr>
+          <w:sz w:val="36"/>
+          <w:szCs w:val="36"/>
+        </w:rPr>
+        <w:t>"Find discussions and documents related to the marketing campaign"</w:t>
+      </w:r>
+    </w:p>
+    <w:p>
+      <w:pPr>
+        <w:pStyle w:val="ListParagraph"/>
+        <w:numPr>
+          <w:ilvl w:val="0"/>
+          <w:numId w:val="20"/>
+        </w:numPr>
+        <w:jc w:val="both"/>
+        <w:rPr>
+          <w:sz w:val="36"/>
+          <w:szCs w:val="36"/>
+        </w:rPr>
+      </w:pPr>
+      <w:r>
+        <w:rPr>
+          <w:sz w:val="36"/>
+          <w:szCs w:val="36"/>
+        </w:rPr>
+        <w:t>"What were the key decisions from last week's leadership meetings?"</w:t>
+      </w:r>
+    </w:p>
+    <w:p>
+      <w:pPr>
+        <w:jc w:val="both"/>
+        <w:rPr>
+          <w:sz w:val="36"/>
+          <w:szCs w:val="36"/>
+        </w:rPr>
+      </w:pPr>
+    </w:p>
+    <w:p>
+      <w:pPr>
+        <w:jc w:val="both"/>
+        <w:rPr>
+          <w:sz w:val="36"/>
+          <w:szCs w:val="36"/>
+        </w:rPr>
+      </w:pPr>
+    </w:p>
+    <w:p>
+      <w:pPr>
+        <w:jc w:val="both"/>
+        <w:rPr>
+          <w:sz w:val="36"/>
+          <w:szCs w:val="36"/>
+        </w:rPr>
+      </w:pPr>
+    </w:p>
+    <w:p>
+      <w:pPr>
+        <w:jc w:val="both"/>
+        <w:rPr>
+          <w:sz w:val="36"/>
+          <w:szCs w:val="36"/>
+        </w:rPr>
+      </w:pPr>
+    </w:p>
+    <w:p>
+      <w:pPr>
+        <w:jc w:val="both"/>
+        <w:rPr>
+          <w:sz w:val="36"/>
+          <w:szCs w:val="36"/>
+        </w:rPr>
+      </w:pPr>
+    </w:p>
+    <w:p>
+      <w:pPr>
+        <w:jc w:val="both"/>
+        <w:rPr>
+          <w:sz w:val="36"/>
+          <w:szCs w:val="36"/>
+        </w:rPr>
+      </w:pPr>
+    </w:p>
+    <w:p>
+      <w:pPr>
+        <w:jc w:val="both"/>
+        <w:rPr>
+          <w:sz w:val="36"/>
+          <w:szCs w:val="36"/>
+        </w:rPr>
+      </w:pPr>
+    </w:p>
+    <w:p>
+      <w:pPr>
+        <w:jc w:val="both"/>
+        <w:rPr>
+          <w:sz w:val="36"/>
+          <w:szCs w:val="36"/>
+        </w:rPr>
+      </w:pPr>
+    </w:p>
+    <w:p>
+      <w:pPr>
+        <w:jc w:val="both"/>
         <w:rPr>
           <w:sz w:val="36"/>
           <w:szCs w:val="36"/>
@@ -2306,6 +4401,7 @@
       </w:pPr>
     </w:p>
     <w:sectPr>
+      <w:footerReference w:type="default" r:id="rId7"/>
       <w:pgSz w:w="11906" w:h="16838" w:code="9"/>
       <w:pgMar w:top="1440" w:right="1440" w:bottom="1440" w:left="1440" w:header="720" w:footer="720" w:gutter="0"/>
       <w:cols w:space="720"/>
@@ -2315,9 +4411,225 @@
 </w:document>
 </file>
 
+<file path=word/endnotes.xml><?xml version="1.0" encoding="utf-8"?>
+<w:endnotes xmlns:wpc="http://schemas.microsoft.com/office/word/2010/wordprocessingCanvas" xmlns:cx="http://schemas.microsoft.com/office/drawing/2014/chartex" xmlns:cx1="http://schemas.microsoft.com/office/drawing/2015/9/8/chartex" xmlns:cx2="http://schemas.microsoft.com/office/drawing/2015/10/21/chartex" xmlns:cx3="http://schemas.microsoft.com/office/drawing/2016/5/9/chartex" xmlns:cx4="http://schemas.microsoft.com/office/drawing/2016/5/10/chartex" xmlns:cx5="http://schemas.microsoft.com/office/drawing/2016/5/11/chartex" xmlns:cx6="http://schemas.microsoft.com/office/drawing/2016/5/12/chartex" xmlns:cx7="http://schemas.microsoft.com/office/drawing/2016/5/13/chartex" xmlns:cx8="http://schemas.microsoft.com/office/drawing/2016/5/14/chartex" xmlns:mc="http://schemas.openxmlformats.org/markup-compatibility/2006" xmlns:aink="http://schemas.microsoft.com/office/drawing/2016/ink" xmlns:am3d="http://schemas.microsoft.com/office/drawing/2017/model3d" xmlns:o="urn:schemas-microsoft-com:office:office" xmlns:oel="http://schemas.microsoft.com/office/2019/extlst" xmlns:r="http://schemas.openxmlformats.org/officeDocument/2006/relationships" xmlns:m="http://schemas.openxmlformats.org/officeDocument/2006/math" xmlns:v="urn:schemas-microsoft-com:vml" xmlns:wp14="http://schemas.microsoft.com/office/word/2010/wordprocessingDrawing" xmlns:wp="http://schemas.openxmlformats.org/drawingml/2006/wordprocessingDrawing" xmlns:w10="urn:schemas-microsoft-com:office:word" xmlns:w="http://schemas.openxmlformats.org/wordprocessingml/2006/main" xmlns:w14="http://schemas.microsoft.com/office/word/2010/wordml" xmlns:w15="http://schemas.microsoft.com/office/word/2012/wordml" xmlns:w16cex="http://schemas.microsoft.com/office/word/2018/wordml/cex" xmlns:w16cid="http://schemas.microsoft.com/office/word/2016/wordml/cid" xmlns:w16="http://schemas.microsoft.com/office/word/2018/wordml" xmlns:w16sdtdh="http://schemas.microsoft.com/office/word/2020/wordml/sdtdatahash" xmlns:w16se="http://schemas.microsoft.com/office/word/2015/wordml/symex" xmlns:wpg="http://schemas.microsoft.com/office/word/2010/wordprocessingGroup" xmlns:wpi="http://schemas.microsoft.com/office/word/2010/wordprocessingInk" xmlns:wne="http://schemas.microsoft.com/office/word/2006/wordml" xmlns:wps="http://schemas.microsoft.com/office/word/2010/wordprocessingShape" mc:Ignorable="w14 w15 w16se w16cid w16 w16cex w16sdtdh wp14">
+  <w:endnote w:type="separator" w:id="-1">
+    <w:p>
+      <w:pPr>
+        <w:spacing w:after="0" w:line="240" w:lineRule="auto"/>
+      </w:pPr>
+      <w:r>
+        <w:separator/>
+      </w:r>
+    </w:p>
+  </w:endnote>
+  <w:endnote w:type="continuationSeparator" w:id="0">
+    <w:p>
+      <w:pPr>
+        <w:spacing w:after="0" w:line="240" w:lineRule="auto"/>
+      </w:pPr>
+      <w:r>
+        <w:continuationSeparator/>
+      </w:r>
+    </w:p>
+  </w:endnote>
+</w:endnotes>
+</file>
+
+<file path=word/footer1.xml><?xml version="1.0" encoding="utf-8"?>
+<w:ftr xmlns:wpc="http://schemas.microsoft.com/office/word/2010/wordprocessingCanvas" xmlns:cx="http://schemas.microsoft.com/office/drawing/2014/chartex" xmlns:cx1="http://schemas.microsoft.com/office/drawing/2015/9/8/chartex" xmlns:cx2="http://schemas.microsoft.com/office/drawing/2015/10/21/chartex" xmlns:cx3="http://schemas.microsoft.com/office/drawing/2016/5/9/chartex" xmlns:cx4="http://schemas.microsoft.com/office/drawing/2016/5/10/chartex" xmlns:cx5="http://schemas.microsoft.com/office/drawing/2016/5/11/chartex" xmlns:cx6="http://schemas.microsoft.com/office/drawing/2016/5/12/chartex" xmlns:cx7="http://schemas.microsoft.com/office/drawing/2016/5/13/chartex" xmlns:cx8="http://schemas.microsoft.com/office/drawing/2016/5/14/chartex" xmlns:mc="http://schemas.openxmlformats.org/markup-compatibility/2006" xmlns:aink="http://schemas.microsoft.com/office/drawing/2016/ink" xmlns:am3d="http://schemas.microsoft.com/office/drawing/2017/model3d" xmlns:o="urn:schemas-microsoft-com:office:office" xmlns:oel="http://schemas.microsoft.com/office/2019/extlst" xmlns:r="http://schemas.openxmlformats.org/officeDocument/2006/relationships" xmlns:m="http://schemas.openxmlformats.org/officeDocument/2006/math" xmlns:v="urn:schemas-microsoft-com:vml" xmlns:wp14="http://schemas.microsoft.com/office/word/2010/wordprocessingDrawing" xmlns:wp="http://schemas.openxmlformats.org/drawingml/2006/wordprocessingDrawing" xmlns:w10="urn:schemas-microsoft-com:office:word" xmlns:w="http://schemas.openxmlformats.org/wordprocessingml/2006/main" xmlns:w14="http://schemas.microsoft.com/office/word/2010/wordml" xmlns:w15="http://schemas.microsoft.com/office/word/2012/wordml" xmlns:w16cex="http://schemas.microsoft.com/office/word/2018/wordml/cex" xmlns:w16cid="http://schemas.microsoft.com/office/word/2016/wordml/cid" xmlns:w16="http://schemas.microsoft.com/office/word/2018/wordml" xmlns:w16sdtdh="http://schemas.microsoft.com/office/word/2020/wordml/sdtdatahash" xmlns:w16se="http://schemas.microsoft.com/office/word/2015/wordml/symex" xmlns:wpg="http://schemas.microsoft.com/office/word/2010/wordprocessingGroup" xmlns:wpi="http://schemas.microsoft.com/office/word/2010/wordprocessingInk" xmlns:wne="http://schemas.microsoft.com/office/word/2006/wordml" xmlns:wps="http://schemas.microsoft.com/office/word/2010/wordprocessingShape" mc:Ignorable="w14 w15 w16se w16cid w16 w16cex w16sdtdh wp14">
+  <w:sdt>
+    <w:sdtPr>
+      <w:id w:val="1761017521"/>
+      <w:docPartObj>
+        <w:docPartGallery w:val="Page Numbers (Bottom of Page)"/>
+        <w:docPartUnique/>
+      </w:docPartObj>
+    </w:sdtPr>
+    <w:sdtEndPr>
+      <w:rPr>
+        <w:noProof/>
+      </w:rPr>
+    </w:sdtEndPr>
+    <w:sdtContent>
+      <w:p>
+        <w:pPr>
+          <w:pStyle w:val="Footer"/>
+          <w:jc w:val="center"/>
+        </w:pPr>
+        <w:r>
+          <w:fldChar w:fldCharType="begin"/>
+        </w:r>
+        <w:r>
+          <w:instrText xml:space="preserve"> PAGE   \* MERGEFORMAT </w:instrText>
+        </w:r>
+        <w:r>
+          <w:fldChar w:fldCharType="separate"/>
+        </w:r>
+        <w:r>
+          <w:rPr>
+            <w:noProof/>
+          </w:rPr>
+          <w:t>2</w:t>
+        </w:r>
+        <w:r>
+          <w:rPr>
+            <w:noProof/>
+          </w:rPr>
+          <w:fldChar w:fldCharType="end"/>
+        </w:r>
+      </w:p>
+    </w:sdtContent>
+  </w:sdt>
+  <w:p>
+    <w:pPr>
+      <w:pStyle w:val="Footer"/>
+    </w:pPr>
+  </w:p>
+</w:ftr>
+</file>
+
+<file path=word/footnotes.xml><?xml version="1.0" encoding="utf-8"?>
+<w:footnotes xmlns:wpc="http://schemas.microsoft.com/office/word/2010/wordprocessingCanvas" xmlns:cx="http://schemas.microsoft.com/office/drawing/2014/chartex" xmlns:cx1="http://schemas.microsoft.com/office/drawing/2015/9/8/chartex" xmlns:cx2="http://schemas.microsoft.com/office/drawing/2015/10/21/chartex" xmlns:cx3="http://schemas.microsoft.com/office/drawing/2016/5/9/chartex" xmlns:cx4="http://schemas.microsoft.com/office/drawing/2016/5/10/chartex" xmlns:cx5="http://schemas.microsoft.com/office/drawing/2016/5/11/chartex" xmlns:cx6="http://schemas.microsoft.com/office/drawing/2016/5/12/chartex" xmlns:cx7="http://schemas.microsoft.com/office/drawing/2016/5/13/chartex" xmlns:cx8="http://schemas.microsoft.com/office/drawing/2016/5/14/chartex" xmlns:mc="http://schemas.openxmlformats.org/markup-compatibility/2006" xmlns:aink="http://schemas.microsoft.com/office/drawing/2016/ink" xmlns:am3d="http://schemas.microsoft.com/office/drawing/2017/model3d" xmlns:o="urn:schemas-microsoft-com:office:office" xmlns:oel="http://schemas.microsoft.com/office/2019/extlst" xmlns:r="http://schemas.openxmlformats.org/officeDocument/2006/relationships" xmlns:m="http://schemas.openxmlformats.org/officeDocument/2006/math" xmlns:v="urn:schemas-microsoft-com:vml" xmlns:wp14="http://schemas.microsoft.com/office/word/2010/wordprocessingDrawing" xmlns:wp="http://schemas.openxmlformats.org/drawingml/2006/wordprocessingDrawing" xmlns:w10="urn:schemas-microsoft-com:office:word" xmlns:w="http://schemas.openxmlformats.org/wordprocessingml/2006/main" xmlns:w14="http://schemas.microsoft.com/office/word/2010/wordml" xmlns:w15="http://schemas.microsoft.com/office/word/2012/wordml" xmlns:w16cex="http://schemas.microsoft.com/office/word/2018/wordml/cex" xmlns:w16cid="http://schemas.microsoft.com/office/word/2016/wordml/cid" xmlns:w16="http://schemas.microsoft.com/office/word/2018/wordml" xmlns:w16sdtdh="http://schemas.microsoft.com/office/word/2020/wordml/sdtdatahash" xmlns:w16se="http://schemas.microsoft.com/office/word/2015/wordml/symex" xmlns:wpg="http://schemas.microsoft.com/office/word/2010/wordprocessingGroup" xmlns:wpi="http://schemas.microsoft.com/office/word/2010/wordprocessingInk" xmlns:wne="http://schemas.microsoft.com/office/word/2006/wordml" xmlns:wps="http://schemas.microsoft.com/office/word/2010/wordprocessingShape" mc:Ignorable="w14 w15 w16se w16cid w16 w16cex w16sdtdh wp14">
+  <w:footnote w:type="separator" w:id="-1">
+    <w:p>
+      <w:pPr>
+        <w:spacing w:after="0" w:line="240" w:lineRule="auto"/>
+      </w:pPr>
+      <w:r>
+        <w:separator/>
+      </w:r>
+    </w:p>
+  </w:footnote>
+  <w:footnote w:type="continuationSeparator" w:id="0">
+    <w:p>
+      <w:pPr>
+        <w:spacing w:after="0" w:line="240" w:lineRule="auto"/>
+      </w:pPr>
+      <w:r>
+        <w:continuationSeparator/>
+      </w:r>
+    </w:p>
+  </w:footnote>
+</w:footnotes>
+</file>
+
 <file path=word/numbering.xml><?xml version="1.0" encoding="utf-8"?>
 <w:numbering xmlns:wpc="http://schemas.microsoft.com/office/word/2010/wordprocessingCanvas" xmlns:cx="http://schemas.microsoft.com/office/drawing/2014/chartex" xmlns:cx1="http://schemas.microsoft.com/office/drawing/2015/9/8/chartex" xmlns:cx2="http://schemas.microsoft.com/office/drawing/2015/10/21/chartex" xmlns:cx3="http://schemas.microsoft.com/office/drawing/2016/5/9/chartex" xmlns:cx4="http://schemas.microsoft.com/office/drawing/2016/5/10/chartex" xmlns:cx5="http://schemas.microsoft.com/office/drawing/2016/5/11/chartex" xmlns:cx6="http://schemas.microsoft.com/office/drawing/2016/5/12/chartex" xmlns:cx7="http://schemas.microsoft.com/office/drawing/2016/5/13/chartex" xmlns:cx8="http://schemas.microsoft.com/office/drawing/2016/5/14/chartex" xmlns:mc="http://schemas.openxmlformats.org/markup-compatibility/2006" xmlns:aink="http://schemas.microsoft.com/office/drawing/2016/ink" xmlns:am3d="http://schemas.microsoft.com/office/drawing/2017/model3d" xmlns:o="urn:schemas-microsoft-com:office:office" xmlns:oel="http://schemas.microsoft.com/office/2019/extlst" xmlns:r="http://schemas.openxmlformats.org/officeDocument/2006/relationships" xmlns:m="http://schemas.openxmlformats.org/officeDocument/2006/math" xmlns:v="urn:schemas-microsoft-com:vml" xmlns:wp14="http://schemas.microsoft.com/office/word/2010/wordprocessingDrawing" xmlns:wp="http://schemas.openxmlformats.org/drawingml/2006/wordprocessingDrawing" xmlns:w10="urn:schemas-microsoft-com:office:word" xmlns:w="http://schemas.openxmlformats.org/wordprocessingml/2006/main" xmlns:w14="http://schemas.microsoft.com/office/word/2010/wordml" xmlns:w15="http://schemas.microsoft.com/office/word/2012/wordml" xmlns:w16cex="http://schemas.microsoft.com/office/word/2018/wordml/cex" xmlns:w16cid="http://schemas.microsoft.com/office/word/2016/wordml/cid" xmlns:w16="http://schemas.microsoft.com/office/word/2018/wordml" xmlns:w16sdtdh="http://schemas.microsoft.com/office/word/2020/wordml/sdtdatahash" xmlns:w16se="http://schemas.microsoft.com/office/word/2015/wordml/symex" xmlns:wpg="http://schemas.microsoft.com/office/word/2010/wordprocessingGroup" xmlns:wpi="http://schemas.microsoft.com/office/word/2010/wordprocessingInk" xmlns:wne="http://schemas.microsoft.com/office/word/2006/wordml" xmlns:wps="http://schemas.microsoft.com/office/word/2010/wordprocessingShape" mc:Ignorable="w14 w15 w16se w16cid w16 w16cex w16sdtdh wp14">
   <w:abstractNum w:abstractNumId="0" w15:restartNumberingAfterBreak="0">
+    <w:nsid w:val="0069645C"/>
+    <w:multiLevelType w:val="hybridMultilevel"/>
+    <w:tmpl w:val="F6D01F58"/>
+    <w:lvl w:ilvl="0" w:tplc="04090001">
+      <w:start w:val="1"/>
+      <w:numFmt w:val="bullet"/>
+      <w:lvlText w:val=""/>
+      <w:lvlJc w:val="left"/>
+      <w:pPr>
+        <w:ind w:left="360" w:hanging="360"/>
+      </w:pPr>
+      <w:rPr>
+        <w:rFonts w:ascii="Symbol" w:hAnsi="Symbol" w:hint="default"/>
+      </w:rPr>
+    </w:lvl>
+    <w:lvl w:ilvl="1" w:tplc="04090003" w:tentative="1">
+      <w:start w:val="1"/>
+      <w:numFmt w:val="bullet"/>
+      <w:lvlText w:val="o"/>
+      <w:lvlJc w:val="left"/>
+      <w:pPr>
+        <w:ind w:left="1080" w:hanging="360"/>
+      </w:pPr>
+      <w:rPr>
+        <w:rFonts w:ascii="Courier New" w:hAnsi="Courier New" w:cs="Courier New" w:hint="default"/>
+      </w:rPr>
+    </w:lvl>
+    <w:lvl w:ilvl="2" w:tplc="04090005" w:tentative="1">
+      <w:start w:val="1"/>
+      <w:numFmt w:val="bullet"/>
+      <w:lvlText w:val=""/>
+      <w:lvlJc w:val="left"/>
+      <w:pPr>
+        <w:ind w:left="1800" w:hanging="360"/>
+      </w:pPr>
+      <w:rPr>
+        <w:rFonts w:ascii="Wingdings" w:hAnsi="Wingdings" w:hint="default"/>
+      </w:rPr>
+    </w:lvl>
+    <w:lvl w:ilvl="3" w:tplc="04090001" w:tentative="1">
+      <w:start w:val="1"/>
+      <w:numFmt w:val="bullet"/>
+      <w:lvlText w:val=""/>
+      <w:lvlJc w:val="left"/>
+      <w:pPr>
+        <w:ind w:left="2520" w:hanging="360"/>
+      </w:pPr>
+      <w:rPr>
+        <w:rFonts w:ascii="Symbol" w:hAnsi="Symbol" w:hint="default"/>
+      </w:rPr>
+    </w:lvl>
+    <w:lvl w:ilvl="4" w:tplc="04090003" w:tentative="1">
+      <w:start w:val="1"/>
+      <w:numFmt w:val="bullet"/>
+      <w:lvlText w:val="o"/>
+      <w:lvlJc w:val="left"/>
+      <w:pPr>
+        <w:ind w:left="3240" w:hanging="360"/>
+      </w:pPr>
+      <w:rPr>
+        <w:rFonts w:ascii="Courier New" w:hAnsi="Courier New" w:cs="Courier New" w:hint="default"/>
+      </w:rPr>
+    </w:lvl>
+    <w:lvl w:ilvl="5" w:tplc="04090005" w:tentative="1">
+      <w:start w:val="1"/>
+      <w:numFmt w:val="bullet"/>
+      <w:lvlText w:val=""/>
+      <w:lvlJc w:val="left"/>
+      <w:pPr>
+        <w:ind w:left="3960" w:hanging="360"/>
+      </w:pPr>
+      <w:rPr>
+        <w:rFonts w:ascii="Wingdings" w:hAnsi="Wingdings" w:hint="default"/>
+      </w:rPr>
+    </w:lvl>
+    <w:lvl w:ilvl="6" w:tplc="04090001" w:tentative="1">
+      <w:start w:val="1"/>
+      <w:numFmt w:val="bullet"/>
+      <w:lvlText w:val=""/>
+      <w:lvlJc w:val="left"/>
+      <w:pPr>
+        <w:ind w:left="4680" w:hanging="360"/>
+      </w:pPr>
+      <w:rPr>
+        <w:rFonts w:ascii="Symbol" w:hAnsi="Symbol" w:hint="default"/>
+      </w:rPr>
+    </w:lvl>
+    <w:lvl w:ilvl="7" w:tplc="04090003" w:tentative="1">
+      <w:start w:val="1"/>
+      <w:numFmt w:val="bullet"/>
+      <w:lvlText w:val="o"/>
+      <w:lvlJc w:val="left"/>
+      <w:pPr>
+        <w:ind w:left="5400" w:hanging="360"/>
+      </w:pPr>
+      <w:rPr>
+        <w:rFonts w:ascii="Courier New" w:hAnsi="Courier New" w:cs="Courier New" w:hint="default"/>
+      </w:rPr>
+    </w:lvl>
+    <w:lvl w:ilvl="8" w:tplc="04090005" w:tentative="1">
+      <w:start w:val="1"/>
+      <w:numFmt w:val="bullet"/>
+      <w:lvlText w:val=""/>
+      <w:lvlJc w:val="left"/>
+      <w:pPr>
+        <w:ind w:left="6120" w:hanging="360"/>
+      </w:pPr>
+      <w:rPr>
+        <w:rFonts w:ascii="Wingdings" w:hAnsi="Wingdings" w:hint="default"/>
+      </w:rPr>
+    </w:lvl>
+  </w:abstractNum>
+  <w:abstractNum w:abstractNumId="1" w15:restartNumberingAfterBreak="0">
     <w:nsid w:val="0A2A2CCA"/>
     <w:multiLevelType w:val="hybridMultilevel"/>
     <w:tmpl w:val="D6DC54F4"/>
@@ -2430,7 +4742,7 @@
       </w:rPr>
     </w:lvl>
   </w:abstractNum>
-  <w:abstractNum w:abstractNumId="1" w15:restartNumberingAfterBreak="0">
+  <w:abstractNum w:abstractNumId="2" w15:restartNumberingAfterBreak="0">
     <w:nsid w:val="0A9E73D3"/>
     <w:multiLevelType w:val="hybridMultilevel"/>
     <w:tmpl w:val="7F1016F0"/>
@@ -2543,7 +4855,211 @@
       </w:rPr>
     </w:lvl>
   </w:abstractNum>
-  <w:abstractNum w:abstractNumId="2" w15:restartNumberingAfterBreak="0">
+  <w:abstractNum w:abstractNumId="3" w15:restartNumberingAfterBreak="0">
+    <w:nsid w:val="13E43385"/>
+    <w:multiLevelType w:val="hybridMultilevel"/>
+    <w:tmpl w:val="4078D0A8"/>
+    <w:lvl w:ilvl="0" w:tplc="4D760302">
+      <w:start w:val="1"/>
+      <w:numFmt w:val="decimal"/>
+      <w:lvlText w:val="%1."/>
+      <w:lvlJc w:val="left"/>
+      <w:pPr>
+        <w:ind w:left="360" w:hanging="360"/>
+      </w:pPr>
+      <w:rPr>
+        <w:rFonts w:hint="default"/>
+        <w:b/>
+        <w:bCs/>
+      </w:rPr>
+    </w:lvl>
+    <w:lvl w:ilvl="1" w:tplc="04090019" w:tentative="1">
+      <w:start w:val="1"/>
+      <w:numFmt w:val="lowerLetter"/>
+      <w:lvlText w:val="%2."/>
+      <w:lvlJc w:val="left"/>
+      <w:pPr>
+        <w:ind w:left="1080" w:hanging="360"/>
+      </w:pPr>
+    </w:lvl>
+    <w:lvl w:ilvl="2" w:tplc="0409001B" w:tentative="1">
+      <w:start w:val="1"/>
+      <w:numFmt w:val="lowerRoman"/>
+      <w:lvlText w:val="%3."/>
+      <w:lvlJc w:val="right"/>
+      <w:pPr>
+        <w:ind w:left="1800" w:hanging="180"/>
+      </w:pPr>
+    </w:lvl>
+    <w:lvl w:ilvl="3" w:tplc="0409000F" w:tentative="1">
+      <w:start w:val="1"/>
+      <w:numFmt w:val="decimal"/>
+      <w:lvlText w:val="%4."/>
+      <w:lvlJc w:val="left"/>
+      <w:pPr>
+        <w:ind w:left="2520" w:hanging="360"/>
+      </w:pPr>
+    </w:lvl>
+    <w:lvl w:ilvl="4" w:tplc="04090019" w:tentative="1">
+      <w:start w:val="1"/>
+      <w:numFmt w:val="lowerLetter"/>
+      <w:lvlText w:val="%5."/>
+      <w:lvlJc w:val="left"/>
+      <w:pPr>
+        <w:ind w:left="3240" w:hanging="360"/>
+      </w:pPr>
+    </w:lvl>
+    <w:lvl w:ilvl="5" w:tplc="0409001B" w:tentative="1">
+      <w:start w:val="1"/>
+      <w:numFmt w:val="lowerRoman"/>
+      <w:lvlText w:val="%6."/>
+      <w:lvlJc w:val="right"/>
+      <w:pPr>
+        <w:ind w:left="3960" w:hanging="180"/>
+      </w:pPr>
+    </w:lvl>
+    <w:lvl w:ilvl="6" w:tplc="0409000F" w:tentative="1">
+      <w:start w:val="1"/>
+      <w:numFmt w:val="decimal"/>
+      <w:lvlText w:val="%7."/>
+      <w:lvlJc w:val="left"/>
+      <w:pPr>
+        <w:ind w:left="4680" w:hanging="360"/>
+      </w:pPr>
+    </w:lvl>
+    <w:lvl w:ilvl="7" w:tplc="04090019" w:tentative="1">
+      <w:start w:val="1"/>
+      <w:numFmt w:val="lowerLetter"/>
+      <w:lvlText w:val="%8."/>
+      <w:lvlJc w:val="left"/>
+      <w:pPr>
+        <w:ind w:left="5400" w:hanging="360"/>
+      </w:pPr>
+    </w:lvl>
+    <w:lvl w:ilvl="8" w:tplc="0409001B" w:tentative="1">
+      <w:start w:val="1"/>
+      <w:numFmt w:val="lowerRoman"/>
+      <w:lvlText w:val="%9."/>
+      <w:lvlJc w:val="right"/>
+      <w:pPr>
+        <w:ind w:left="6120" w:hanging="180"/>
+      </w:pPr>
+    </w:lvl>
+  </w:abstractNum>
+  <w:abstractNum w:abstractNumId="4" w15:restartNumberingAfterBreak="0">
+    <w:nsid w:val="22E8556A"/>
+    <w:multiLevelType w:val="hybridMultilevel"/>
+    <w:tmpl w:val="2904C822"/>
+    <w:lvl w:ilvl="0" w:tplc="04090001">
+      <w:start w:val="1"/>
+      <w:numFmt w:val="bullet"/>
+      <w:lvlText w:val=""/>
+      <w:lvlJc w:val="left"/>
+      <w:pPr>
+        <w:ind w:left="360" w:hanging="360"/>
+      </w:pPr>
+      <w:rPr>
+        <w:rFonts w:ascii="Symbol" w:hAnsi="Symbol" w:hint="default"/>
+      </w:rPr>
+    </w:lvl>
+    <w:lvl w:ilvl="1" w:tplc="04090003" w:tentative="1">
+      <w:start w:val="1"/>
+      <w:numFmt w:val="bullet"/>
+      <w:lvlText w:val="o"/>
+      <w:lvlJc w:val="left"/>
+      <w:pPr>
+        <w:ind w:left="1080" w:hanging="360"/>
+      </w:pPr>
+      <w:rPr>
+        <w:rFonts w:ascii="Courier New" w:hAnsi="Courier New" w:cs="Courier New" w:hint="default"/>
+      </w:rPr>
+    </w:lvl>
+    <w:lvl w:ilvl="2" w:tplc="04090005" w:tentative="1">
+      <w:start w:val="1"/>
+      <w:numFmt w:val="bullet"/>
+      <w:lvlText w:val=""/>
+      <w:lvlJc w:val="left"/>
+      <w:pPr>
+        <w:ind w:left="1800" w:hanging="360"/>
+      </w:pPr>
+      <w:rPr>
+        <w:rFonts w:ascii="Wingdings" w:hAnsi="Wingdings" w:hint="default"/>
+      </w:rPr>
+    </w:lvl>
+    <w:lvl w:ilvl="3" w:tplc="04090001" w:tentative="1">
+      <w:start w:val="1"/>
+      <w:numFmt w:val="bullet"/>
+      <w:lvlText w:val=""/>
+      <w:lvlJc w:val="left"/>
+      <w:pPr>
+        <w:ind w:left="2520" w:hanging="360"/>
+      </w:pPr>
+      <w:rPr>
+        <w:rFonts w:ascii="Symbol" w:hAnsi="Symbol" w:hint="default"/>
+      </w:rPr>
+    </w:lvl>
+    <w:lvl w:ilvl="4" w:tplc="04090003" w:tentative="1">
+      <w:start w:val="1"/>
+      <w:numFmt w:val="bullet"/>
+      <w:lvlText w:val="o"/>
+      <w:lvlJc w:val="left"/>
+      <w:pPr>
+        <w:ind w:left="3240" w:hanging="360"/>
+      </w:pPr>
+      <w:rPr>
+        <w:rFonts w:ascii="Courier New" w:hAnsi="Courier New" w:cs="Courier New" w:hint="default"/>
+      </w:rPr>
+    </w:lvl>
+    <w:lvl w:ilvl="5" w:tplc="04090005" w:tentative="1">
+      <w:start w:val="1"/>
+      <w:numFmt w:val="bullet"/>
+      <w:lvlText w:val=""/>
+      <w:lvlJc w:val="left"/>
+      <w:pPr>
+        <w:ind w:left="3960" w:hanging="360"/>
+      </w:pPr>
+      <w:rPr>
+        <w:rFonts w:ascii="Wingdings" w:hAnsi="Wingdings" w:hint="default"/>
+      </w:rPr>
+    </w:lvl>
+    <w:lvl w:ilvl="6" w:tplc="04090001" w:tentative="1">
+      <w:start w:val="1"/>
+      <w:numFmt w:val="bullet"/>
+      <w:lvlText w:val=""/>
+      <w:lvlJc w:val="left"/>
+      <w:pPr>
+        <w:ind w:left="4680" w:hanging="360"/>
+      </w:pPr>
+      <w:rPr>
+        <w:rFonts w:ascii="Symbol" w:hAnsi="Symbol" w:hint="default"/>
+      </w:rPr>
+    </w:lvl>
+    <w:lvl w:ilvl="7" w:tplc="04090003" w:tentative="1">
+      <w:start w:val="1"/>
+      <w:numFmt w:val="bullet"/>
+      <w:lvlText w:val="o"/>
+      <w:lvlJc w:val="left"/>
+      <w:pPr>
+        <w:ind w:left="5400" w:hanging="360"/>
+      </w:pPr>
+      <w:rPr>
+        <w:rFonts w:ascii="Courier New" w:hAnsi="Courier New" w:cs="Courier New" w:hint="default"/>
+      </w:rPr>
+    </w:lvl>
+    <w:lvl w:ilvl="8" w:tplc="04090005" w:tentative="1">
+      <w:start w:val="1"/>
+      <w:numFmt w:val="bullet"/>
+      <w:lvlText w:val=""/>
+      <w:lvlJc w:val="left"/>
+      <w:pPr>
+        <w:ind w:left="6120" w:hanging="360"/>
+      </w:pPr>
+      <w:rPr>
+        <w:rFonts w:ascii="Wingdings" w:hAnsi="Wingdings" w:hint="default"/>
+      </w:rPr>
+    </w:lvl>
+  </w:abstractNum>
+  <w:abstractNum w:abstractNumId="5" w15:restartNumberingAfterBreak="0">
     <w:nsid w:val="24201F59"/>
     <w:multiLevelType w:val="hybridMultilevel"/>
     <w:tmpl w:val="5F48B778"/>
@@ -2656,7 +5172,120 @@
       </w:rPr>
     </w:lvl>
   </w:abstractNum>
-  <w:abstractNum w:abstractNumId="3" w15:restartNumberingAfterBreak="0">
+  <w:abstractNum w:abstractNumId="6" w15:restartNumberingAfterBreak="0">
+    <w:nsid w:val="2E331D5B"/>
+    <w:multiLevelType w:val="hybridMultilevel"/>
+    <w:tmpl w:val="CFF80250"/>
+    <w:lvl w:ilvl="0" w:tplc="04090001">
+      <w:start w:val="1"/>
+      <w:numFmt w:val="bullet"/>
+      <w:lvlText w:val=""/>
+      <w:lvlJc w:val="left"/>
+      <w:pPr>
+        <w:ind w:left="360" w:hanging="360"/>
+      </w:pPr>
+      <w:rPr>
+        <w:rFonts w:ascii="Symbol" w:hAnsi="Symbol" w:hint="default"/>
+      </w:rPr>
+    </w:lvl>
+    <w:lvl w:ilvl="1" w:tplc="04090003" w:tentative="1">
+      <w:start w:val="1"/>
+      <w:numFmt w:val="bullet"/>
+      <w:lvlText w:val="o"/>
+      <w:lvlJc w:val="left"/>
+      <w:pPr>
+        <w:ind w:left="1080" w:hanging="360"/>
+      </w:pPr>
+      <w:rPr>
+        <w:rFonts w:ascii="Courier New" w:hAnsi="Courier New" w:cs="Courier New" w:hint="default"/>
+      </w:rPr>
+    </w:lvl>
+    <w:lvl w:ilvl="2" w:tplc="04090005" w:tentative="1">
+      <w:start w:val="1"/>
+      <w:numFmt w:val="bullet"/>
+      <w:lvlText w:val=""/>
+      <w:lvlJc w:val="left"/>
+      <w:pPr>
+        <w:ind w:left="1800" w:hanging="360"/>
+      </w:pPr>
+      <w:rPr>
+        <w:rFonts w:ascii="Wingdings" w:hAnsi="Wingdings" w:hint="default"/>
+      </w:rPr>
+    </w:lvl>
+    <w:lvl w:ilvl="3" w:tplc="04090001" w:tentative="1">
+      <w:start w:val="1"/>
+      <w:numFmt w:val="bullet"/>
+      <w:lvlText w:val=""/>
+      <w:lvlJc w:val="left"/>
+      <w:pPr>
+        <w:ind w:left="2520" w:hanging="360"/>
+      </w:pPr>
+      <w:rPr>
+        <w:rFonts w:ascii="Symbol" w:hAnsi="Symbol" w:hint="default"/>
+      </w:rPr>
+    </w:lvl>
+    <w:lvl w:ilvl="4" w:tplc="04090003" w:tentative="1">
+      <w:start w:val="1"/>
+      <w:numFmt w:val="bullet"/>
+      <w:lvlText w:val="o"/>
+      <w:lvlJc w:val="left"/>
+      <w:pPr>
+        <w:ind w:left="3240" w:hanging="360"/>
+      </w:pPr>
+      <w:rPr>
+        <w:rFonts w:ascii="Courier New" w:hAnsi="Courier New" w:cs="Courier New" w:hint="default"/>
+      </w:rPr>
+    </w:lvl>
+    <w:lvl w:ilvl="5" w:tplc="04090005" w:tentative="1">
+      <w:start w:val="1"/>
+      <w:numFmt w:val="bullet"/>
+      <w:lvlText w:val=""/>
+      <w:lvlJc w:val="left"/>
+      <w:pPr>
+        <w:ind w:left="3960" w:hanging="360"/>
+      </w:pPr>
+      <w:rPr>
+        <w:rFonts w:ascii="Wingdings" w:hAnsi="Wingdings" w:hint="default"/>
+      </w:rPr>
+    </w:lvl>
+    <w:lvl w:ilvl="6" w:tplc="04090001" w:tentative="1">
+      <w:start w:val="1"/>
+      <w:numFmt w:val="bullet"/>
+      <w:lvlText w:val=""/>
+      <w:lvlJc w:val="left"/>
+      <w:pPr>
+        <w:ind w:left="4680" w:hanging="360"/>
+      </w:pPr>
+      <w:rPr>
+        <w:rFonts w:ascii="Symbol" w:hAnsi="Symbol" w:hint="default"/>
+      </w:rPr>
+    </w:lvl>
+    <w:lvl w:ilvl="7" w:tplc="04090003" w:tentative="1">
+      <w:start w:val="1"/>
+      <w:numFmt w:val="bullet"/>
+      <w:lvlText w:val="o"/>
+      <w:lvlJc w:val="left"/>
+      <w:pPr>
+        <w:ind w:left="5400" w:hanging="360"/>
+      </w:pPr>
+      <w:rPr>
+        <w:rFonts w:ascii="Courier New" w:hAnsi="Courier New" w:cs="Courier New" w:hint="default"/>
+      </w:rPr>
+    </w:lvl>
+    <w:lvl w:ilvl="8" w:tplc="04090005" w:tentative="1">
+      <w:start w:val="1"/>
+      <w:numFmt w:val="bullet"/>
+      <w:lvlText w:val=""/>
+      <w:lvlJc w:val="left"/>
+      <w:pPr>
+        <w:ind w:left="6120" w:hanging="360"/>
+      </w:pPr>
+      <w:rPr>
+        <w:rFonts w:ascii="Wingdings" w:hAnsi="Wingdings" w:hint="default"/>
+      </w:rPr>
+    </w:lvl>
+  </w:abstractNum>
+  <w:abstractNum w:abstractNumId="7" w15:restartNumberingAfterBreak="0">
     <w:nsid w:val="2FB44C73"/>
     <w:multiLevelType w:val="hybridMultilevel"/>
     <w:tmpl w:val="15920B04"/>
@@ -2769,7 +5398,346 @@
       </w:rPr>
     </w:lvl>
   </w:abstractNum>
-  <w:abstractNum w:abstractNumId="4" w15:restartNumberingAfterBreak="0">
+  <w:abstractNum w:abstractNumId="8" w15:restartNumberingAfterBreak="0">
+    <w:nsid w:val="35D90BC5"/>
+    <w:multiLevelType w:val="hybridMultilevel"/>
+    <w:tmpl w:val="810ABD4E"/>
+    <w:lvl w:ilvl="0" w:tplc="04090001">
+      <w:start w:val="1"/>
+      <w:numFmt w:val="bullet"/>
+      <w:lvlText w:val=""/>
+      <w:lvlJc w:val="left"/>
+      <w:pPr>
+        <w:ind w:left="360" w:hanging="360"/>
+      </w:pPr>
+      <w:rPr>
+        <w:rFonts w:ascii="Symbol" w:hAnsi="Symbol" w:hint="default"/>
+      </w:rPr>
+    </w:lvl>
+    <w:lvl w:ilvl="1" w:tplc="04090003" w:tentative="1">
+      <w:start w:val="1"/>
+      <w:numFmt w:val="bullet"/>
+      <w:lvlText w:val="o"/>
+      <w:lvlJc w:val="left"/>
+      <w:pPr>
+        <w:ind w:left="1080" w:hanging="360"/>
+      </w:pPr>
+      <w:rPr>
+        <w:rFonts w:ascii="Courier New" w:hAnsi="Courier New" w:cs="Courier New" w:hint="default"/>
+      </w:rPr>
+    </w:lvl>
+    <w:lvl w:ilvl="2" w:tplc="04090005" w:tentative="1">
+      <w:start w:val="1"/>
+      <w:numFmt w:val="bullet"/>
+      <w:lvlText w:val=""/>
+      <w:lvlJc w:val="left"/>
+      <w:pPr>
+        <w:ind w:left="1800" w:hanging="360"/>
+      </w:pPr>
+      <w:rPr>
+        <w:rFonts w:ascii="Wingdings" w:hAnsi="Wingdings" w:hint="default"/>
+      </w:rPr>
+    </w:lvl>
+    <w:lvl w:ilvl="3" w:tplc="04090001" w:tentative="1">
+      <w:start w:val="1"/>
+      <w:numFmt w:val="bullet"/>
+      <w:lvlText w:val=""/>
+      <w:lvlJc w:val="left"/>
+      <w:pPr>
+        <w:ind w:left="2520" w:hanging="360"/>
+      </w:pPr>
+      <w:rPr>
+        <w:rFonts w:ascii="Symbol" w:hAnsi="Symbol" w:hint="default"/>
+      </w:rPr>
+    </w:lvl>
+    <w:lvl w:ilvl="4" w:tplc="04090003" w:tentative="1">
+      <w:start w:val="1"/>
+      <w:numFmt w:val="bullet"/>
+      <w:lvlText w:val="o"/>
+      <w:lvlJc w:val="left"/>
+      <w:pPr>
+        <w:ind w:left="3240" w:hanging="360"/>
+      </w:pPr>
+      <w:rPr>
+        <w:rFonts w:ascii="Courier New" w:hAnsi="Courier New" w:cs="Courier New" w:hint="default"/>
+      </w:rPr>
+    </w:lvl>
+    <w:lvl w:ilvl="5" w:tplc="04090005" w:tentative="1">
+      <w:start w:val="1"/>
+      <w:numFmt w:val="bullet"/>
+      <w:lvlText w:val=""/>
+      <w:lvlJc w:val="left"/>
+      <w:pPr>
+        <w:ind w:left="3960" w:hanging="360"/>
+      </w:pPr>
+      <w:rPr>
+        <w:rFonts w:ascii="Wingdings" w:hAnsi="Wingdings" w:hint="default"/>
+      </w:rPr>
+    </w:lvl>
+    <w:lvl w:ilvl="6" w:tplc="04090001" w:tentative="1">
+      <w:start w:val="1"/>
+      <w:numFmt w:val="bullet"/>
+      <w:lvlText w:val=""/>
+      <w:lvlJc w:val="left"/>
+      <w:pPr>
+        <w:ind w:left="4680" w:hanging="360"/>
+      </w:pPr>
+      <w:rPr>
+        <w:rFonts w:ascii="Symbol" w:hAnsi="Symbol" w:hint="default"/>
+      </w:rPr>
+    </w:lvl>
+    <w:lvl w:ilvl="7" w:tplc="04090003" w:tentative="1">
+      <w:start w:val="1"/>
+      <w:numFmt w:val="bullet"/>
+      <w:lvlText w:val="o"/>
+      <w:lvlJc w:val="left"/>
+      <w:pPr>
+        <w:ind w:left="5400" w:hanging="360"/>
+      </w:pPr>
+      <w:rPr>
+        <w:rFonts w:ascii="Courier New" w:hAnsi="Courier New" w:cs="Courier New" w:hint="default"/>
+      </w:rPr>
+    </w:lvl>
+    <w:lvl w:ilvl="8" w:tplc="04090005" w:tentative="1">
+      <w:start w:val="1"/>
+      <w:numFmt w:val="bullet"/>
+      <w:lvlText w:val=""/>
+      <w:lvlJc w:val="left"/>
+      <w:pPr>
+        <w:ind w:left="6120" w:hanging="360"/>
+      </w:pPr>
+      <w:rPr>
+        <w:rFonts w:ascii="Wingdings" w:hAnsi="Wingdings" w:hint="default"/>
+      </w:rPr>
+    </w:lvl>
+  </w:abstractNum>
+  <w:abstractNum w:abstractNumId="9" w15:restartNumberingAfterBreak="0">
+    <w:nsid w:val="360D5476"/>
+    <w:multiLevelType w:val="hybridMultilevel"/>
+    <w:tmpl w:val="EAFED770"/>
+    <w:lvl w:ilvl="0" w:tplc="04090001">
+      <w:start w:val="1"/>
+      <w:numFmt w:val="bullet"/>
+      <w:lvlText w:val=""/>
+      <w:lvlJc w:val="left"/>
+      <w:pPr>
+        <w:ind w:left="360" w:hanging="360"/>
+      </w:pPr>
+      <w:rPr>
+        <w:rFonts w:ascii="Symbol" w:hAnsi="Symbol" w:hint="default"/>
+      </w:rPr>
+    </w:lvl>
+    <w:lvl w:ilvl="1" w:tplc="04090003" w:tentative="1">
+      <w:start w:val="1"/>
+      <w:numFmt w:val="bullet"/>
+      <w:lvlText w:val="o"/>
+      <w:lvlJc w:val="left"/>
+      <w:pPr>
+        <w:ind w:left="1080" w:hanging="360"/>
+      </w:pPr>
+      <w:rPr>
+        <w:rFonts w:ascii="Courier New" w:hAnsi="Courier New" w:cs="Courier New" w:hint="default"/>
+      </w:rPr>
+    </w:lvl>
+    <w:lvl w:ilvl="2" w:tplc="04090005" w:tentative="1">
+      <w:start w:val="1"/>
+      <w:numFmt w:val="bullet"/>
+      <w:lvlText w:val=""/>
+      <w:lvlJc w:val="left"/>
+      <w:pPr>
+        <w:ind w:left="1800" w:hanging="360"/>
+      </w:pPr>
+      <w:rPr>
+        <w:rFonts w:ascii="Wingdings" w:hAnsi="Wingdings" w:hint="default"/>
+      </w:rPr>
+    </w:lvl>
+    <w:lvl w:ilvl="3" w:tplc="04090001" w:tentative="1">
+      <w:start w:val="1"/>
+      <w:numFmt w:val="bullet"/>
+      <w:lvlText w:val=""/>
+      <w:lvlJc w:val="left"/>
+      <w:pPr>
+        <w:ind w:left="2520" w:hanging="360"/>
+      </w:pPr>
+      <w:rPr>
+        <w:rFonts w:ascii="Symbol" w:hAnsi="Symbol" w:hint="default"/>
+      </w:rPr>
+    </w:lvl>
+    <w:lvl w:ilvl="4" w:tplc="04090003" w:tentative="1">
+      <w:start w:val="1"/>
+      <w:numFmt w:val="bullet"/>
+      <w:lvlText w:val="o"/>
+      <w:lvlJc w:val="left"/>
+      <w:pPr>
+        <w:ind w:left="3240" w:hanging="360"/>
+      </w:pPr>
+      <w:rPr>
+        <w:rFonts w:ascii="Courier New" w:hAnsi="Courier New" w:cs="Courier New" w:hint="default"/>
+      </w:rPr>
+    </w:lvl>
+    <w:lvl w:ilvl="5" w:tplc="04090005" w:tentative="1">
+      <w:start w:val="1"/>
+      <w:numFmt w:val="bullet"/>
+      <w:lvlText w:val=""/>
+      <w:lvlJc w:val="left"/>
+      <w:pPr>
+        <w:ind w:left="3960" w:hanging="360"/>
+      </w:pPr>
+      <w:rPr>
+        <w:rFonts w:ascii="Wingdings" w:hAnsi="Wingdings" w:hint="default"/>
+      </w:rPr>
+    </w:lvl>
+    <w:lvl w:ilvl="6" w:tplc="04090001" w:tentative="1">
+      <w:start w:val="1"/>
+      <w:numFmt w:val="bullet"/>
+      <w:lvlText w:val=""/>
+      <w:lvlJc w:val="left"/>
+      <w:pPr>
+        <w:ind w:left="4680" w:hanging="360"/>
+      </w:pPr>
+      <w:rPr>
+        <w:rFonts w:ascii="Symbol" w:hAnsi="Symbol" w:hint="default"/>
+      </w:rPr>
+    </w:lvl>
+    <w:lvl w:ilvl="7" w:tplc="04090003" w:tentative="1">
+      <w:start w:val="1"/>
+      <w:numFmt w:val="bullet"/>
+      <w:lvlText w:val="o"/>
+      <w:lvlJc w:val="left"/>
+      <w:pPr>
+        <w:ind w:left="5400" w:hanging="360"/>
+      </w:pPr>
+      <w:rPr>
+        <w:rFonts w:ascii="Courier New" w:hAnsi="Courier New" w:cs="Courier New" w:hint="default"/>
+      </w:rPr>
+    </w:lvl>
+    <w:lvl w:ilvl="8" w:tplc="04090005" w:tentative="1">
+      <w:start w:val="1"/>
+      <w:numFmt w:val="bullet"/>
+      <w:lvlText w:val=""/>
+      <w:lvlJc w:val="left"/>
+      <w:pPr>
+        <w:ind w:left="6120" w:hanging="360"/>
+      </w:pPr>
+      <w:rPr>
+        <w:rFonts w:ascii="Wingdings" w:hAnsi="Wingdings" w:hint="default"/>
+      </w:rPr>
+    </w:lvl>
+  </w:abstractNum>
+  <w:abstractNum w:abstractNumId="10" w15:restartNumberingAfterBreak="0">
+    <w:nsid w:val="3AC72ABE"/>
+    <w:multiLevelType w:val="hybridMultilevel"/>
+    <w:tmpl w:val="ECF293C6"/>
+    <w:lvl w:ilvl="0" w:tplc="04090001">
+      <w:start w:val="1"/>
+      <w:numFmt w:val="bullet"/>
+      <w:lvlText w:val=""/>
+      <w:lvlJc w:val="left"/>
+      <w:pPr>
+        <w:ind w:left="360" w:hanging="360"/>
+      </w:pPr>
+      <w:rPr>
+        <w:rFonts w:ascii="Symbol" w:hAnsi="Symbol" w:hint="default"/>
+      </w:rPr>
+    </w:lvl>
+    <w:lvl w:ilvl="1" w:tplc="04090003" w:tentative="1">
+      <w:start w:val="1"/>
+      <w:numFmt w:val="bullet"/>
+      <w:lvlText w:val="o"/>
+      <w:lvlJc w:val="left"/>
+      <w:pPr>
+        <w:ind w:left="1080" w:hanging="360"/>
+      </w:pPr>
+      <w:rPr>
+        <w:rFonts w:ascii="Courier New" w:hAnsi="Courier New" w:cs="Courier New" w:hint="default"/>
+      </w:rPr>
+    </w:lvl>
+    <w:lvl w:ilvl="2" w:tplc="04090005" w:tentative="1">
+      <w:start w:val="1"/>
+      <w:numFmt w:val="bullet"/>
+      <w:lvlText w:val=""/>
+      <w:lvlJc w:val="left"/>
+      <w:pPr>
+        <w:ind w:left="1800" w:hanging="360"/>
+      </w:pPr>
+      <w:rPr>
+        <w:rFonts w:ascii="Wingdings" w:hAnsi="Wingdings" w:hint="default"/>
+      </w:rPr>
+    </w:lvl>
+    <w:lvl w:ilvl="3" w:tplc="04090001" w:tentative="1">
+      <w:start w:val="1"/>
+      <w:numFmt w:val="bullet"/>
+      <w:lvlText w:val=""/>
+      <w:lvlJc w:val="left"/>
+      <w:pPr>
+        <w:ind w:left="2520" w:hanging="360"/>
+      </w:pPr>
+      <w:rPr>
+        <w:rFonts w:ascii="Symbol" w:hAnsi="Symbol" w:hint="default"/>
+      </w:rPr>
+    </w:lvl>
+    <w:lvl w:ilvl="4" w:tplc="04090003" w:tentative="1">
+      <w:start w:val="1"/>
+      <w:numFmt w:val="bullet"/>
+      <w:lvlText w:val="o"/>
+      <w:lvlJc w:val="left"/>
+      <w:pPr>
+        <w:ind w:left="3240" w:hanging="360"/>
+      </w:pPr>
+      <w:rPr>
+        <w:rFonts w:ascii="Courier New" w:hAnsi="Courier New" w:cs="Courier New" w:hint="default"/>
+      </w:rPr>
+    </w:lvl>
+    <w:lvl w:ilvl="5" w:tplc="04090005" w:tentative="1">
+      <w:start w:val="1"/>
+      <w:numFmt w:val="bullet"/>
+      <w:lvlText w:val=""/>
+      <w:lvlJc w:val="left"/>
+      <w:pPr>
+        <w:ind w:left="3960" w:hanging="360"/>
+      </w:pPr>
+      <w:rPr>
+        <w:rFonts w:ascii="Wingdings" w:hAnsi="Wingdings" w:hint="default"/>
+      </w:rPr>
+    </w:lvl>
+    <w:lvl w:ilvl="6" w:tplc="04090001" w:tentative="1">
+      <w:start w:val="1"/>
+      <w:numFmt w:val="bullet"/>
+      <w:lvlText w:val=""/>
+      <w:lvlJc w:val="left"/>
+      <w:pPr>
+        <w:ind w:left="4680" w:hanging="360"/>
+      </w:pPr>
+      <w:rPr>
+        <w:rFonts w:ascii="Symbol" w:hAnsi="Symbol" w:hint="default"/>
+      </w:rPr>
+    </w:lvl>
+    <w:lvl w:ilvl="7" w:tplc="04090003" w:tentative="1">
+      <w:start w:val="1"/>
+      <w:numFmt w:val="bullet"/>
+      <w:lvlText w:val="o"/>
+      <w:lvlJc w:val="left"/>
+      <w:pPr>
+        <w:ind w:left="5400" w:hanging="360"/>
+      </w:pPr>
+      <w:rPr>
+        <w:rFonts w:ascii="Courier New" w:hAnsi="Courier New" w:cs="Courier New" w:hint="default"/>
+      </w:rPr>
+    </w:lvl>
+    <w:lvl w:ilvl="8" w:tplc="04090005" w:tentative="1">
+      <w:start w:val="1"/>
+      <w:numFmt w:val="bullet"/>
+      <w:lvlText w:val=""/>
+      <w:lvlJc w:val="left"/>
+      <w:pPr>
+        <w:ind w:left="6120" w:hanging="360"/>
+      </w:pPr>
+      <w:rPr>
+        <w:rFonts w:ascii="Wingdings" w:hAnsi="Wingdings" w:hint="default"/>
+      </w:rPr>
+    </w:lvl>
+  </w:abstractNum>
+  <w:abstractNum w:abstractNumId="11" w15:restartNumberingAfterBreak="0">
     <w:nsid w:val="3D0D4C53"/>
     <w:multiLevelType w:val="hybridMultilevel"/>
     <w:tmpl w:val="B61263D2"/>
@@ -2882,7 +5850,459 @@
       </w:rPr>
     </w:lvl>
   </w:abstractNum>
-  <w:abstractNum w:abstractNumId="5" w15:restartNumberingAfterBreak="0">
+  <w:abstractNum w:abstractNumId="12" w15:restartNumberingAfterBreak="0">
+    <w:nsid w:val="422A04AD"/>
+    <w:multiLevelType w:val="hybridMultilevel"/>
+    <w:tmpl w:val="38687B90"/>
+    <w:lvl w:ilvl="0" w:tplc="04090001">
+      <w:start w:val="1"/>
+      <w:numFmt w:val="bullet"/>
+      <w:lvlText w:val=""/>
+      <w:lvlJc w:val="left"/>
+      <w:pPr>
+        <w:ind w:left="720" w:hanging="360"/>
+      </w:pPr>
+      <w:rPr>
+        <w:rFonts w:ascii="Symbol" w:hAnsi="Symbol" w:hint="default"/>
+      </w:rPr>
+    </w:lvl>
+    <w:lvl w:ilvl="1" w:tplc="04090003" w:tentative="1">
+      <w:start w:val="1"/>
+      <w:numFmt w:val="bullet"/>
+      <w:lvlText w:val="o"/>
+      <w:lvlJc w:val="left"/>
+      <w:pPr>
+        <w:ind w:left="1440" w:hanging="360"/>
+      </w:pPr>
+      <w:rPr>
+        <w:rFonts w:ascii="Courier New" w:hAnsi="Courier New" w:cs="Courier New" w:hint="default"/>
+      </w:rPr>
+    </w:lvl>
+    <w:lvl w:ilvl="2" w:tplc="04090005" w:tentative="1">
+      <w:start w:val="1"/>
+      <w:numFmt w:val="bullet"/>
+      <w:lvlText w:val=""/>
+      <w:lvlJc w:val="left"/>
+      <w:pPr>
+        <w:ind w:left="2160" w:hanging="360"/>
+      </w:pPr>
+      <w:rPr>
+        <w:rFonts w:ascii="Wingdings" w:hAnsi="Wingdings" w:hint="default"/>
+      </w:rPr>
+    </w:lvl>
+    <w:lvl w:ilvl="3" w:tplc="04090001" w:tentative="1">
+      <w:start w:val="1"/>
+      <w:numFmt w:val="bullet"/>
+      <w:lvlText w:val=""/>
+      <w:lvlJc w:val="left"/>
+      <w:pPr>
+        <w:ind w:left="2880" w:hanging="360"/>
+      </w:pPr>
+      <w:rPr>
+        <w:rFonts w:ascii="Symbol" w:hAnsi="Symbol" w:hint="default"/>
+      </w:rPr>
+    </w:lvl>
+    <w:lvl w:ilvl="4" w:tplc="04090003" w:tentative="1">
+      <w:start w:val="1"/>
+      <w:numFmt w:val="bullet"/>
+      <w:lvlText w:val="o"/>
+      <w:lvlJc w:val="left"/>
+      <w:pPr>
+        <w:ind w:left="3600" w:hanging="360"/>
+      </w:pPr>
+      <w:rPr>
+        <w:rFonts w:ascii="Courier New" w:hAnsi="Courier New" w:cs="Courier New" w:hint="default"/>
+      </w:rPr>
+    </w:lvl>
+    <w:lvl w:ilvl="5" w:tplc="04090005" w:tentative="1">
+      <w:start w:val="1"/>
+      <w:numFmt w:val="bullet"/>
+      <w:lvlText w:val=""/>
+      <w:lvlJc w:val="left"/>
+      <w:pPr>
+        <w:ind w:left="4320" w:hanging="360"/>
+      </w:pPr>
+      <w:rPr>
+        <w:rFonts w:ascii="Wingdings" w:hAnsi="Wingdings" w:hint="default"/>
+      </w:rPr>
+    </w:lvl>
+    <w:lvl w:ilvl="6" w:tplc="04090001" w:tentative="1">
+      <w:start w:val="1"/>
+      <w:numFmt w:val="bullet"/>
+      <w:lvlText w:val=""/>
+      <w:lvlJc w:val="left"/>
+      <w:pPr>
+        <w:ind w:left="5040" w:hanging="360"/>
+      </w:pPr>
+      <w:rPr>
+        <w:rFonts w:ascii="Symbol" w:hAnsi="Symbol" w:hint="default"/>
+      </w:rPr>
+    </w:lvl>
+    <w:lvl w:ilvl="7" w:tplc="04090003" w:tentative="1">
+      <w:start w:val="1"/>
+      <w:numFmt w:val="bullet"/>
+      <w:lvlText w:val="o"/>
+      <w:lvlJc w:val="left"/>
+      <w:pPr>
+        <w:ind w:left="5760" w:hanging="360"/>
+      </w:pPr>
+      <w:rPr>
+        <w:rFonts w:ascii="Courier New" w:hAnsi="Courier New" w:cs="Courier New" w:hint="default"/>
+      </w:rPr>
+    </w:lvl>
+    <w:lvl w:ilvl="8" w:tplc="04090005" w:tentative="1">
+      <w:start w:val="1"/>
+      <w:numFmt w:val="bullet"/>
+      <w:lvlText w:val=""/>
+      <w:lvlJc w:val="left"/>
+      <w:pPr>
+        <w:ind w:left="6480" w:hanging="360"/>
+      </w:pPr>
+      <w:rPr>
+        <w:rFonts w:ascii="Wingdings" w:hAnsi="Wingdings" w:hint="default"/>
+      </w:rPr>
+    </w:lvl>
+  </w:abstractNum>
+  <w:abstractNum w:abstractNumId="13" w15:restartNumberingAfterBreak="0">
+    <w:nsid w:val="437F1CAF"/>
+    <w:multiLevelType w:val="hybridMultilevel"/>
+    <w:tmpl w:val="4E5CA15C"/>
+    <w:lvl w:ilvl="0" w:tplc="04090001">
+      <w:start w:val="1"/>
+      <w:numFmt w:val="bullet"/>
+      <w:lvlText w:val=""/>
+      <w:lvlJc w:val="left"/>
+      <w:pPr>
+        <w:ind w:left="360" w:hanging="360"/>
+      </w:pPr>
+      <w:rPr>
+        <w:rFonts w:ascii="Symbol" w:hAnsi="Symbol" w:hint="default"/>
+      </w:rPr>
+    </w:lvl>
+    <w:lvl w:ilvl="1" w:tplc="04090003" w:tentative="1">
+      <w:start w:val="1"/>
+      <w:numFmt w:val="bullet"/>
+      <w:lvlText w:val="o"/>
+      <w:lvlJc w:val="left"/>
+      <w:pPr>
+        <w:ind w:left="1080" w:hanging="360"/>
+      </w:pPr>
+      <w:rPr>
+        <w:rFonts w:ascii="Courier New" w:hAnsi="Courier New" w:cs="Courier New" w:hint="default"/>
+      </w:rPr>
+    </w:lvl>
+    <w:lvl w:ilvl="2" w:tplc="04090005" w:tentative="1">
+      <w:start w:val="1"/>
+      <w:numFmt w:val="bullet"/>
+      <w:lvlText w:val=""/>
+      <w:lvlJc w:val="left"/>
+      <w:pPr>
+        <w:ind w:left="1800" w:hanging="360"/>
+      </w:pPr>
+      <w:rPr>
+        <w:rFonts w:ascii="Wingdings" w:hAnsi="Wingdings" w:hint="default"/>
+      </w:rPr>
+    </w:lvl>
+    <w:lvl w:ilvl="3" w:tplc="04090001" w:tentative="1">
+      <w:start w:val="1"/>
+      <w:numFmt w:val="bullet"/>
+      <w:lvlText w:val=""/>
+      <w:lvlJc w:val="left"/>
+      <w:pPr>
+        <w:ind w:left="2520" w:hanging="360"/>
+      </w:pPr>
+      <w:rPr>
+        <w:rFonts w:ascii="Symbol" w:hAnsi="Symbol" w:hint="default"/>
+      </w:rPr>
+    </w:lvl>
+    <w:lvl w:ilvl="4" w:tplc="04090003" w:tentative="1">
+      <w:start w:val="1"/>
+      <w:numFmt w:val="bullet"/>
+      <w:lvlText w:val="o"/>
+      <w:lvlJc w:val="left"/>
+      <w:pPr>
+        <w:ind w:left="3240" w:hanging="360"/>
+      </w:pPr>
+      <w:rPr>
+        <w:rFonts w:ascii="Courier New" w:hAnsi="Courier New" w:cs="Courier New" w:hint="default"/>
+      </w:rPr>
+    </w:lvl>
+    <w:lvl w:ilvl="5" w:tplc="04090005" w:tentative="1">
+      <w:start w:val="1"/>
+      <w:numFmt w:val="bullet"/>
+      <w:lvlText w:val=""/>
+      <w:lvlJc w:val="left"/>
+      <w:pPr>
+        <w:ind w:left="3960" w:hanging="360"/>
+      </w:pPr>
+      <w:rPr>
+        <w:rFonts w:ascii="Wingdings" w:hAnsi="Wingdings" w:hint="default"/>
+      </w:rPr>
+    </w:lvl>
+    <w:lvl w:ilvl="6" w:tplc="04090001" w:tentative="1">
+      <w:start w:val="1"/>
+      <w:numFmt w:val="bullet"/>
+      <w:lvlText w:val=""/>
+      <w:lvlJc w:val="left"/>
+      <w:pPr>
+        <w:ind w:left="4680" w:hanging="360"/>
+      </w:pPr>
+      <w:rPr>
+        <w:rFonts w:ascii="Symbol" w:hAnsi="Symbol" w:hint="default"/>
+      </w:rPr>
+    </w:lvl>
+    <w:lvl w:ilvl="7" w:tplc="04090003" w:tentative="1">
+      <w:start w:val="1"/>
+      <w:numFmt w:val="bullet"/>
+      <w:lvlText w:val="o"/>
+      <w:lvlJc w:val="left"/>
+      <w:pPr>
+        <w:ind w:left="5400" w:hanging="360"/>
+      </w:pPr>
+      <w:rPr>
+        <w:rFonts w:ascii="Courier New" w:hAnsi="Courier New" w:cs="Courier New" w:hint="default"/>
+      </w:rPr>
+    </w:lvl>
+    <w:lvl w:ilvl="8" w:tplc="04090005" w:tentative="1">
+      <w:start w:val="1"/>
+      <w:numFmt w:val="bullet"/>
+      <w:lvlText w:val=""/>
+      <w:lvlJc w:val="left"/>
+      <w:pPr>
+        <w:ind w:left="6120" w:hanging="360"/>
+      </w:pPr>
+      <w:rPr>
+        <w:rFonts w:ascii="Wingdings" w:hAnsi="Wingdings" w:hint="default"/>
+      </w:rPr>
+    </w:lvl>
+  </w:abstractNum>
+  <w:abstractNum w:abstractNumId="14" w15:restartNumberingAfterBreak="0">
+    <w:nsid w:val="47E865B4"/>
+    <w:multiLevelType w:val="hybridMultilevel"/>
+    <w:tmpl w:val="DA92BF76"/>
+    <w:lvl w:ilvl="0" w:tplc="04090001">
+      <w:start w:val="1"/>
+      <w:numFmt w:val="bullet"/>
+      <w:lvlText w:val=""/>
+      <w:lvlJc w:val="left"/>
+      <w:pPr>
+        <w:ind w:left="360" w:hanging="360"/>
+      </w:pPr>
+      <w:rPr>
+        <w:rFonts w:ascii="Symbol" w:hAnsi="Symbol" w:hint="default"/>
+      </w:rPr>
+    </w:lvl>
+    <w:lvl w:ilvl="1" w:tplc="04090003" w:tentative="1">
+      <w:start w:val="1"/>
+      <w:numFmt w:val="bullet"/>
+      <w:lvlText w:val="o"/>
+      <w:lvlJc w:val="left"/>
+      <w:pPr>
+        <w:ind w:left="1080" w:hanging="360"/>
+      </w:pPr>
+      <w:rPr>
+        <w:rFonts w:ascii="Courier New" w:hAnsi="Courier New" w:cs="Courier New" w:hint="default"/>
+      </w:rPr>
+    </w:lvl>
+    <w:lvl w:ilvl="2" w:tplc="04090005" w:tentative="1">
+      <w:start w:val="1"/>
+      <w:numFmt w:val="bullet"/>
+      <w:lvlText w:val=""/>
+      <w:lvlJc w:val="left"/>
+      <w:pPr>
+        <w:ind w:left="1800" w:hanging="360"/>
+      </w:pPr>
+      <w:rPr>
+        <w:rFonts w:ascii="Wingdings" w:hAnsi="Wingdings" w:hint="default"/>
+      </w:rPr>
+    </w:lvl>
+    <w:lvl w:ilvl="3" w:tplc="04090001" w:tentative="1">
+      <w:start w:val="1"/>
+      <w:numFmt w:val="bullet"/>
+      <w:lvlText w:val=""/>
+      <w:lvlJc w:val="left"/>
+      <w:pPr>
+        <w:ind w:left="2520" w:hanging="360"/>
+      </w:pPr>
+      <w:rPr>
+        <w:rFonts w:ascii="Symbol" w:hAnsi="Symbol" w:hint="default"/>
+      </w:rPr>
+    </w:lvl>
+    <w:lvl w:ilvl="4" w:tplc="04090003" w:tentative="1">
+      <w:start w:val="1"/>
+      <w:numFmt w:val="bullet"/>
+      <w:lvlText w:val="o"/>
+      <w:lvlJc w:val="left"/>
+      <w:pPr>
+        <w:ind w:left="3240" w:hanging="360"/>
+      </w:pPr>
+      <w:rPr>
+        <w:rFonts w:ascii="Courier New" w:hAnsi="Courier New" w:cs="Courier New" w:hint="default"/>
+      </w:rPr>
+    </w:lvl>
+    <w:lvl w:ilvl="5" w:tplc="04090005" w:tentative="1">
+      <w:start w:val="1"/>
+      <w:numFmt w:val="bullet"/>
+      <w:lvlText w:val=""/>
+      <w:lvlJc w:val="left"/>
+      <w:pPr>
+        <w:ind w:left="3960" w:hanging="360"/>
+      </w:pPr>
+      <w:rPr>
+        <w:rFonts w:ascii="Wingdings" w:hAnsi="Wingdings" w:hint="default"/>
+      </w:rPr>
+    </w:lvl>
+    <w:lvl w:ilvl="6" w:tplc="04090001" w:tentative="1">
+      <w:start w:val="1"/>
+      <w:numFmt w:val="bullet"/>
+      <w:lvlText w:val=""/>
+      <w:lvlJc w:val="left"/>
+      <w:pPr>
+        <w:ind w:left="4680" w:hanging="360"/>
+      </w:pPr>
+      <w:rPr>
+        <w:rFonts w:ascii="Symbol" w:hAnsi="Symbol" w:hint="default"/>
+      </w:rPr>
+    </w:lvl>
+    <w:lvl w:ilvl="7" w:tplc="04090003" w:tentative="1">
+      <w:start w:val="1"/>
+      <w:numFmt w:val="bullet"/>
+      <w:lvlText w:val="o"/>
+      <w:lvlJc w:val="left"/>
+      <w:pPr>
+        <w:ind w:left="5400" w:hanging="360"/>
+      </w:pPr>
+      <w:rPr>
+        <w:rFonts w:ascii="Courier New" w:hAnsi="Courier New" w:cs="Courier New" w:hint="default"/>
+      </w:rPr>
+    </w:lvl>
+    <w:lvl w:ilvl="8" w:tplc="04090005" w:tentative="1">
+      <w:start w:val="1"/>
+      <w:numFmt w:val="bullet"/>
+      <w:lvlText w:val=""/>
+      <w:lvlJc w:val="left"/>
+      <w:pPr>
+        <w:ind w:left="6120" w:hanging="360"/>
+      </w:pPr>
+      <w:rPr>
+        <w:rFonts w:ascii="Wingdings" w:hAnsi="Wingdings" w:hint="default"/>
+      </w:rPr>
+    </w:lvl>
+  </w:abstractNum>
+  <w:abstractNum w:abstractNumId="15" w15:restartNumberingAfterBreak="0">
+    <w:nsid w:val="52026782"/>
+    <w:multiLevelType w:val="hybridMultilevel"/>
+    <w:tmpl w:val="5114DE44"/>
+    <w:lvl w:ilvl="0" w:tplc="04090001">
+      <w:start w:val="1"/>
+      <w:numFmt w:val="bullet"/>
+      <w:lvlText w:val=""/>
+      <w:lvlJc w:val="left"/>
+      <w:pPr>
+        <w:ind w:left="360" w:hanging="360"/>
+      </w:pPr>
+      <w:rPr>
+        <w:rFonts w:ascii="Symbol" w:hAnsi="Symbol" w:hint="default"/>
+      </w:rPr>
+    </w:lvl>
+    <w:lvl w:ilvl="1" w:tplc="04090003" w:tentative="1">
+      <w:start w:val="1"/>
+      <w:numFmt w:val="bullet"/>
+      <w:lvlText w:val="o"/>
+      <w:lvlJc w:val="left"/>
+      <w:pPr>
+        <w:ind w:left="1080" w:hanging="360"/>
+      </w:pPr>
+      <w:rPr>
+        <w:rFonts w:ascii="Courier New" w:hAnsi="Courier New" w:cs="Courier New" w:hint="default"/>
+      </w:rPr>
+    </w:lvl>
+    <w:lvl w:ilvl="2" w:tplc="04090005" w:tentative="1">
+      <w:start w:val="1"/>
+      <w:numFmt w:val="bullet"/>
+      <w:lvlText w:val=""/>
+      <w:lvlJc w:val="left"/>
+      <w:pPr>
+        <w:ind w:left="1800" w:hanging="360"/>
+      </w:pPr>
+      <w:rPr>
+        <w:rFonts w:ascii="Wingdings" w:hAnsi="Wingdings" w:hint="default"/>
+      </w:rPr>
+    </w:lvl>
+    <w:lvl w:ilvl="3" w:tplc="04090001" w:tentative="1">
+      <w:start w:val="1"/>
+      <w:numFmt w:val="bullet"/>
+      <w:lvlText w:val=""/>
+      <w:lvlJc w:val="left"/>
+      <w:pPr>
+        <w:ind w:left="2520" w:hanging="360"/>
+      </w:pPr>
+      <w:rPr>
+        <w:rFonts w:ascii="Symbol" w:hAnsi="Symbol" w:hint="default"/>
+      </w:rPr>
+    </w:lvl>
+    <w:lvl w:ilvl="4" w:tplc="04090003" w:tentative="1">
+      <w:start w:val="1"/>
+      <w:numFmt w:val="bullet"/>
+      <w:lvlText w:val="o"/>
+      <w:lvlJc w:val="left"/>
+      <w:pPr>
+        <w:ind w:left="3240" w:hanging="360"/>
+      </w:pPr>
+      <w:rPr>
+        <w:rFonts w:ascii="Courier New" w:hAnsi="Courier New" w:cs="Courier New" w:hint="default"/>
+      </w:rPr>
+    </w:lvl>
+    <w:lvl w:ilvl="5" w:tplc="04090005" w:tentative="1">
+      <w:start w:val="1"/>
+      <w:numFmt w:val="bullet"/>
+      <w:lvlText w:val=""/>
+      <w:lvlJc w:val="left"/>
+      <w:pPr>
+        <w:ind w:left="3960" w:hanging="360"/>
+      </w:pPr>
+      <w:rPr>
+        <w:rFonts w:ascii="Wingdings" w:hAnsi="Wingdings" w:hint="default"/>
+      </w:rPr>
+    </w:lvl>
+    <w:lvl w:ilvl="6" w:tplc="04090001" w:tentative="1">
+      <w:start w:val="1"/>
+      <w:numFmt w:val="bullet"/>
+      <w:lvlText w:val=""/>
+      <w:lvlJc w:val="left"/>
+      <w:pPr>
+        <w:ind w:left="4680" w:hanging="360"/>
+      </w:pPr>
+      <w:rPr>
+        <w:rFonts w:ascii="Symbol" w:hAnsi="Symbol" w:hint="default"/>
+      </w:rPr>
+    </w:lvl>
+    <w:lvl w:ilvl="7" w:tplc="04090003" w:tentative="1">
+      <w:start w:val="1"/>
+      <w:numFmt w:val="bullet"/>
+      <w:lvlText w:val="o"/>
+      <w:lvlJc w:val="left"/>
+      <w:pPr>
+        <w:ind w:left="5400" w:hanging="360"/>
+      </w:pPr>
+      <w:rPr>
+        <w:rFonts w:ascii="Courier New" w:hAnsi="Courier New" w:cs="Courier New" w:hint="default"/>
+      </w:rPr>
+    </w:lvl>
+    <w:lvl w:ilvl="8" w:tplc="04090005" w:tentative="1">
+      <w:start w:val="1"/>
+      <w:numFmt w:val="bullet"/>
+      <w:lvlText w:val=""/>
+      <w:lvlJc w:val="left"/>
+      <w:pPr>
+        <w:ind w:left="6120" w:hanging="360"/>
+      </w:pPr>
+      <w:rPr>
+        <w:rFonts w:ascii="Wingdings" w:hAnsi="Wingdings" w:hint="default"/>
+      </w:rPr>
+    </w:lvl>
+  </w:abstractNum>
+  <w:abstractNum w:abstractNumId="16" w15:restartNumberingAfterBreak="0">
     <w:nsid w:val="62E4116A"/>
     <w:multiLevelType w:val="hybridMultilevel"/>
     <w:tmpl w:val="9CB2D444"/>
@@ -2995,7 +6415,7 @@
       </w:rPr>
     </w:lvl>
   </w:abstractNum>
-  <w:abstractNum w:abstractNumId="6" w15:restartNumberingAfterBreak="0">
+  <w:abstractNum w:abstractNumId="17" w15:restartNumberingAfterBreak="0">
     <w:nsid w:val="699E1219"/>
     <w:multiLevelType w:val="hybridMultilevel"/>
     <w:tmpl w:val="10AAC870"/>
@@ -3108,26 +6528,407 @@
       </w:rPr>
     </w:lvl>
   </w:abstractNum>
+  <w:abstractNum w:abstractNumId="18" w15:restartNumberingAfterBreak="0">
+    <w:nsid w:val="727E2879"/>
+    <w:multiLevelType w:val="hybridMultilevel"/>
+    <w:tmpl w:val="E1868004"/>
+    <w:lvl w:ilvl="0" w:tplc="04090001">
+      <w:start w:val="1"/>
+      <w:numFmt w:val="bullet"/>
+      <w:lvlText w:val=""/>
+      <w:lvlJc w:val="left"/>
+      <w:pPr>
+        <w:ind w:left="360" w:hanging="360"/>
+      </w:pPr>
+      <w:rPr>
+        <w:rFonts w:ascii="Symbol" w:hAnsi="Symbol" w:hint="default"/>
+      </w:rPr>
+    </w:lvl>
+    <w:lvl w:ilvl="1" w:tplc="04090003" w:tentative="1">
+      <w:start w:val="1"/>
+      <w:numFmt w:val="bullet"/>
+      <w:lvlText w:val="o"/>
+      <w:lvlJc w:val="left"/>
+      <w:pPr>
+        <w:ind w:left="1080" w:hanging="360"/>
+      </w:pPr>
+      <w:rPr>
+        <w:rFonts w:ascii="Courier New" w:hAnsi="Courier New" w:cs="Courier New" w:hint="default"/>
+      </w:rPr>
+    </w:lvl>
+    <w:lvl w:ilvl="2" w:tplc="04090005" w:tentative="1">
+      <w:start w:val="1"/>
+      <w:numFmt w:val="bullet"/>
+      <w:lvlText w:val=""/>
+      <w:lvlJc w:val="left"/>
+      <w:pPr>
+        <w:ind w:left="1800" w:hanging="360"/>
+      </w:pPr>
+      <w:rPr>
+        <w:rFonts w:ascii="Wingdings" w:hAnsi="Wingdings" w:hint="default"/>
+      </w:rPr>
+    </w:lvl>
+    <w:lvl w:ilvl="3" w:tplc="04090001" w:tentative="1">
+      <w:start w:val="1"/>
+      <w:numFmt w:val="bullet"/>
+      <w:lvlText w:val=""/>
+      <w:lvlJc w:val="left"/>
+      <w:pPr>
+        <w:ind w:left="2520" w:hanging="360"/>
+      </w:pPr>
+      <w:rPr>
+        <w:rFonts w:ascii="Symbol" w:hAnsi="Symbol" w:hint="default"/>
+      </w:rPr>
+    </w:lvl>
+    <w:lvl w:ilvl="4" w:tplc="04090003" w:tentative="1">
+      <w:start w:val="1"/>
+      <w:numFmt w:val="bullet"/>
+      <w:lvlText w:val="o"/>
+      <w:lvlJc w:val="left"/>
+      <w:pPr>
+        <w:ind w:left="3240" w:hanging="360"/>
+      </w:pPr>
+      <w:rPr>
+        <w:rFonts w:ascii="Courier New" w:hAnsi="Courier New" w:cs="Courier New" w:hint="default"/>
+      </w:rPr>
+    </w:lvl>
+    <w:lvl w:ilvl="5" w:tplc="04090005" w:tentative="1">
+      <w:start w:val="1"/>
+      <w:numFmt w:val="bullet"/>
+      <w:lvlText w:val=""/>
+      <w:lvlJc w:val="left"/>
+      <w:pPr>
+        <w:ind w:left="3960" w:hanging="360"/>
+      </w:pPr>
+      <w:rPr>
+        <w:rFonts w:ascii="Wingdings" w:hAnsi="Wingdings" w:hint="default"/>
+      </w:rPr>
+    </w:lvl>
+    <w:lvl w:ilvl="6" w:tplc="04090001" w:tentative="1">
+      <w:start w:val="1"/>
+      <w:numFmt w:val="bullet"/>
+      <w:lvlText w:val=""/>
+      <w:lvlJc w:val="left"/>
+      <w:pPr>
+        <w:ind w:left="4680" w:hanging="360"/>
+      </w:pPr>
+      <w:rPr>
+        <w:rFonts w:ascii="Symbol" w:hAnsi="Symbol" w:hint="default"/>
+      </w:rPr>
+    </w:lvl>
+    <w:lvl w:ilvl="7" w:tplc="04090003" w:tentative="1">
+      <w:start w:val="1"/>
+      <w:numFmt w:val="bullet"/>
+      <w:lvlText w:val="o"/>
+      <w:lvlJc w:val="left"/>
+      <w:pPr>
+        <w:ind w:left="5400" w:hanging="360"/>
+      </w:pPr>
+      <w:rPr>
+        <w:rFonts w:ascii="Courier New" w:hAnsi="Courier New" w:cs="Courier New" w:hint="default"/>
+      </w:rPr>
+    </w:lvl>
+    <w:lvl w:ilvl="8" w:tplc="04090005" w:tentative="1">
+      <w:start w:val="1"/>
+      <w:numFmt w:val="bullet"/>
+      <w:lvlText w:val=""/>
+      <w:lvlJc w:val="left"/>
+      <w:pPr>
+        <w:ind w:left="6120" w:hanging="360"/>
+      </w:pPr>
+      <w:rPr>
+        <w:rFonts w:ascii="Wingdings" w:hAnsi="Wingdings" w:hint="default"/>
+      </w:rPr>
+    </w:lvl>
+  </w:abstractNum>
+  <w:abstractNum w:abstractNumId="19" w15:restartNumberingAfterBreak="0">
+    <w:nsid w:val="79AE5494"/>
+    <w:multiLevelType w:val="hybridMultilevel"/>
+    <w:tmpl w:val="1504856A"/>
+    <w:lvl w:ilvl="0" w:tplc="04090001">
+      <w:start w:val="1"/>
+      <w:numFmt w:val="bullet"/>
+      <w:lvlText w:val=""/>
+      <w:lvlJc w:val="left"/>
+      <w:pPr>
+        <w:ind w:left="360" w:hanging="360"/>
+      </w:pPr>
+      <w:rPr>
+        <w:rFonts w:ascii="Symbol" w:hAnsi="Symbol" w:hint="default"/>
+      </w:rPr>
+    </w:lvl>
+    <w:lvl w:ilvl="1" w:tplc="04090003" w:tentative="1">
+      <w:start w:val="1"/>
+      <w:numFmt w:val="bullet"/>
+      <w:lvlText w:val="o"/>
+      <w:lvlJc w:val="left"/>
+      <w:pPr>
+        <w:ind w:left="1080" w:hanging="360"/>
+      </w:pPr>
+      <w:rPr>
+        <w:rFonts w:ascii="Courier New" w:hAnsi="Courier New" w:cs="Courier New" w:hint="default"/>
+      </w:rPr>
+    </w:lvl>
+    <w:lvl w:ilvl="2" w:tplc="04090005" w:tentative="1">
+      <w:start w:val="1"/>
+      <w:numFmt w:val="bullet"/>
+      <w:lvlText w:val=""/>
+      <w:lvlJc w:val="left"/>
+      <w:pPr>
+        <w:ind w:left="1800" w:hanging="360"/>
+      </w:pPr>
+      <w:rPr>
+        <w:rFonts w:ascii="Wingdings" w:hAnsi="Wingdings" w:hint="default"/>
+      </w:rPr>
+    </w:lvl>
+    <w:lvl w:ilvl="3" w:tplc="04090001" w:tentative="1">
+      <w:start w:val="1"/>
+      <w:numFmt w:val="bullet"/>
+      <w:lvlText w:val=""/>
+      <w:lvlJc w:val="left"/>
+      <w:pPr>
+        <w:ind w:left="2520" w:hanging="360"/>
+      </w:pPr>
+      <w:rPr>
+        <w:rFonts w:ascii="Symbol" w:hAnsi="Symbol" w:hint="default"/>
+      </w:rPr>
+    </w:lvl>
+    <w:lvl w:ilvl="4" w:tplc="04090003" w:tentative="1">
+      <w:start w:val="1"/>
+      <w:numFmt w:val="bullet"/>
+      <w:lvlText w:val="o"/>
+      <w:lvlJc w:val="left"/>
+      <w:pPr>
+        <w:ind w:left="3240" w:hanging="360"/>
+      </w:pPr>
+      <w:rPr>
+        <w:rFonts w:ascii="Courier New" w:hAnsi="Courier New" w:cs="Courier New" w:hint="default"/>
+      </w:rPr>
+    </w:lvl>
+    <w:lvl w:ilvl="5" w:tplc="04090005" w:tentative="1">
+      <w:start w:val="1"/>
+      <w:numFmt w:val="bullet"/>
+      <w:lvlText w:val=""/>
+      <w:lvlJc w:val="left"/>
+      <w:pPr>
+        <w:ind w:left="3960" w:hanging="360"/>
+      </w:pPr>
+      <w:rPr>
+        <w:rFonts w:ascii="Wingdings" w:hAnsi="Wingdings" w:hint="default"/>
+      </w:rPr>
+    </w:lvl>
+    <w:lvl w:ilvl="6" w:tplc="04090001" w:tentative="1">
+      <w:start w:val="1"/>
+      <w:numFmt w:val="bullet"/>
+      <w:lvlText w:val=""/>
+      <w:lvlJc w:val="left"/>
+      <w:pPr>
+        <w:ind w:left="4680" w:hanging="360"/>
+      </w:pPr>
+      <w:rPr>
+        <w:rFonts w:ascii="Symbol" w:hAnsi="Symbol" w:hint="default"/>
+      </w:rPr>
+    </w:lvl>
+    <w:lvl w:ilvl="7" w:tplc="04090003" w:tentative="1">
+      <w:start w:val="1"/>
+      <w:numFmt w:val="bullet"/>
+      <w:lvlText w:val="o"/>
+      <w:lvlJc w:val="left"/>
+      <w:pPr>
+        <w:ind w:left="5400" w:hanging="360"/>
+      </w:pPr>
+      <w:rPr>
+        <w:rFonts w:ascii="Courier New" w:hAnsi="Courier New" w:cs="Courier New" w:hint="default"/>
+      </w:rPr>
+    </w:lvl>
+    <w:lvl w:ilvl="8" w:tplc="04090005" w:tentative="1">
+      <w:start w:val="1"/>
+      <w:numFmt w:val="bullet"/>
+      <w:lvlText w:val=""/>
+      <w:lvlJc w:val="left"/>
+      <w:pPr>
+        <w:ind w:left="6120" w:hanging="360"/>
+      </w:pPr>
+      <w:rPr>
+        <w:rFonts w:ascii="Wingdings" w:hAnsi="Wingdings" w:hint="default"/>
+      </w:rPr>
+    </w:lvl>
+  </w:abstractNum>
+  <w:abstractNum w:abstractNumId="20" w15:restartNumberingAfterBreak="0">
+    <w:nsid w:val="7A4D2F2A"/>
+    <w:multiLevelType w:val="hybridMultilevel"/>
+    <w:tmpl w:val="567C6802"/>
+    <w:lvl w:ilvl="0" w:tplc="04090001">
+      <w:start w:val="1"/>
+      <w:numFmt w:val="bullet"/>
+      <w:lvlText w:val=""/>
+      <w:lvlJc w:val="left"/>
+      <w:pPr>
+        <w:ind w:left="360" w:hanging="360"/>
+      </w:pPr>
+      <w:rPr>
+        <w:rFonts w:ascii="Symbol" w:hAnsi="Symbol" w:hint="default"/>
+      </w:rPr>
+    </w:lvl>
+    <w:lvl w:ilvl="1" w:tplc="04090003" w:tentative="1">
+      <w:start w:val="1"/>
+      <w:numFmt w:val="bullet"/>
+      <w:lvlText w:val="o"/>
+      <w:lvlJc w:val="left"/>
+      <w:pPr>
+        <w:ind w:left="1080" w:hanging="360"/>
+      </w:pPr>
+      <w:rPr>
+        <w:rFonts w:ascii="Courier New" w:hAnsi="Courier New" w:cs="Courier New" w:hint="default"/>
+      </w:rPr>
+    </w:lvl>
+    <w:lvl w:ilvl="2" w:tplc="04090005" w:tentative="1">
+      <w:start w:val="1"/>
+      <w:numFmt w:val="bullet"/>
+      <w:lvlText w:val=""/>
+      <w:lvlJc w:val="left"/>
+      <w:pPr>
+        <w:ind w:left="1800" w:hanging="360"/>
+      </w:pPr>
+      <w:rPr>
+        <w:rFonts w:ascii="Wingdings" w:hAnsi="Wingdings" w:hint="default"/>
+      </w:rPr>
+    </w:lvl>
+    <w:lvl w:ilvl="3" w:tplc="04090001" w:tentative="1">
+      <w:start w:val="1"/>
+      <w:numFmt w:val="bullet"/>
+      <w:lvlText w:val=""/>
+      <w:lvlJc w:val="left"/>
+      <w:pPr>
+        <w:ind w:left="2520" w:hanging="360"/>
+      </w:pPr>
+      <w:rPr>
+        <w:rFonts w:ascii="Symbol" w:hAnsi="Symbol" w:hint="default"/>
+      </w:rPr>
+    </w:lvl>
+    <w:lvl w:ilvl="4" w:tplc="04090003" w:tentative="1">
+      <w:start w:val="1"/>
+      <w:numFmt w:val="bullet"/>
+      <w:lvlText w:val="o"/>
+      <w:lvlJc w:val="left"/>
+      <w:pPr>
+        <w:ind w:left="3240" w:hanging="360"/>
+      </w:pPr>
+      <w:rPr>
+        <w:rFonts w:ascii="Courier New" w:hAnsi="Courier New" w:cs="Courier New" w:hint="default"/>
+      </w:rPr>
+    </w:lvl>
+    <w:lvl w:ilvl="5" w:tplc="04090005" w:tentative="1">
+      <w:start w:val="1"/>
+      <w:numFmt w:val="bullet"/>
+      <w:lvlText w:val=""/>
+      <w:lvlJc w:val="left"/>
+      <w:pPr>
+        <w:ind w:left="3960" w:hanging="360"/>
+      </w:pPr>
+      <w:rPr>
+        <w:rFonts w:ascii="Wingdings" w:hAnsi="Wingdings" w:hint="default"/>
+      </w:rPr>
+    </w:lvl>
+    <w:lvl w:ilvl="6" w:tplc="04090001" w:tentative="1">
+      <w:start w:val="1"/>
+      <w:numFmt w:val="bullet"/>
+      <w:lvlText w:val=""/>
+      <w:lvlJc w:val="left"/>
+      <w:pPr>
+        <w:ind w:left="4680" w:hanging="360"/>
+      </w:pPr>
+      <w:rPr>
+        <w:rFonts w:ascii="Symbol" w:hAnsi="Symbol" w:hint="default"/>
+      </w:rPr>
+    </w:lvl>
+    <w:lvl w:ilvl="7" w:tplc="04090003" w:tentative="1">
+      <w:start w:val="1"/>
+      <w:numFmt w:val="bullet"/>
+      <w:lvlText w:val="o"/>
+      <w:lvlJc w:val="left"/>
+      <w:pPr>
+        <w:ind w:left="5400" w:hanging="360"/>
+      </w:pPr>
+      <w:rPr>
+        <w:rFonts w:ascii="Courier New" w:hAnsi="Courier New" w:cs="Courier New" w:hint="default"/>
+      </w:rPr>
+    </w:lvl>
+    <w:lvl w:ilvl="8" w:tplc="04090005" w:tentative="1">
+      <w:start w:val="1"/>
+      <w:numFmt w:val="bullet"/>
+      <w:lvlText w:val=""/>
+      <w:lvlJc w:val="left"/>
+      <w:pPr>
+        <w:ind w:left="6120" w:hanging="360"/>
+      </w:pPr>
+      <w:rPr>
+        <w:rFonts w:ascii="Wingdings" w:hAnsi="Wingdings" w:hint="default"/>
+      </w:rPr>
+    </w:lvl>
+  </w:abstractNum>
   <w:num w:numId="1" w16cid:durableId="2079550396">
+    <w:abstractNumId w:val="16"/>
+  </w:num>
+  <w:num w:numId="2" w16cid:durableId="820191550">
+    <w:abstractNumId w:val="2"/>
+  </w:num>
+  <w:num w:numId="3" w16cid:durableId="1496335458">
+    <w:abstractNumId w:val="7"/>
+  </w:num>
+  <w:num w:numId="4" w16cid:durableId="2143648792">
+    <w:abstractNumId w:val="1"/>
+  </w:num>
+  <w:num w:numId="5" w16cid:durableId="1220172400">
+    <w:abstractNumId w:val="11"/>
+  </w:num>
+  <w:num w:numId="6" w16cid:durableId="638148069">
+    <w:abstractNumId w:val="17"/>
+  </w:num>
+  <w:num w:numId="7" w16cid:durableId="1702195978">
     <w:abstractNumId w:val="5"/>
   </w:num>
-  <w:num w:numId="2" w16cid:durableId="820191550">
-    <w:abstractNumId w:val="1"/>
+  <w:num w:numId="8" w16cid:durableId="1875925443">
+    <w:abstractNumId w:val="14"/>
   </w:num>
-  <w:num w:numId="3" w16cid:durableId="1496335458">
-    <w:abstractNumId w:val="3"/>
+  <w:num w:numId="9" w16cid:durableId="776751895">
+    <w:abstractNumId w:val="19"/>
   </w:num>
-  <w:num w:numId="4" w16cid:durableId="2143648792">
+  <w:num w:numId="10" w16cid:durableId="1948006415">
+    <w:abstractNumId w:val="13"/>
+  </w:num>
+  <w:num w:numId="11" w16cid:durableId="1585533272">
+    <w:abstractNumId w:val="15"/>
+  </w:num>
+  <w:num w:numId="12" w16cid:durableId="587351509">
+    <w:abstractNumId w:val="8"/>
+  </w:num>
+  <w:num w:numId="13" w16cid:durableId="1264992007">
+    <w:abstractNumId w:val="12"/>
+  </w:num>
+  <w:num w:numId="14" w16cid:durableId="1345014905">
+    <w:abstractNumId w:val="18"/>
+  </w:num>
+  <w:num w:numId="15" w16cid:durableId="1969125014">
+    <w:abstractNumId w:val="4"/>
+  </w:num>
+  <w:num w:numId="16" w16cid:durableId="566303132">
+    <w:abstractNumId w:val="10"/>
+  </w:num>
+  <w:num w:numId="17" w16cid:durableId="992489841">
     <w:abstractNumId w:val="0"/>
   </w:num>
-  <w:num w:numId="5" w16cid:durableId="1220172400">
-    <w:abstractNumId w:val="4"/>
-  </w:num>
-  <w:num w:numId="6" w16cid:durableId="638148069">
+  <w:num w:numId="18" w16cid:durableId="1084763186">
     <w:abstractNumId w:val="6"/>
   </w:num>
-  <w:num w:numId="7" w16cid:durableId="1702195978">
-    <w:abstractNumId w:val="2"/>
+  <w:num w:numId="19" w16cid:durableId="1121418803">
+    <w:abstractNumId w:val="9"/>
+  </w:num>
+  <w:num w:numId="20" w16cid:durableId="1366177007">
+    <w:abstractNumId w:val="20"/>
+  </w:num>
+  <w:num w:numId="21" w16cid:durableId="2057774176">
+    <w:abstractNumId w:val="3"/>
   </w:num>
 </w:numbering>
 </file>
@@ -4219,6 +8020,50 @@
       </w:tcPr>
     </w:tblStylePr>
   </w:style>
+  <w:style w:type="paragraph" w:styleId="Header">
+    <w:name w:val="header"/>
+    <w:basedOn w:val="Normal"/>
+    <w:link w:val="HeaderChar"/>
+    <w:uiPriority w:val="99"/>
+    <w:unhideWhenUsed/>
+    <w:rsid w:val="00331BD1"/>
+    <w:pPr>
+      <w:tabs>
+        <w:tab w:val="center" w:pos="4680"/>
+        <w:tab w:val="right" w:pos="9360"/>
+      </w:tabs>
+      <w:spacing w:after="0" w:line="240" w:lineRule="auto"/>
+    </w:pPr>
+  </w:style>
+  <w:style w:type="character" w:customStyle="1" w:styleId="HeaderChar">
+    <w:name w:val="Header Char"/>
+    <w:basedOn w:val="DefaultParagraphFont"/>
+    <w:link w:val="Header"/>
+    <w:uiPriority w:val="99"/>
+    <w:rsid w:val="00331BD1"/>
+  </w:style>
+  <w:style w:type="paragraph" w:styleId="Footer">
+    <w:name w:val="footer"/>
+    <w:basedOn w:val="Normal"/>
+    <w:link w:val="FooterChar"/>
+    <w:uiPriority w:val="99"/>
+    <w:unhideWhenUsed/>
+    <w:rsid w:val="00331BD1"/>
+    <w:pPr>
+      <w:tabs>
+        <w:tab w:val="center" w:pos="4680"/>
+        <w:tab w:val="right" w:pos="9360"/>
+      </w:tabs>
+      <w:spacing w:after="0" w:line="240" w:lineRule="auto"/>
+    </w:pPr>
+  </w:style>
+  <w:style w:type="character" w:customStyle="1" w:styleId="FooterChar">
+    <w:name w:val="Footer Char"/>
+    <w:basedOn w:val="DefaultParagraphFont"/>
+    <w:link w:val="Footer"/>
+    <w:uiPriority w:val="99"/>
+    <w:rsid w:val="00331BD1"/>
+  </w:style>
 </w:styles>
 </file>
 
